--- a/templates/HQE_lettera_intenti_indeterminato.docx
+++ b/templates/HQE_lettera_intenti_indeterminato.docx
@@ -1,6 +1,6 @@
 
 <file path=word/document.xml><?xml version="1.0" encoding="utf-8"?>
-<w:document xmlns:wpc="http://schemas.microsoft.com/office/word/2010/wordprocessingCanvas" xmlns:cx="http://schemas.microsoft.com/office/drawing/2014/chartex" xmlns:cx1="http://schemas.microsoft.com/office/drawing/2015/9/8/chartex" xmlns:cx2="http://schemas.microsoft.com/office/drawing/2015/10/21/chartex" xmlns:cx3="http://schemas.microsoft.com/office/drawing/2016/5/9/chartex" xmlns:cx4="http://schemas.microsoft.com/office/drawing/2016/5/10/chartex" xmlns:cx5="http://schemas.microsoft.com/office/drawing/2016/5/11/chartex" xmlns:cx6="http://schemas.microsoft.com/office/drawing/2016/5/12/chartex" xmlns:cx7="http://schemas.microsoft.com/office/drawing/2016/5/13/chartex" xmlns:cx8="http://schemas.microsoft.com/office/drawing/2016/5/14/chartex" xmlns:mc="http://schemas.openxmlformats.org/markup-compatibility/2006" xmlns:aink="http://schemas.microsoft.com/office/drawing/2016/ink" xmlns:am3d="http://schemas.microsoft.com/office/drawing/2017/model3d" xmlns:o="urn:schemas-microsoft-com:office:office" xmlns:r="http://schemas.openxmlformats.org/officeDocument/2006/relationships" xmlns:m="http://schemas.openxmlformats.org/officeDocument/2006/math" xmlns:v="urn:schemas-microsoft-com:vml" xmlns:wp14="http://schemas.microsoft.com/office/word/2010/wordprocessingDrawing" xmlns:wp="http://schemas.openxmlformats.org/drawingml/2006/wordprocessingDrawing" xmlns:w10="urn:schemas-microsoft-com:office:word" xmlns:w="http://schemas.openxmlformats.org/wordprocessingml/2006/main" xmlns:w14="http://schemas.microsoft.com/office/word/2010/wordml" xmlns:w15="http://schemas.microsoft.com/office/word/2012/wordml" xmlns:w16cex="http://schemas.microsoft.com/office/word/2018/wordml/cex" xmlns:w16cid="http://schemas.microsoft.com/office/word/2016/wordml/cid" xmlns:w16="http://schemas.microsoft.com/office/word/2018/wordml" xmlns:w16sdtdh="http://schemas.microsoft.com/office/word/2020/wordml/sdtdatahash" xmlns:w16se="http://schemas.microsoft.com/office/word/2015/wordml/symex" xmlns:wpg="http://schemas.microsoft.com/office/word/2010/wordprocessingGroup" xmlns:wpi="http://schemas.microsoft.com/office/word/2010/wordprocessingInk" xmlns:wne="http://schemas.microsoft.com/office/word/2006/wordml" xmlns:wps="http://schemas.microsoft.com/office/word/2010/wordprocessingShape" mc:Ignorable="w14 w15 w16se w16cid w16 w16cex w16sdtdh wp14">
+<w:document xmlns:wpc="http://schemas.microsoft.com/office/word/2010/wordprocessingCanvas" xmlns:cx="http://schemas.microsoft.com/office/drawing/2014/chartex" xmlns:cx1="http://schemas.microsoft.com/office/drawing/2015/9/8/chartex" xmlns:cx2="http://schemas.microsoft.com/office/drawing/2015/10/21/chartex" xmlns:cx3="http://schemas.microsoft.com/office/drawing/2016/5/9/chartex" xmlns:cx4="http://schemas.microsoft.com/office/drawing/2016/5/10/chartex" xmlns:cx5="http://schemas.microsoft.com/office/drawing/2016/5/11/chartex" xmlns:cx6="http://schemas.microsoft.com/office/drawing/2016/5/12/chartex" xmlns:cx7="http://schemas.microsoft.com/office/drawing/2016/5/13/chartex" xmlns:cx8="http://schemas.microsoft.com/office/drawing/2016/5/14/chartex" xmlns:mc="http://schemas.openxmlformats.org/markup-compatibility/2006" xmlns:aink="http://schemas.microsoft.com/office/drawing/2016/ink" xmlns:am3d="http://schemas.microsoft.com/office/drawing/2017/model3d" xmlns:o="urn:schemas-microsoft-com:office:office" xmlns:oel="http://schemas.microsoft.com/office/2019/extlst" xmlns:r="http://schemas.openxmlformats.org/officeDocument/2006/relationships" xmlns:m="http://schemas.openxmlformats.org/officeDocument/2006/math" xmlns:v="urn:schemas-microsoft-com:vml" xmlns:wp14="http://schemas.microsoft.com/office/word/2010/wordprocessingDrawing" xmlns:wp="http://schemas.openxmlformats.org/drawingml/2006/wordprocessingDrawing" xmlns:w10="urn:schemas-microsoft-com:office:word" xmlns:w="http://schemas.openxmlformats.org/wordprocessingml/2006/main" xmlns:w14="http://schemas.microsoft.com/office/word/2010/wordml" xmlns:w15="http://schemas.microsoft.com/office/word/2012/wordml" xmlns:w16cex="http://schemas.microsoft.com/office/word/2018/wordml/cex" xmlns:w16cid="http://schemas.microsoft.com/office/word/2016/wordml/cid" xmlns:w16="http://schemas.microsoft.com/office/word/2018/wordml" xmlns:w16du="http://schemas.microsoft.com/office/word/2023/wordml/word16du" xmlns:w16sdtdh="http://schemas.microsoft.com/office/word/2020/wordml/sdtdatahash" xmlns:w16sdtfl="http://schemas.microsoft.com/office/word/2024/wordml/sdtformatlock" xmlns:w16se="http://schemas.microsoft.com/office/word/2015/wordml/symex" xmlns:wpg="http://schemas.microsoft.com/office/word/2010/wordprocessingGroup" xmlns:wpi="http://schemas.microsoft.com/office/word/2010/wordprocessingInk" xmlns:wne="http://schemas.microsoft.com/office/word/2006/wordml" xmlns:wps="http://schemas.microsoft.com/office/word/2010/wordprocessingShape" mc:Ignorable="w14 w15 w16se w16cid w16 w16cex w16sdtdh w16sdtfl w16du wp14">
   <w:body>
     <w:p>
       <w:pPr>
@@ -25,14 +25,25 @@
           <w:lang w:eastAsia="it-IT"/>
         </w:rPr>
       </w:pPr>
-      <w:r>
-        <w:rPr>
-          <w:rFonts w:ascii="Bookman Old Style" w:hAnsi="Bookman Old Style"/>
-          <w:sz w:val="22"/>
-          <w:szCs w:val="22"/>
-          <w:lang w:eastAsia="it-IT"/>
-        </w:rPr>
-        <w:t>Gent.le Sig.re</w:t>
+      <w:proofErr w:type="spellStart"/>
+      <w:r>
+        <w:rPr>
+          <w:rFonts w:ascii="Bookman Old Style" w:hAnsi="Bookman Old Style"/>
+          <w:sz w:val="22"/>
+          <w:szCs w:val="22"/>
+          <w:lang w:eastAsia="it-IT"/>
+        </w:rPr>
+        <w:t>Gent.le</w:t>
+      </w:r>
+      <w:proofErr w:type="spellEnd"/>
+      <w:r>
+        <w:rPr>
+          <w:rFonts w:ascii="Bookman Old Style" w:hAnsi="Bookman Old Style"/>
+          <w:sz w:val="22"/>
+          <w:szCs w:val="22"/>
+          <w:lang w:eastAsia="it-IT"/>
+        </w:rPr>
+        <w:t xml:space="preserve"> Sig.re</w:t>
       </w:r>
     </w:p>
     <w:p>
@@ -52,11 +63,31 @@
           <w:b/>
           <w:sz w:val="22"/>
           <w:szCs w:val="22"/>
+          <w:lang w:eastAsia="it-IT"/>
+        </w:rPr>
+        <w:t>{{</w:t>
+      </w:r>
+      <w:r>
+        <w:rPr>
+          <w:rFonts w:ascii="Bookman Old Style" w:hAnsi="Bookman Old Style"/>
+          <w:b/>
+          <w:sz w:val="22"/>
+          <w:szCs w:val="22"/>
           <w:highlight w:val="yellow"/>
           <w:lang w:eastAsia="it-IT"/>
         </w:rPr>
         <w:t>BAGGIO ROBERTO</w:t>
       </w:r>
+      <w:r>
+        <w:rPr>
+          <w:rFonts w:ascii="Bookman Old Style" w:hAnsi="Bookman Old Style"/>
+          <w:b/>
+          <w:sz w:val="22"/>
+          <w:szCs w:val="22"/>
+          <w:lang w:eastAsia="it-IT"/>
+        </w:rPr>
+        <w:t>}}</w:t>
+      </w:r>
     </w:p>
     <w:p>
       <w:pPr>
@@ -94,11 +125,29 @@
           <w:rFonts w:ascii="Bookman Old Style" w:hAnsi="Bookman Old Style"/>
           <w:sz w:val="22"/>
           <w:szCs w:val="22"/>
+          <w:lang w:eastAsia="it-IT"/>
+        </w:rPr>
+        <w:t>{{</w:t>
+      </w:r>
+      <w:r>
+        <w:rPr>
+          <w:rFonts w:ascii="Bookman Old Style" w:hAnsi="Bookman Old Style"/>
+          <w:sz w:val="22"/>
+          <w:szCs w:val="22"/>
           <w:highlight w:val="yellow"/>
           <w:lang w:eastAsia="it-IT"/>
         </w:rPr>
         <w:t>15 Maggio 2026</w:t>
       </w:r>
+      <w:r>
+        <w:rPr>
+          <w:rFonts w:ascii="Bookman Old Style" w:hAnsi="Bookman Old Style"/>
+          <w:sz w:val="22"/>
+          <w:szCs w:val="22"/>
+          <w:lang w:eastAsia="it-IT"/>
+        </w:rPr>
+        <w:t>}}</w:t>
+      </w:r>
     </w:p>
     <w:p>
       <w:pPr>
@@ -137,6 +186,15 @@
           <w:rFonts w:ascii="Bookman Old Style" w:hAnsi="Bookman Old Style"/>
           <w:sz w:val="22"/>
           <w:szCs w:val="22"/>
+          <w:lang w:eastAsia="it-IT"/>
+        </w:rPr>
+        <w:t>{{</w:t>
+      </w:r>
+      <w:r>
+        <w:rPr>
+          <w:rFonts w:ascii="Bookman Old Style" w:hAnsi="Bookman Old Style"/>
+          <w:sz w:val="22"/>
+          <w:szCs w:val="22"/>
           <w:highlight w:val="yellow"/>
           <w:lang w:eastAsia="it-IT"/>
         </w:rPr>
@@ -149,6 +207,15 @@
           <w:szCs w:val="22"/>
           <w:lang w:eastAsia="it-IT"/>
         </w:rPr>
+        <w:t>}}</w:t>
+      </w:r>
+      <w:r>
+        <w:rPr>
+          <w:rFonts w:ascii="Bookman Old Style" w:hAnsi="Bookman Old Style"/>
+          <w:sz w:val="22"/>
+          <w:szCs w:val="22"/>
+          <w:lang w:eastAsia="it-IT"/>
+        </w:rPr>
         <w:t xml:space="preserve"> a </w:t>
       </w:r>
       <w:r>
@@ -156,6 +223,15 @@
           <w:rFonts w:ascii="Bookman Old Style" w:hAnsi="Bookman Old Style"/>
           <w:sz w:val="22"/>
           <w:szCs w:val="22"/>
+          <w:lang w:eastAsia="it-IT"/>
+        </w:rPr>
+        <w:t>{{</w:t>
+      </w:r>
+      <w:r>
+        <w:rPr>
+          <w:rFonts w:ascii="Bookman Old Style" w:hAnsi="Bookman Old Style"/>
+          <w:sz w:val="22"/>
+          <w:szCs w:val="22"/>
           <w:highlight w:val="yellow"/>
           <w:lang w:eastAsia="it-IT"/>
         </w:rPr>
@@ -188,6 +264,15 @@
           <w:szCs w:val="22"/>
           <w:lang w:eastAsia="it-IT"/>
         </w:rPr>
+        <w:t>}}</w:t>
+      </w:r>
+      <w:r>
+        <w:rPr>
+          <w:rFonts w:ascii="Bookman Old Style" w:hAnsi="Bookman Old Style"/>
+          <w:sz w:val="22"/>
+          <w:szCs w:val="22"/>
+          <w:lang w:eastAsia="it-IT"/>
+        </w:rPr>
         <w:t xml:space="preserve">, </w:t>
       </w:r>
       <w:r>
@@ -280,11 +365,29 @@
           <w:rFonts w:ascii="Bookman Old Style" w:hAnsi="Bookman Old Style"/>
           <w:sz w:val="22"/>
           <w:szCs w:val="22"/>
+          <w:lang w:eastAsia="it-IT"/>
+        </w:rPr>
+        <w:t>{{</w:t>
+      </w:r>
+      <w:r>
+        <w:rPr>
+          <w:rFonts w:ascii="Bookman Old Style" w:hAnsi="Bookman Old Style"/>
+          <w:sz w:val="22"/>
+          <w:szCs w:val="22"/>
           <w:highlight w:val="yellow"/>
           <w:lang w:eastAsia="it-IT"/>
         </w:rPr>
         <w:t>01 gennaio 2026</w:t>
       </w:r>
+      <w:r>
+        <w:rPr>
+          <w:rFonts w:ascii="Bookman Old Style" w:hAnsi="Bookman Old Style"/>
+          <w:sz w:val="22"/>
+          <w:szCs w:val="22"/>
+          <w:lang w:eastAsia="it-IT"/>
+        </w:rPr>
+        <w:t>}}</w:t>
+      </w:r>
     </w:p>
     <w:p>
       <w:pPr>
@@ -321,6 +424,15 @@
           <w:rFonts w:ascii="Bookman Old Style" w:hAnsi="Bookman Old Style"/>
           <w:sz w:val="22"/>
           <w:szCs w:val="22"/>
+          <w:lang w:eastAsia="it-IT"/>
+        </w:rPr>
+        <w:t>{{</w:t>
+      </w:r>
+      <w:r>
+        <w:rPr>
+          <w:rFonts w:ascii="Bookman Old Style" w:hAnsi="Bookman Old Style"/>
+          <w:sz w:val="22"/>
+          <w:szCs w:val="22"/>
           <w:highlight w:val="yellow"/>
           <w:lang w:eastAsia="it-IT"/>
         </w:rPr>
@@ -333,6 +445,15 @@
           <w:szCs w:val="22"/>
           <w:lang w:eastAsia="it-IT"/>
         </w:rPr>
+        <w:t>}}</w:t>
+      </w:r>
+      <w:r>
+        <w:rPr>
+          <w:rFonts w:ascii="Bookman Old Style" w:hAnsi="Bookman Old Style"/>
+          <w:sz w:val="22"/>
+          <w:szCs w:val="22"/>
+          <w:lang w:eastAsia="it-IT"/>
+        </w:rPr>
         <w:t xml:space="preserve"> </w:t>
       </w:r>
     </w:p>
@@ -371,11 +492,29 @@
           <w:rFonts w:ascii="Bookman Old Style" w:hAnsi="Bookman Old Style"/>
           <w:sz w:val="22"/>
           <w:szCs w:val="22"/>
+          <w:lang w:eastAsia="it-IT"/>
+        </w:rPr>
+        <w:t>{{</w:t>
+      </w:r>
+      <w:r>
+        <w:rPr>
+          <w:rFonts w:ascii="Bookman Old Style" w:hAnsi="Bookman Old Style"/>
+          <w:sz w:val="22"/>
+          <w:szCs w:val="22"/>
           <w:highlight w:val="yellow"/>
           <w:lang w:eastAsia="it-IT"/>
         </w:rPr>
         <w:t>7°</w:t>
       </w:r>
+      <w:r>
+        <w:rPr>
+          <w:rFonts w:ascii="Bookman Old Style" w:hAnsi="Bookman Old Style"/>
+          <w:sz w:val="22"/>
+          <w:szCs w:val="22"/>
+          <w:lang w:eastAsia="it-IT"/>
+        </w:rPr>
+        <w:t>}}</w:t>
+      </w:r>
     </w:p>
     <w:p>
       <w:pPr>
@@ -412,11 +551,29 @@
           <w:rFonts w:ascii="Bookman Old Style" w:hAnsi="Bookman Old Style"/>
           <w:sz w:val="22"/>
           <w:szCs w:val="22"/>
+          <w:lang w:eastAsia="it-IT"/>
+        </w:rPr>
+        <w:t>{{</w:t>
+      </w:r>
+      <w:r>
+        <w:rPr>
+          <w:rFonts w:ascii="Bookman Old Style" w:hAnsi="Bookman Old Style"/>
+          <w:sz w:val="22"/>
+          <w:szCs w:val="22"/>
           <w:highlight w:val="yellow"/>
           <w:lang w:eastAsia="it-IT"/>
         </w:rPr>
         <w:t>Addetto Vincoli e Permessi</w:t>
       </w:r>
+      <w:r>
+        <w:rPr>
+          <w:rFonts w:ascii="Bookman Old Style" w:hAnsi="Bookman Old Style"/>
+          <w:sz w:val="22"/>
+          <w:szCs w:val="22"/>
+          <w:lang w:eastAsia="it-IT"/>
+        </w:rPr>
+        <w:t>}}</w:t>
+      </w:r>
     </w:p>
     <w:p>
       <w:pPr>
@@ -453,11 +610,29 @@
           <w:rFonts w:ascii="Bookman Old Style" w:hAnsi="Bookman Old Style"/>
           <w:sz w:val="22"/>
           <w:szCs w:val="22"/>
+          <w:lang w:eastAsia="it-IT"/>
+        </w:rPr>
+        <w:t>{{</w:t>
+      </w:r>
+      <w:r>
+        <w:rPr>
+          <w:rFonts w:ascii="Bookman Old Style" w:hAnsi="Bookman Old Style"/>
+          <w:sz w:val="22"/>
+          <w:szCs w:val="22"/>
           <w:highlight w:val="yellow"/>
           <w:lang w:eastAsia="it-IT"/>
         </w:rPr>
         <w:t>Milano</w:t>
       </w:r>
+      <w:r>
+        <w:rPr>
+          <w:rFonts w:ascii="Bookman Old Style" w:hAnsi="Bookman Old Style"/>
+          <w:sz w:val="22"/>
+          <w:szCs w:val="22"/>
+          <w:lang w:eastAsia="it-IT"/>
+        </w:rPr>
+        <w:t>}}</w:t>
+      </w:r>
     </w:p>
     <w:p>
       <w:pPr>
@@ -494,10 +669,28 @@
           <w:rFonts w:ascii="Bookman Old Style" w:hAnsi="Bookman Old Style"/>
           <w:sz w:val="22"/>
           <w:szCs w:val="22"/>
+          <w:lang w:eastAsia="it-IT"/>
+        </w:rPr>
+        <w:t>{{</w:t>
+      </w:r>
+      <w:r>
+        <w:rPr>
+          <w:rFonts w:ascii="Bookman Old Style" w:hAnsi="Bookman Old Style"/>
+          <w:sz w:val="22"/>
+          <w:szCs w:val="22"/>
           <w:highlight w:val="yellow"/>
           <w:lang w:eastAsia="it-IT"/>
         </w:rPr>
         <w:t>nessun periodo di prova</w:t>
+      </w:r>
+      <w:r>
+        <w:rPr>
+          <w:rFonts w:ascii="Bookman Old Style" w:hAnsi="Bookman Old Style"/>
+          <w:sz w:val="22"/>
+          <w:szCs w:val="22"/>
+          <w:lang w:eastAsia="it-IT"/>
+        </w:rPr>
+        <w:t>}}</w:t>
       </w:r>
     </w:p>
     <w:p>
@@ -677,6 +870,15 @@
           <w:rFonts w:ascii="Bookman Old Style" w:hAnsi="Bookman Old Style"/>
           <w:sz w:val="22"/>
           <w:szCs w:val="22"/>
+          <w:lang w:eastAsia="it-IT"/>
+        </w:rPr>
+        <w:t>{{</w:t>
+      </w:r>
+      <w:r>
+        <w:rPr>
+          <w:rFonts w:ascii="Bookman Old Style" w:hAnsi="Bookman Old Style"/>
+          <w:sz w:val="22"/>
+          <w:szCs w:val="22"/>
           <w:highlight w:val="yellow"/>
           <w:lang w:eastAsia="it-IT"/>
         </w:rPr>
@@ -711,6 +913,15 @@
           <w:lang w:eastAsia="it-IT"/>
         </w:rPr>
         <w:t xml:space="preserve"> €</w:t>
+      </w:r>
+      <w:r>
+        <w:rPr>
+          <w:rFonts w:ascii="Bookman Old Style" w:hAnsi="Bookman Old Style"/>
+          <w:sz w:val="22"/>
+          <w:szCs w:val="22"/>
+          <w:lang w:eastAsia="it-IT"/>
+        </w:rPr>
+        <w:t>}}</w:t>
       </w:r>
     </w:p>
     <w:p>
@@ -892,10 +1103,32 @@
           <w:bCs/>
           <w:sz w:val="22"/>
           <w:szCs w:val="22"/>
+          <w:lang w:eastAsia="it-IT"/>
+        </w:rPr>
+        <w:t>{{</w:t>
+      </w:r>
+      <w:r>
+        <w:rPr>
+          <w:rFonts w:ascii="Bookman Old Style" w:hAnsi="Bookman Old Style"/>
+          <w:b/>
+          <w:bCs/>
+          <w:sz w:val="22"/>
+          <w:szCs w:val="22"/>
           <w:highlight w:val="yellow"/>
           <w:lang w:eastAsia="it-IT"/>
         </w:rPr>
         <w:t>Addetto vincoli e permessi</w:t>
+      </w:r>
+      <w:r>
+        <w:rPr>
+          <w:rFonts w:ascii="Bookman Old Style" w:hAnsi="Bookman Old Style"/>
+          <w:b/>
+          <w:bCs/>
+          <w:sz w:val="22"/>
+          <w:szCs w:val="22"/>
+          <w:lang w:eastAsia="it-IT"/>
+        </w:rPr>
+        <w:t>}}</w:t>
       </w:r>
     </w:p>
     <w:p>
@@ -1015,14 +1248,25 @@
           <w:lang w:eastAsia="it-IT"/>
         </w:rPr>
       </w:pPr>
-      <w:r>
-        <w:rPr>
-          <w:rFonts w:ascii="Bookman Old Style" w:hAnsi="Bookman Old Style"/>
-          <w:sz w:val="22"/>
-          <w:szCs w:val="22"/>
-          <w:lang w:eastAsia="it-IT"/>
-        </w:rPr>
-        <w:t>Nell’augurarLe una proficua e reciproca collaborazione, La preghiamo di renderci copia della presente firmata in segno di benestare ed accettazione.</w:t>
+      <w:proofErr w:type="spellStart"/>
+      <w:r>
+        <w:rPr>
+          <w:rFonts w:ascii="Bookman Old Style" w:hAnsi="Bookman Old Style"/>
+          <w:sz w:val="22"/>
+          <w:szCs w:val="22"/>
+          <w:lang w:eastAsia="it-IT"/>
+        </w:rPr>
+        <w:t>Nell’augurarLe</w:t>
+      </w:r>
+      <w:proofErr w:type="spellEnd"/>
+      <w:r>
+        <w:rPr>
+          <w:rFonts w:ascii="Bookman Old Style" w:hAnsi="Bookman Old Style"/>
+          <w:sz w:val="22"/>
+          <w:szCs w:val="22"/>
+          <w:lang w:eastAsia="it-IT"/>
+        </w:rPr>
+        <w:t xml:space="preserve"> una proficua e reciproca collaborazione, La preghiamo di renderci copia della presente firmata in segno di benestare ed accettazione.</w:t>
       </w:r>
     </w:p>
     <w:p>
@@ -1157,7 +1401,7 @@
           <w:noProof/>
           <w:lang w:eastAsia="it-IT"/>
         </w:rPr>
-        <w:pict>
+        <w:pict w14:anchorId="722ACAAD">
           <v:shapetype id="_x0000_t75" coordsize="21600,21600" o:spt="75" o:preferrelative="t" path="m@4@5l@4@11@9@11@9@5xe" filled="f" stroked="f">
             <v:stroke joinstyle="miter"/>
             <v:formulas>
@@ -1178,7 +1422,7 @@
             <o:lock v:ext="edit" aspectratio="t"/>
           </v:shapetype>
           <v:shape id="_x0000_s2052" type="#_x0000_t75" style="position:absolute;left:0;text-align:left;margin-left:329.5pt;margin-top:11.9pt;width:186pt;height:92.25pt;z-index:-251659264">
-            <v:imagedata r:id="rId7" r:href="rId8"/>
+            <v:imagedata r:id="rId7" o:title="Timbro HQE"/>
           </v:shape>
         </w:pict>
       </w:r>
@@ -1230,10 +1474,28 @@
           <w:rFonts w:ascii="Bookman Old Style" w:hAnsi="Bookman Old Style"/>
           <w:sz w:val="22"/>
           <w:szCs w:val="22"/>
+          <w:lang w:eastAsia="it-IT"/>
+        </w:rPr>
+        <w:t>{{</w:t>
+      </w:r>
+      <w:r>
+        <w:rPr>
+          <w:rFonts w:ascii="Bookman Old Style" w:hAnsi="Bookman Old Style"/>
+          <w:sz w:val="22"/>
+          <w:szCs w:val="22"/>
           <w:highlight w:val="yellow"/>
           <w:lang w:eastAsia="it-IT"/>
         </w:rPr>
         <w:t>BAGGIO ROBERTO</w:t>
+      </w:r>
+      <w:r>
+        <w:rPr>
+          <w:rFonts w:ascii="Bookman Old Style" w:hAnsi="Bookman Old Style"/>
+          <w:sz w:val="22"/>
+          <w:szCs w:val="22"/>
+          <w:lang w:eastAsia="it-IT"/>
+        </w:rPr>
+        <w:t>}}</w:t>
       </w:r>
     </w:p>
     <w:p>
@@ -1298,10 +1560,28 @@
           <w:rFonts w:ascii="Bookman Old Style" w:hAnsi="Bookman Old Style"/>
           <w:sz w:val="22"/>
           <w:szCs w:val="22"/>
+          <w:lang w:eastAsia="it-IT"/>
+        </w:rPr>
+        <w:t>{{</w:t>
+      </w:r>
+      <w:r>
+        <w:rPr>
+          <w:rFonts w:ascii="Bookman Old Style" w:hAnsi="Bookman Old Style"/>
+          <w:sz w:val="22"/>
+          <w:szCs w:val="22"/>
           <w:highlight w:val="yellow"/>
           <w:lang w:eastAsia="it-IT"/>
         </w:rPr>
         <w:t>Addetto Vincoli e Permessi</w:t>
+      </w:r>
+      <w:r>
+        <w:rPr>
+          <w:rFonts w:ascii="Bookman Old Style" w:hAnsi="Bookman Old Style"/>
+          <w:sz w:val="22"/>
+          <w:szCs w:val="22"/>
+          <w:lang w:eastAsia="it-IT"/>
+        </w:rPr>
+        <w:t>}}</w:t>
       </w:r>
       <w:r>
         <w:rPr>
@@ -1371,12 +1651,11 @@
           <w:noProof/>
           <w:sz w:val="22"/>
           <w:szCs w:val="22"/>
-          <w:highlight w:val="yellow"/>
-          <w:lang w:eastAsia="it-IT"/>
-        </w:rPr>
-        <w:pict>
+          <w:lang w:eastAsia="it-IT"/>
+        </w:rPr>
+        <w:pict w14:anchorId="6EAE477B">
           <v:shape id="_x0000_s2053" type="#_x0000_t75" style="position:absolute;margin-left:298.05pt;margin-top:14pt;width:186pt;height:92.25pt;z-index:251658240">
-            <v:imagedata r:id="rId7" r:href="rId9"/>
+            <v:imagedata r:id="rId7" o:title="Timbro HQE"/>
           </v:shape>
         </w:pict>
       </w:r>
@@ -1385,10 +1664,28 @@
           <w:rFonts w:ascii="Bookman Old Style" w:hAnsi="Bookman Old Style"/>
           <w:sz w:val="22"/>
           <w:szCs w:val="22"/>
+          <w:lang w:eastAsia="it-IT"/>
+        </w:rPr>
+        <w:t>{{</w:t>
+      </w:r>
+      <w:r>
+        <w:rPr>
+          <w:rFonts w:ascii="Bookman Old Style" w:hAnsi="Bookman Old Style"/>
+          <w:sz w:val="22"/>
+          <w:szCs w:val="22"/>
           <w:highlight w:val="yellow"/>
           <w:lang w:eastAsia="it-IT"/>
         </w:rPr>
         <w:t>BAGGIO ROBERTO</w:t>
+      </w:r>
+      <w:r>
+        <w:rPr>
+          <w:rFonts w:ascii="Bookman Old Style" w:hAnsi="Bookman Old Style"/>
+          <w:sz w:val="22"/>
+          <w:szCs w:val="22"/>
+          <w:lang w:eastAsia="it-IT"/>
+        </w:rPr>
+        <w:t>}}</w:t>
       </w:r>
     </w:p>
     <w:p>
@@ -1424,10 +1721,10 @@
     </w:p>
     <w:p/>
     <w:sectPr>
-      <w:headerReference w:type="default" r:id="rId10"/>
-      <w:footerReference w:type="default" r:id="rId11"/>
-      <w:headerReference w:type="first" r:id="rId12"/>
-      <w:footerReference w:type="first" r:id="rId13"/>
+      <w:headerReference w:type="default" r:id="rId8"/>
+      <w:footerReference w:type="default" r:id="rId9"/>
+      <w:headerReference w:type="first" r:id="rId10"/>
+      <w:footerReference w:type="first" r:id="rId11"/>
       <w:pgSz w:w="11906" w:h="16838"/>
       <w:pgMar w:top="851" w:right="794" w:bottom="1418" w:left="795" w:header="709" w:footer="182" w:gutter="0"/>
       <w:cols w:space="720"/>
@@ -1438,7 +1735,7 @@
 </file>
 
 <file path=word/endnotes.xml><?xml version="1.0" encoding="utf-8"?>
-<w:endnotes xmlns:wpc="http://schemas.microsoft.com/office/word/2010/wordprocessingCanvas" xmlns:cx="http://schemas.microsoft.com/office/drawing/2014/chartex" xmlns:cx1="http://schemas.microsoft.com/office/drawing/2015/9/8/chartex" xmlns:cx2="http://schemas.microsoft.com/office/drawing/2015/10/21/chartex" xmlns:cx3="http://schemas.microsoft.com/office/drawing/2016/5/9/chartex" xmlns:cx4="http://schemas.microsoft.com/office/drawing/2016/5/10/chartex" xmlns:cx5="http://schemas.microsoft.com/office/drawing/2016/5/11/chartex" xmlns:cx6="http://schemas.microsoft.com/office/drawing/2016/5/12/chartex" xmlns:cx7="http://schemas.microsoft.com/office/drawing/2016/5/13/chartex" xmlns:cx8="http://schemas.microsoft.com/office/drawing/2016/5/14/chartex" xmlns:mc="http://schemas.openxmlformats.org/markup-compatibility/2006" xmlns:aink="http://schemas.microsoft.com/office/drawing/2016/ink" xmlns:am3d="http://schemas.microsoft.com/office/drawing/2017/model3d" xmlns:o="urn:schemas-microsoft-com:office:office" xmlns:r="http://schemas.openxmlformats.org/officeDocument/2006/relationships" xmlns:m="http://schemas.openxmlformats.org/officeDocument/2006/math" xmlns:v="urn:schemas-microsoft-com:vml" xmlns:wp14="http://schemas.microsoft.com/office/word/2010/wordprocessingDrawing" xmlns:wp="http://schemas.openxmlformats.org/drawingml/2006/wordprocessingDrawing" xmlns:w10="urn:schemas-microsoft-com:office:word" xmlns:w="http://schemas.openxmlformats.org/wordprocessingml/2006/main" xmlns:w14="http://schemas.microsoft.com/office/word/2010/wordml" xmlns:w15="http://schemas.microsoft.com/office/word/2012/wordml" xmlns:w16cex="http://schemas.microsoft.com/office/word/2018/wordml/cex" xmlns:w16cid="http://schemas.microsoft.com/office/word/2016/wordml/cid" xmlns:w16="http://schemas.microsoft.com/office/word/2018/wordml" xmlns:w16sdtdh="http://schemas.microsoft.com/office/word/2020/wordml/sdtdatahash" xmlns:w16se="http://schemas.microsoft.com/office/word/2015/wordml/symex" xmlns:wpg="http://schemas.microsoft.com/office/word/2010/wordprocessingGroup" xmlns:wpi="http://schemas.microsoft.com/office/word/2010/wordprocessingInk" xmlns:wne="http://schemas.microsoft.com/office/word/2006/wordml" xmlns:wps="http://schemas.microsoft.com/office/word/2010/wordprocessingShape" mc:Ignorable="w14 w15 w16se w16cid w16 w16cex w16sdtdh wp14">
+<w:endnotes xmlns:wpc="http://schemas.microsoft.com/office/word/2010/wordprocessingCanvas" xmlns:cx="http://schemas.microsoft.com/office/drawing/2014/chartex" xmlns:cx1="http://schemas.microsoft.com/office/drawing/2015/9/8/chartex" xmlns:cx2="http://schemas.microsoft.com/office/drawing/2015/10/21/chartex" xmlns:cx3="http://schemas.microsoft.com/office/drawing/2016/5/9/chartex" xmlns:cx4="http://schemas.microsoft.com/office/drawing/2016/5/10/chartex" xmlns:cx5="http://schemas.microsoft.com/office/drawing/2016/5/11/chartex" xmlns:cx6="http://schemas.microsoft.com/office/drawing/2016/5/12/chartex" xmlns:cx7="http://schemas.microsoft.com/office/drawing/2016/5/13/chartex" xmlns:cx8="http://schemas.microsoft.com/office/drawing/2016/5/14/chartex" xmlns:mc="http://schemas.openxmlformats.org/markup-compatibility/2006" xmlns:aink="http://schemas.microsoft.com/office/drawing/2016/ink" xmlns:am3d="http://schemas.microsoft.com/office/drawing/2017/model3d" xmlns:o="urn:schemas-microsoft-com:office:office" xmlns:oel="http://schemas.microsoft.com/office/2019/extlst" xmlns:r="http://schemas.openxmlformats.org/officeDocument/2006/relationships" xmlns:m="http://schemas.openxmlformats.org/officeDocument/2006/math" xmlns:v="urn:schemas-microsoft-com:vml" xmlns:wp14="http://schemas.microsoft.com/office/word/2010/wordprocessingDrawing" xmlns:wp="http://schemas.openxmlformats.org/drawingml/2006/wordprocessingDrawing" xmlns:w10="urn:schemas-microsoft-com:office:word" xmlns:w="http://schemas.openxmlformats.org/wordprocessingml/2006/main" xmlns:w14="http://schemas.microsoft.com/office/word/2010/wordml" xmlns:w15="http://schemas.microsoft.com/office/word/2012/wordml" xmlns:w16cex="http://schemas.microsoft.com/office/word/2018/wordml/cex" xmlns:w16cid="http://schemas.microsoft.com/office/word/2016/wordml/cid" xmlns:w16="http://schemas.microsoft.com/office/word/2018/wordml" xmlns:w16du="http://schemas.microsoft.com/office/word/2023/wordml/word16du" xmlns:w16sdtdh="http://schemas.microsoft.com/office/word/2020/wordml/sdtdatahash" xmlns:w16sdtfl="http://schemas.microsoft.com/office/word/2024/wordml/sdtformatlock" xmlns:w16se="http://schemas.microsoft.com/office/word/2015/wordml/symex" xmlns:wpg="http://schemas.microsoft.com/office/word/2010/wordprocessingGroup" xmlns:wpi="http://schemas.microsoft.com/office/word/2010/wordprocessingInk" xmlns:wne="http://schemas.microsoft.com/office/word/2006/wordml" xmlns:wps="http://schemas.microsoft.com/office/word/2010/wordprocessingShape" mc:Ignorable="w14 w15 w16se w16cid w16 w16cex w16sdtdh w16sdtfl w16du wp14">
   <w:endnote w:type="separator" w:id="-1">
     <w:p>
       <w:r>
@@ -1457,10 +1754,10 @@
 </file>
 
 <file path=word/footer1.xml><?xml version="1.0" encoding="utf-8"?>
-<w:ftr xmlns:wpc="http://schemas.microsoft.com/office/word/2010/wordprocessingCanvas" xmlns:cx="http://schemas.microsoft.com/office/drawing/2014/chartex" xmlns:cx1="http://schemas.microsoft.com/office/drawing/2015/9/8/chartex" xmlns:cx2="http://schemas.microsoft.com/office/drawing/2015/10/21/chartex" xmlns:cx3="http://schemas.microsoft.com/office/drawing/2016/5/9/chartex" xmlns:cx4="http://schemas.microsoft.com/office/drawing/2016/5/10/chartex" xmlns:cx5="http://schemas.microsoft.com/office/drawing/2016/5/11/chartex" xmlns:cx6="http://schemas.microsoft.com/office/drawing/2016/5/12/chartex" xmlns:cx7="http://schemas.microsoft.com/office/drawing/2016/5/13/chartex" xmlns:cx8="http://schemas.microsoft.com/office/drawing/2016/5/14/chartex" xmlns:mc="http://schemas.openxmlformats.org/markup-compatibility/2006" xmlns:aink="http://schemas.microsoft.com/office/drawing/2016/ink" xmlns:am3d="http://schemas.microsoft.com/office/drawing/2017/model3d" xmlns:o="urn:schemas-microsoft-com:office:office" xmlns:r="http://schemas.openxmlformats.org/officeDocument/2006/relationships" xmlns:m="http://schemas.openxmlformats.org/officeDocument/2006/math" xmlns:v="urn:schemas-microsoft-com:vml" xmlns:wp14="http://schemas.microsoft.com/office/word/2010/wordprocessingDrawing" xmlns:wp="http://schemas.openxmlformats.org/drawingml/2006/wordprocessingDrawing" xmlns:w10="urn:schemas-microsoft-com:office:word" xmlns:w="http://schemas.openxmlformats.org/wordprocessingml/2006/main" xmlns:w14="http://schemas.microsoft.com/office/word/2010/wordml" xmlns:w15="http://schemas.microsoft.com/office/word/2012/wordml" xmlns:w16cex="http://schemas.microsoft.com/office/word/2018/wordml/cex" xmlns:w16cid="http://schemas.microsoft.com/office/word/2016/wordml/cid" xmlns:w16="http://schemas.microsoft.com/office/word/2018/wordml" xmlns:w16sdtdh="http://schemas.microsoft.com/office/word/2020/wordml/sdtdatahash" xmlns:w16se="http://schemas.microsoft.com/office/word/2015/wordml/symex" xmlns:wpg="http://schemas.microsoft.com/office/word/2010/wordprocessingGroup" xmlns:wpi="http://schemas.microsoft.com/office/word/2010/wordprocessingInk" xmlns:wne="http://schemas.microsoft.com/office/word/2006/wordml" xmlns:wps="http://schemas.microsoft.com/office/word/2010/wordprocessingShape" mc:Ignorable="w14 w15 w16se w16cid w16 w16cex w16sdtdh wp14">
+<w:ftr xmlns:wpc="http://schemas.microsoft.com/office/word/2010/wordprocessingCanvas" xmlns:cx="http://schemas.microsoft.com/office/drawing/2014/chartex" xmlns:cx1="http://schemas.microsoft.com/office/drawing/2015/9/8/chartex" xmlns:cx2="http://schemas.microsoft.com/office/drawing/2015/10/21/chartex" xmlns:cx3="http://schemas.microsoft.com/office/drawing/2016/5/9/chartex" xmlns:cx4="http://schemas.microsoft.com/office/drawing/2016/5/10/chartex" xmlns:cx5="http://schemas.microsoft.com/office/drawing/2016/5/11/chartex" xmlns:cx6="http://schemas.microsoft.com/office/drawing/2016/5/12/chartex" xmlns:cx7="http://schemas.microsoft.com/office/drawing/2016/5/13/chartex" xmlns:cx8="http://schemas.microsoft.com/office/drawing/2016/5/14/chartex" xmlns:mc="http://schemas.openxmlformats.org/markup-compatibility/2006" xmlns:aink="http://schemas.microsoft.com/office/drawing/2016/ink" xmlns:am3d="http://schemas.microsoft.com/office/drawing/2017/model3d" xmlns:o="urn:schemas-microsoft-com:office:office" xmlns:oel="http://schemas.microsoft.com/office/2019/extlst" xmlns:r="http://schemas.openxmlformats.org/officeDocument/2006/relationships" xmlns:m="http://schemas.openxmlformats.org/officeDocument/2006/math" xmlns:v="urn:schemas-microsoft-com:vml" xmlns:wp14="http://schemas.microsoft.com/office/word/2010/wordprocessingDrawing" xmlns:wp="http://schemas.openxmlformats.org/drawingml/2006/wordprocessingDrawing" xmlns:w10="urn:schemas-microsoft-com:office:word" xmlns:w="http://schemas.openxmlformats.org/wordprocessingml/2006/main" xmlns:w14="http://schemas.microsoft.com/office/word/2010/wordml" xmlns:w15="http://schemas.microsoft.com/office/word/2012/wordml" xmlns:w16cex="http://schemas.microsoft.com/office/word/2018/wordml/cex" xmlns:w16cid="http://schemas.microsoft.com/office/word/2016/wordml/cid" xmlns:w16="http://schemas.microsoft.com/office/word/2018/wordml" xmlns:w16du="http://schemas.microsoft.com/office/word/2023/wordml/word16du" xmlns:w16sdtdh="http://schemas.microsoft.com/office/word/2020/wordml/sdtdatahash" xmlns:w16sdtfl="http://schemas.microsoft.com/office/word/2024/wordml/sdtformatlock" xmlns:w16se="http://schemas.microsoft.com/office/word/2015/wordml/symex" xmlns:wpg="http://schemas.microsoft.com/office/word/2010/wordprocessingGroup" xmlns:wpi="http://schemas.microsoft.com/office/word/2010/wordprocessingInk" xmlns:wne="http://schemas.microsoft.com/office/word/2006/wordml" xmlns:wps="http://schemas.microsoft.com/office/word/2010/wordprocessingShape" mc:Ignorable="w14 w15 w16se w16cid w16 w16cex w16sdtdh w16sdtfl w16du wp14">
   <w:p>
     <w:pPr>
-      <w:pStyle w:val="Footer"/>
+      <w:pStyle w:val="Pidipagina"/>
       <w:jc w:val="center"/>
       <w:rPr>
         <w:color w:val="808080"/>
@@ -1469,7 +1766,7 @@
       </w:rPr>
     </w:pPr>
     <w:r>
-      <w:pict>
+      <w:pict w14:anchorId="471DBAEE">
         <v:line id="Forma2" o:spid="_x0000_s1026" style="position:absolute;left:0;text-align:left;z-index:-251658752" from="13.05pt,6.05pt" to="479.55pt,6.05pt" o:allowincell="f" strokecolor="blue" strokeweight=".26mm">
           <v:stroke color2="yellow" joinstyle="miter"/>
         </v:line>
@@ -1500,7 +1797,7 @@
         </w:tcPr>
         <w:p>
           <w:pPr>
-            <w:pStyle w:val="Footer"/>
+            <w:pStyle w:val="Pidipagina"/>
             <w:snapToGrid w:val="0"/>
             <w:ind w:right="701"/>
             <w:rPr>
@@ -1510,7 +1807,7 @@
         </w:p>
         <w:p>
           <w:pPr>
-            <w:pStyle w:val="Footer"/>
+            <w:pStyle w:val="Pidipagina"/>
             <w:rPr>
               <w:rFonts w:cs="Arial"/>
               <w:b/>
@@ -1524,7 +1821,7 @@
         </w:p>
         <w:p>
           <w:pPr>
-            <w:pStyle w:val="Footer"/>
+            <w:pStyle w:val="Pidipagina"/>
             <w:rPr>
               <w:rFonts w:cs="Arial"/>
               <w:b/>
@@ -1538,7 +1835,7 @@
         </w:p>
         <w:p>
           <w:pPr>
-            <w:pStyle w:val="Footer"/>
+            <w:pStyle w:val="Pidipagina"/>
             <w:rPr>
               <w:rFonts w:cs="Arial"/>
               <w:b/>
@@ -1552,7 +1849,7 @@
         </w:p>
         <w:p>
           <w:pPr>
-            <w:pStyle w:val="Footer"/>
+            <w:pStyle w:val="Pidipagina"/>
             <w:rPr>
               <w:rFonts w:cs="Arial"/>
               <w:b/>
@@ -1573,12 +1870,38 @@
               <w:szCs w:val="14"/>
               <w:lang w:val="en-GB"/>
             </w:rPr>
-            <w:t xml:space="preserve">HQ Engineering S.r.l. </w:t>
+            <w:t xml:space="preserve">HQ Engineering </w:t>
+          </w:r>
+          <w:proofErr w:type="spellStart"/>
+          <w:r>
+            <w:rPr>
+              <w:rFonts w:cs="Arial"/>
+              <w:b/>
+              <w:smallCaps/>
+              <w:color w:val="365F91"/>
+              <w:sz w:val="18"/>
+              <w:szCs w:val="14"/>
+              <w:lang w:val="en-GB"/>
+            </w:rPr>
+            <w:t>S.r.l</w:t>
+          </w:r>
+          <w:proofErr w:type="spellEnd"/>
+          <w:r>
+            <w:rPr>
+              <w:rFonts w:cs="Arial"/>
+              <w:b/>
+              <w:smallCaps/>
+              <w:color w:val="365F91"/>
+              <w:sz w:val="18"/>
+              <w:szCs w:val="14"/>
+              <w:lang w:val="en-GB"/>
+            </w:rPr>
+            <w:t xml:space="preserve">. </w:t>
           </w:r>
         </w:p>
         <w:p>
           <w:pPr>
-            <w:pStyle w:val="Footer"/>
+            <w:pStyle w:val="Pidipagina"/>
             <w:ind w:right="701"/>
             <w:rPr>
               <w:rFonts w:cs="Arial"/>
@@ -1598,7 +1921,7 @@
         </w:tcPr>
         <w:p>
           <w:pPr>
-            <w:pStyle w:val="Footer"/>
+            <w:pStyle w:val="Pidipagina"/>
             <w:snapToGrid w:val="0"/>
             <w:rPr>
               <w:rFonts w:cs="Arial"/>
@@ -1613,7 +1936,7 @@
         </w:p>
         <w:p>
           <w:pPr>
-            <w:pStyle w:val="Footer"/>
+            <w:pStyle w:val="Pidipagina"/>
             <w:rPr>
               <w:rFonts w:cs="Arial"/>
               <w:b/>
@@ -1627,7 +1950,7 @@
         </w:p>
         <w:p>
           <w:pPr>
-            <w:pStyle w:val="Footer"/>
+            <w:pStyle w:val="Pidipagina"/>
             <w:rPr>
               <w:rFonts w:cs="Arial"/>
               <w:b/>
@@ -1641,7 +1964,7 @@
         </w:p>
         <w:p>
           <w:pPr>
-            <w:pStyle w:val="Footer"/>
+            <w:pStyle w:val="Pidipagina"/>
             <w:rPr>
               <w:rFonts w:cs="Arial"/>
               <w:b/>
@@ -1655,7 +1978,7 @@
         </w:p>
         <w:p>
           <w:pPr>
-            <w:pStyle w:val="Footer"/>
+            <w:pStyle w:val="Pidipagina"/>
             <w:rPr>
               <w:rFonts w:cs="Arial"/>
               <w:smallCaps/>
@@ -1677,7 +2000,7 @@
         </w:p>
         <w:p>
           <w:pPr>
-            <w:pStyle w:val="Footer"/>
+            <w:pStyle w:val="Pidipagina"/>
             <w:rPr>
               <w:rFonts w:cs="Arial"/>
               <w:smallCaps/>
@@ -1699,7 +2022,7 @@
         </w:p>
         <w:p>
           <w:pPr>
-            <w:pStyle w:val="Footer"/>
+            <w:pStyle w:val="Pidipagina"/>
           </w:pPr>
           <w:r>
             <w:rPr>
@@ -1709,8 +2032,42 @@
               <w:sz w:val="14"/>
               <w:szCs w:val="14"/>
             </w:rPr>
-            <w:t>10.000 €  i.v.</w:t>
+            <w:t xml:space="preserve">10.000 </w:t>
           </w:r>
+          <w:proofErr w:type="gramStart"/>
+          <w:r>
+            <w:rPr>
+              <w:rFonts w:cs="Arial"/>
+              <w:smallCaps/>
+              <w:color w:val="365F91"/>
+              <w:sz w:val="14"/>
+              <w:szCs w:val="14"/>
+            </w:rPr>
+            <w:t xml:space="preserve">€  </w:t>
+          </w:r>
+          <w:proofErr w:type="spellStart"/>
+          <w:r>
+            <w:rPr>
+              <w:rFonts w:cs="Arial"/>
+              <w:smallCaps/>
+              <w:color w:val="365F91"/>
+              <w:sz w:val="14"/>
+              <w:szCs w:val="14"/>
+            </w:rPr>
+            <w:t>i.v</w:t>
+          </w:r>
+          <w:proofErr w:type="spellEnd"/>
+          <w:r>
+            <w:rPr>
+              <w:rFonts w:cs="Arial"/>
+              <w:smallCaps/>
+              <w:color w:val="365F91"/>
+              <w:sz w:val="14"/>
+              <w:szCs w:val="14"/>
+            </w:rPr>
+            <w:t>.</w:t>
+          </w:r>
+          <w:proofErr w:type="gramEnd"/>
         </w:p>
       </w:tc>
       <w:tc>
@@ -1719,7 +2076,7 @@
         </w:tcPr>
         <w:p>
           <w:pPr>
-            <w:pStyle w:val="Footer"/>
+            <w:pStyle w:val="Pidipagina"/>
             <w:snapToGrid w:val="0"/>
             <w:rPr>
               <w:rFonts w:cs="Arial"/>
@@ -1733,7 +2090,7 @@
         </w:p>
         <w:p>
           <w:pPr>
-            <w:pStyle w:val="Footer"/>
+            <w:pStyle w:val="Pidipagina"/>
             <w:ind w:right="204"/>
             <w:rPr>
               <w:rFonts w:cs="Arial"/>
@@ -1747,7 +2104,7 @@
         </w:p>
         <w:p>
           <w:pPr>
-            <w:pStyle w:val="Footer"/>
+            <w:pStyle w:val="Pidipagina"/>
             <w:ind w:right="204"/>
             <w:rPr>
               <w:rFonts w:cs="Arial"/>
@@ -1761,7 +2118,7 @@
         </w:p>
         <w:p>
           <w:pPr>
-            <w:pStyle w:val="Footer"/>
+            <w:pStyle w:val="Pidipagina"/>
             <w:ind w:right="204"/>
             <w:rPr>
               <w:rFonts w:cs="Arial"/>
@@ -1775,7 +2132,7 @@
         </w:p>
         <w:p>
           <w:pPr>
-            <w:pStyle w:val="Footer"/>
+            <w:pStyle w:val="Pidipagina"/>
             <w:ind w:right="204"/>
             <w:rPr>
               <w:rFonts w:cs="Arial"/>
@@ -1798,7 +2155,7 @@
         </w:p>
         <w:p>
           <w:pPr>
-            <w:pStyle w:val="Footer"/>
+            <w:pStyle w:val="Pidipagina"/>
             <w:ind w:right="204"/>
             <w:rPr>
               <w:rFonts w:cs="Arial"/>
@@ -1821,7 +2178,7 @@
         </w:p>
         <w:p>
           <w:pPr>
-            <w:pStyle w:val="Footer"/>
+            <w:pStyle w:val="Pidipagina"/>
             <w:rPr>
               <w:rFonts w:cs="Arial"/>
               <w:smallCaps/>
@@ -1843,8 +2200,9 @@
         </w:p>
         <w:p>
           <w:pPr>
-            <w:pStyle w:val="Footer"/>
+            <w:pStyle w:val="Pidipagina"/>
           </w:pPr>
+          <w:proofErr w:type="gramStart"/>
           <w:r>
             <w:rPr>
               <w:rFonts w:cs="Arial"/>
@@ -1855,6 +2213,7 @@
             </w:rPr>
             <w:t>20157  Milano</w:t>
           </w:r>
+          <w:proofErr w:type="gramEnd"/>
         </w:p>
       </w:tc>
       <w:tc>
@@ -1863,7 +2222,7 @@
         </w:tcPr>
         <w:p>
           <w:pPr>
-            <w:pStyle w:val="Footer"/>
+            <w:pStyle w:val="Pidipagina"/>
             <w:snapToGrid w:val="0"/>
             <w:ind w:right="204"/>
             <w:rPr>
@@ -1878,7 +2237,7 @@
         </w:p>
         <w:p>
           <w:pPr>
-            <w:pStyle w:val="Footer"/>
+            <w:pStyle w:val="Pidipagina"/>
             <w:rPr>
               <w:rFonts w:cs="Arial"/>
               <w:smallCaps/>
@@ -1891,7 +2250,7 @@
         </w:p>
         <w:p>
           <w:pPr>
-            <w:pStyle w:val="Footer"/>
+            <w:pStyle w:val="Pidipagina"/>
             <w:rPr>
               <w:rFonts w:cs="Arial"/>
               <w:smallCaps/>
@@ -1904,7 +2263,7 @@
         </w:p>
         <w:p>
           <w:pPr>
-            <w:pStyle w:val="Footer"/>
+            <w:pStyle w:val="Pidipagina"/>
             <w:rPr>
               <w:rFonts w:cs="Arial"/>
               <w:smallCaps/>
@@ -1917,7 +2276,7 @@
         </w:p>
         <w:p>
           <w:pPr>
-            <w:pStyle w:val="Footer"/>
+            <w:pStyle w:val="Pidipagina"/>
             <w:rPr>
               <w:rFonts w:cs="Arial"/>
               <w:smallCaps/>
@@ -1941,7 +2300,7 @@
         </w:p>
         <w:p>
           <w:pPr>
-            <w:pStyle w:val="Footer"/>
+            <w:pStyle w:val="Pidipagina"/>
             <w:rPr>
               <w:rFonts w:cs="Arial"/>
               <w:b/>
@@ -1965,7 +2324,7 @@
         </w:p>
         <w:p>
           <w:pPr>
-            <w:pStyle w:val="Footer"/>
+            <w:pStyle w:val="Pidipagina"/>
             <w:rPr>
               <w:lang w:val="es-ES"/>
             </w:rPr>
@@ -1989,7 +2348,7 @@
         </w:tcPr>
         <w:p>
           <w:pPr>
-            <w:pStyle w:val="Footer"/>
+            <w:pStyle w:val="Pidipagina"/>
             <w:ind w:right="701"/>
             <w:rPr>
               <w:sz w:val="10"/>
@@ -2006,7 +2365,7 @@
               <w:szCs w:val="14"/>
               <w:lang w:val="en-US" w:eastAsia="x-none"/>
             </w:rPr>
-            <w:pict>
+            <w:pict w14:anchorId="5A9904C4">
               <v:shapetype id="_x0000_t75" coordsize="21600,21600" o:spt="75" o:preferrelative="t" path="m@4@5l@4@11@9@11@9@5xe" filled="f" stroked="f">
                 <v:stroke joinstyle="miter"/>
                 <v:formulas>
@@ -2045,7 +2404,7 @@
         </w:p>
         <w:p>
           <w:pPr>
-            <w:pStyle w:val="Footer"/>
+            <w:pStyle w:val="Pidipagina"/>
             <w:rPr>
               <w:rFonts w:cs="Arial"/>
               <w:smallCaps/>
@@ -2061,7 +2420,7 @@
   </w:tbl>
   <w:p>
     <w:pPr>
-      <w:pStyle w:val="Footer"/>
+      <w:pStyle w:val="Pidipagina"/>
       <w:rPr>
         <w:lang w:val="en-GB"/>
       </w:rPr>
@@ -2071,13 +2430,13 @@
 </file>
 
 <file path=word/footer2.xml><?xml version="1.0" encoding="utf-8"?>
-<w:ftr xmlns:wpc="http://schemas.microsoft.com/office/word/2010/wordprocessingCanvas" xmlns:cx="http://schemas.microsoft.com/office/drawing/2014/chartex" xmlns:cx1="http://schemas.microsoft.com/office/drawing/2015/9/8/chartex" xmlns:cx2="http://schemas.microsoft.com/office/drawing/2015/10/21/chartex" xmlns:cx3="http://schemas.microsoft.com/office/drawing/2016/5/9/chartex" xmlns:cx4="http://schemas.microsoft.com/office/drawing/2016/5/10/chartex" xmlns:cx5="http://schemas.microsoft.com/office/drawing/2016/5/11/chartex" xmlns:cx6="http://schemas.microsoft.com/office/drawing/2016/5/12/chartex" xmlns:cx7="http://schemas.microsoft.com/office/drawing/2016/5/13/chartex" xmlns:cx8="http://schemas.microsoft.com/office/drawing/2016/5/14/chartex" xmlns:mc="http://schemas.openxmlformats.org/markup-compatibility/2006" xmlns:aink="http://schemas.microsoft.com/office/drawing/2016/ink" xmlns:am3d="http://schemas.microsoft.com/office/drawing/2017/model3d" xmlns:o="urn:schemas-microsoft-com:office:office" xmlns:r="http://schemas.openxmlformats.org/officeDocument/2006/relationships" xmlns:m="http://schemas.openxmlformats.org/officeDocument/2006/math" xmlns:v="urn:schemas-microsoft-com:vml" xmlns:wp14="http://schemas.microsoft.com/office/word/2010/wordprocessingDrawing" xmlns:wp="http://schemas.openxmlformats.org/drawingml/2006/wordprocessingDrawing" xmlns:w10="urn:schemas-microsoft-com:office:word" xmlns:w="http://schemas.openxmlformats.org/wordprocessingml/2006/main" xmlns:w14="http://schemas.microsoft.com/office/word/2010/wordml" xmlns:w15="http://schemas.microsoft.com/office/word/2012/wordml" xmlns:w16cex="http://schemas.microsoft.com/office/word/2018/wordml/cex" xmlns:w16cid="http://schemas.microsoft.com/office/word/2016/wordml/cid" xmlns:w16="http://schemas.microsoft.com/office/word/2018/wordml" xmlns:w16sdtdh="http://schemas.microsoft.com/office/word/2020/wordml/sdtdatahash" xmlns:w16se="http://schemas.microsoft.com/office/word/2015/wordml/symex" xmlns:wpg="http://schemas.microsoft.com/office/word/2010/wordprocessingGroup" xmlns:wpi="http://schemas.microsoft.com/office/word/2010/wordprocessingInk" xmlns:wne="http://schemas.microsoft.com/office/word/2006/wordml" xmlns:wps="http://schemas.microsoft.com/office/word/2010/wordprocessingShape" mc:Ignorable="w14 w15 w16se w16cid w16 w16cex w16sdtdh wp14">
+<w:ftr xmlns:wpc="http://schemas.microsoft.com/office/word/2010/wordprocessingCanvas" xmlns:cx="http://schemas.microsoft.com/office/drawing/2014/chartex" xmlns:cx1="http://schemas.microsoft.com/office/drawing/2015/9/8/chartex" xmlns:cx2="http://schemas.microsoft.com/office/drawing/2015/10/21/chartex" xmlns:cx3="http://schemas.microsoft.com/office/drawing/2016/5/9/chartex" xmlns:cx4="http://schemas.microsoft.com/office/drawing/2016/5/10/chartex" xmlns:cx5="http://schemas.microsoft.com/office/drawing/2016/5/11/chartex" xmlns:cx6="http://schemas.microsoft.com/office/drawing/2016/5/12/chartex" xmlns:cx7="http://schemas.microsoft.com/office/drawing/2016/5/13/chartex" xmlns:cx8="http://schemas.microsoft.com/office/drawing/2016/5/14/chartex" xmlns:mc="http://schemas.openxmlformats.org/markup-compatibility/2006" xmlns:aink="http://schemas.microsoft.com/office/drawing/2016/ink" xmlns:am3d="http://schemas.microsoft.com/office/drawing/2017/model3d" xmlns:o="urn:schemas-microsoft-com:office:office" xmlns:oel="http://schemas.microsoft.com/office/2019/extlst" xmlns:r="http://schemas.openxmlformats.org/officeDocument/2006/relationships" xmlns:m="http://schemas.openxmlformats.org/officeDocument/2006/math" xmlns:v="urn:schemas-microsoft-com:vml" xmlns:wp14="http://schemas.microsoft.com/office/word/2010/wordprocessingDrawing" xmlns:wp="http://schemas.openxmlformats.org/drawingml/2006/wordprocessingDrawing" xmlns:w10="urn:schemas-microsoft-com:office:word" xmlns:w="http://schemas.openxmlformats.org/wordprocessingml/2006/main" xmlns:w14="http://schemas.microsoft.com/office/word/2010/wordml" xmlns:w15="http://schemas.microsoft.com/office/word/2012/wordml" xmlns:w16cex="http://schemas.microsoft.com/office/word/2018/wordml/cex" xmlns:w16cid="http://schemas.microsoft.com/office/word/2016/wordml/cid" xmlns:w16="http://schemas.microsoft.com/office/word/2018/wordml" xmlns:w16du="http://schemas.microsoft.com/office/word/2023/wordml/word16du" xmlns:w16sdtdh="http://schemas.microsoft.com/office/word/2020/wordml/sdtdatahash" xmlns:w16sdtfl="http://schemas.microsoft.com/office/word/2024/wordml/sdtformatlock" xmlns:w16se="http://schemas.microsoft.com/office/word/2015/wordml/symex" xmlns:wpg="http://schemas.microsoft.com/office/word/2010/wordprocessingGroup" xmlns:wpi="http://schemas.microsoft.com/office/word/2010/wordprocessingInk" xmlns:wne="http://schemas.microsoft.com/office/word/2006/wordml" xmlns:wps="http://schemas.microsoft.com/office/word/2010/wordprocessingShape" mc:Ignorable="w14 w15 w16se w16cid w16 w16cex w16sdtdh w16sdtfl w16du wp14">
   <w:p/>
 </w:ftr>
 </file>
 
 <file path=word/footnotes.xml><?xml version="1.0" encoding="utf-8"?>
-<w:footnotes xmlns:wpc="http://schemas.microsoft.com/office/word/2010/wordprocessingCanvas" xmlns:cx="http://schemas.microsoft.com/office/drawing/2014/chartex" xmlns:cx1="http://schemas.microsoft.com/office/drawing/2015/9/8/chartex" xmlns:cx2="http://schemas.microsoft.com/office/drawing/2015/10/21/chartex" xmlns:cx3="http://schemas.microsoft.com/office/drawing/2016/5/9/chartex" xmlns:cx4="http://schemas.microsoft.com/office/drawing/2016/5/10/chartex" xmlns:cx5="http://schemas.microsoft.com/office/drawing/2016/5/11/chartex" xmlns:cx6="http://schemas.microsoft.com/office/drawing/2016/5/12/chartex" xmlns:cx7="http://schemas.microsoft.com/office/drawing/2016/5/13/chartex" xmlns:cx8="http://schemas.microsoft.com/office/drawing/2016/5/14/chartex" xmlns:mc="http://schemas.openxmlformats.org/markup-compatibility/2006" xmlns:aink="http://schemas.microsoft.com/office/drawing/2016/ink" xmlns:am3d="http://schemas.microsoft.com/office/drawing/2017/model3d" xmlns:o="urn:schemas-microsoft-com:office:office" xmlns:r="http://schemas.openxmlformats.org/officeDocument/2006/relationships" xmlns:m="http://schemas.openxmlformats.org/officeDocument/2006/math" xmlns:v="urn:schemas-microsoft-com:vml" xmlns:wp14="http://schemas.microsoft.com/office/word/2010/wordprocessingDrawing" xmlns:wp="http://schemas.openxmlformats.org/drawingml/2006/wordprocessingDrawing" xmlns:w10="urn:schemas-microsoft-com:office:word" xmlns:w="http://schemas.openxmlformats.org/wordprocessingml/2006/main" xmlns:w14="http://schemas.microsoft.com/office/word/2010/wordml" xmlns:w15="http://schemas.microsoft.com/office/word/2012/wordml" xmlns:w16cex="http://schemas.microsoft.com/office/word/2018/wordml/cex" xmlns:w16cid="http://schemas.microsoft.com/office/word/2016/wordml/cid" xmlns:w16="http://schemas.microsoft.com/office/word/2018/wordml" xmlns:w16sdtdh="http://schemas.microsoft.com/office/word/2020/wordml/sdtdatahash" xmlns:w16se="http://schemas.microsoft.com/office/word/2015/wordml/symex" xmlns:wpg="http://schemas.microsoft.com/office/word/2010/wordprocessingGroup" xmlns:wpi="http://schemas.microsoft.com/office/word/2010/wordprocessingInk" xmlns:wne="http://schemas.microsoft.com/office/word/2006/wordml" xmlns:wps="http://schemas.microsoft.com/office/word/2010/wordprocessingShape" mc:Ignorable="w14 w15 w16se w16cid w16 w16cex w16sdtdh wp14">
+<w:footnotes xmlns:wpc="http://schemas.microsoft.com/office/word/2010/wordprocessingCanvas" xmlns:cx="http://schemas.microsoft.com/office/drawing/2014/chartex" xmlns:cx1="http://schemas.microsoft.com/office/drawing/2015/9/8/chartex" xmlns:cx2="http://schemas.microsoft.com/office/drawing/2015/10/21/chartex" xmlns:cx3="http://schemas.microsoft.com/office/drawing/2016/5/9/chartex" xmlns:cx4="http://schemas.microsoft.com/office/drawing/2016/5/10/chartex" xmlns:cx5="http://schemas.microsoft.com/office/drawing/2016/5/11/chartex" xmlns:cx6="http://schemas.microsoft.com/office/drawing/2016/5/12/chartex" xmlns:cx7="http://schemas.microsoft.com/office/drawing/2016/5/13/chartex" xmlns:cx8="http://schemas.microsoft.com/office/drawing/2016/5/14/chartex" xmlns:mc="http://schemas.openxmlformats.org/markup-compatibility/2006" xmlns:aink="http://schemas.microsoft.com/office/drawing/2016/ink" xmlns:am3d="http://schemas.microsoft.com/office/drawing/2017/model3d" xmlns:o="urn:schemas-microsoft-com:office:office" xmlns:oel="http://schemas.microsoft.com/office/2019/extlst" xmlns:r="http://schemas.openxmlformats.org/officeDocument/2006/relationships" xmlns:m="http://schemas.openxmlformats.org/officeDocument/2006/math" xmlns:v="urn:schemas-microsoft-com:vml" xmlns:wp14="http://schemas.microsoft.com/office/word/2010/wordprocessingDrawing" xmlns:wp="http://schemas.openxmlformats.org/drawingml/2006/wordprocessingDrawing" xmlns:w10="urn:schemas-microsoft-com:office:word" xmlns:w="http://schemas.openxmlformats.org/wordprocessingml/2006/main" xmlns:w14="http://schemas.microsoft.com/office/word/2010/wordml" xmlns:w15="http://schemas.microsoft.com/office/word/2012/wordml" xmlns:w16cex="http://schemas.microsoft.com/office/word/2018/wordml/cex" xmlns:w16cid="http://schemas.microsoft.com/office/word/2016/wordml/cid" xmlns:w16="http://schemas.microsoft.com/office/word/2018/wordml" xmlns:w16du="http://schemas.microsoft.com/office/word/2023/wordml/word16du" xmlns:w16sdtdh="http://schemas.microsoft.com/office/word/2020/wordml/sdtdatahash" xmlns:w16sdtfl="http://schemas.microsoft.com/office/word/2024/wordml/sdtformatlock" xmlns:w16se="http://schemas.microsoft.com/office/word/2015/wordml/symex" xmlns:wpg="http://schemas.microsoft.com/office/word/2010/wordprocessingGroup" xmlns:wpi="http://schemas.microsoft.com/office/word/2010/wordprocessingInk" xmlns:wne="http://schemas.microsoft.com/office/word/2006/wordml" xmlns:wps="http://schemas.microsoft.com/office/word/2010/wordprocessingShape" mc:Ignorable="w14 w15 w16se w16cid w16 w16cex w16sdtdh w16sdtfl w16du wp14">
   <w:footnote w:type="separator" w:id="-1">
     <w:p>
       <w:r>
@@ -2096,7 +2455,7 @@
 </file>
 
 <file path=word/header1.xml><?xml version="1.0" encoding="utf-8"?>
-<w:hdr xmlns:wpc="http://schemas.microsoft.com/office/word/2010/wordprocessingCanvas" xmlns:cx="http://schemas.microsoft.com/office/drawing/2014/chartex" xmlns:cx1="http://schemas.microsoft.com/office/drawing/2015/9/8/chartex" xmlns:cx2="http://schemas.microsoft.com/office/drawing/2015/10/21/chartex" xmlns:cx3="http://schemas.microsoft.com/office/drawing/2016/5/9/chartex" xmlns:cx4="http://schemas.microsoft.com/office/drawing/2016/5/10/chartex" xmlns:cx5="http://schemas.microsoft.com/office/drawing/2016/5/11/chartex" xmlns:cx6="http://schemas.microsoft.com/office/drawing/2016/5/12/chartex" xmlns:cx7="http://schemas.microsoft.com/office/drawing/2016/5/13/chartex" xmlns:cx8="http://schemas.microsoft.com/office/drawing/2016/5/14/chartex" xmlns:mc="http://schemas.openxmlformats.org/markup-compatibility/2006" xmlns:aink="http://schemas.microsoft.com/office/drawing/2016/ink" xmlns:am3d="http://schemas.microsoft.com/office/drawing/2017/model3d" xmlns:o="urn:schemas-microsoft-com:office:office" xmlns:r="http://schemas.openxmlformats.org/officeDocument/2006/relationships" xmlns:m="http://schemas.openxmlformats.org/officeDocument/2006/math" xmlns:v="urn:schemas-microsoft-com:vml" xmlns:wp14="http://schemas.microsoft.com/office/word/2010/wordprocessingDrawing" xmlns:wp="http://schemas.openxmlformats.org/drawingml/2006/wordprocessingDrawing" xmlns:w10="urn:schemas-microsoft-com:office:word" xmlns:w="http://schemas.openxmlformats.org/wordprocessingml/2006/main" xmlns:w14="http://schemas.microsoft.com/office/word/2010/wordml" xmlns:w15="http://schemas.microsoft.com/office/word/2012/wordml" xmlns:w16cex="http://schemas.microsoft.com/office/word/2018/wordml/cex" xmlns:w16cid="http://schemas.microsoft.com/office/word/2016/wordml/cid" xmlns:w16="http://schemas.microsoft.com/office/word/2018/wordml" xmlns:w16sdtdh="http://schemas.microsoft.com/office/word/2020/wordml/sdtdatahash" xmlns:w16se="http://schemas.microsoft.com/office/word/2015/wordml/symex" xmlns:wpg="http://schemas.microsoft.com/office/word/2010/wordprocessingGroup" xmlns:wpi="http://schemas.microsoft.com/office/word/2010/wordprocessingInk" xmlns:wne="http://schemas.microsoft.com/office/word/2006/wordml" xmlns:wps="http://schemas.microsoft.com/office/word/2010/wordprocessingShape" mc:Ignorable="w14 w15 w16se w16cid w16 w16cex w16sdtdh wp14">
+<w:hdr xmlns:wpc="http://schemas.microsoft.com/office/word/2010/wordprocessingCanvas" xmlns:cx="http://schemas.microsoft.com/office/drawing/2014/chartex" xmlns:cx1="http://schemas.microsoft.com/office/drawing/2015/9/8/chartex" xmlns:cx2="http://schemas.microsoft.com/office/drawing/2015/10/21/chartex" xmlns:cx3="http://schemas.microsoft.com/office/drawing/2016/5/9/chartex" xmlns:cx4="http://schemas.microsoft.com/office/drawing/2016/5/10/chartex" xmlns:cx5="http://schemas.microsoft.com/office/drawing/2016/5/11/chartex" xmlns:cx6="http://schemas.microsoft.com/office/drawing/2016/5/12/chartex" xmlns:cx7="http://schemas.microsoft.com/office/drawing/2016/5/13/chartex" xmlns:cx8="http://schemas.microsoft.com/office/drawing/2016/5/14/chartex" xmlns:mc="http://schemas.openxmlformats.org/markup-compatibility/2006" xmlns:aink="http://schemas.microsoft.com/office/drawing/2016/ink" xmlns:am3d="http://schemas.microsoft.com/office/drawing/2017/model3d" xmlns:o="urn:schemas-microsoft-com:office:office" xmlns:oel="http://schemas.microsoft.com/office/2019/extlst" xmlns:r="http://schemas.openxmlformats.org/officeDocument/2006/relationships" xmlns:m="http://schemas.openxmlformats.org/officeDocument/2006/math" xmlns:v="urn:schemas-microsoft-com:vml" xmlns:wp14="http://schemas.microsoft.com/office/word/2010/wordprocessingDrawing" xmlns:wp="http://schemas.openxmlformats.org/drawingml/2006/wordprocessingDrawing" xmlns:w10="urn:schemas-microsoft-com:office:word" xmlns:w="http://schemas.openxmlformats.org/wordprocessingml/2006/main" xmlns:w14="http://schemas.microsoft.com/office/word/2010/wordml" xmlns:w15="http://schemas.microsoft.com/office/word/2012/wordml" xmlns:w16cex="http://schemas.microsoft.com/office/word/2018/wordml/cex" xmlns:w16cid="http://schemas.microsoft.com/office/word/2016/wordml/cid" xmlns:w16="http://schemas.microsoft.com/office/word/2018/wordml" xmlns:w16du="http://schemas.microsoft.com/office/word/2023/wordml/word16du" xmlns:w16sdtdh="http://schemas.microsoft.com/office/word/2020/wordml/sdtdatahash" xmlns:w16sdtfl="http://schemas.microsoft.com/office/word/2024/wordml/sdtformatlock" xmlns:w16se="http://schemas.microsoft.com/office/word/2015/wordml/symex" xmlns:wpg="http://schemas.microsoft.com/office/word/2010/wordprocessingGroup" xmlns:wpi="http://schemas.microsoft.com/office/word/2010/wordprocessingInk" xmlns:wne="http://schemas.microsoft.com/office/word/2006/wordml" xmlns:wps="http://schemas.microsoft.com/office/word/2010/wordprocessingShape" mc:Ignorable="w14 w15 w16se w16cid w16 w16cex w16sdtdh w16sdtfl w16du wp14">
   <w:p>
     <w:pPr>
       <w:jc w:val="right"/>
@@ -2105,7 +2464,7 @@
       </w:rPr>
     </w:pPr>
     <w:r>
-      <w:pict>
+      <w:pict w14:anchorId="0ABF0522">
         <v:shapetype id="_x0000_t75" coordsize="21600,21600" o:spt="75" o:preferrelative="t" path="m@4@5l@4@11@9@11@9@5xe" filled="f" stroked="f">
           <v:stroke joinstyle="miter"/>
           <v:formulas>
@@ -2142,7 +2501,7 @@
   </w:p>
   <w:p>
     <w:pPr>
-      <w:pStyle w:val="Header"/>
+      <w:pStyle w:val="Intestazione"/>
       <w:jc w:val="center"/>
       <w:rPr>
         <w:color w:val="808080"/>
@@ -2150,7 +2509,7 @@
       </w:rPr>
     </w:pPr>
     <w:r>
-      <w:pict>
+      <w:pict w14:anchorId="5D34A152">
         <v:line id="Forma1" o:spid="_x0000_s1025" style="position:absolute;left:0;text-align:left;z-index:-251659776" from="-1pt,7.3pt" to="494pt,7.3pt" o:allowincell="f" strokecolor="#039" strokeweight=".35mm">
           <v:stroke color2="#fc6" joinstyle="miter"/>
         </v:line>
@@ -2161,13 +2520,13 @@
 </file>
 
 <file path=word/header2.xml><?xml version="1.0" encoding="utf-8"?>
-<w:hdr xmlns:wpc="http://schemas.microsoft.com/office/word/2010/wordprocessingCanvas" xmlns:cx="http://schemas.microsoft.com/office/drawing/2014/chartex" xmlns:cx1="http://schemas.microsoft.com/office/drawing/2015/9/8/chartex" xmlns:cx2="http://schemas.microsoft.com/office/drawing/2015/10/21/chartex" xmlns:cx3="http://schemas.microsoft.com/office/drawing/2016/5/9/chartex" xmlns:cx4="http://schemas.microsoft.com/office/drawing/2016/5/10/chartex" xmlns:cx5="http://schemas.microsoft.com/office/drawing/2016/5/11/chartex" xmlns:cx6="http://schemas.microsoft.com/office/drawing/2016/5/12/chartex" xmlns:cx7="http://schemas.microsoft.com/office/drawing/2016/5/13/chartex" xmlns:cx8="http://schemas.microsoft.com/office/drawing/2016/5/14/chartex" xmlns:mc="http://schemas.openxmlformats.org/markup-compatibility/2006" xmlns:aink="http://schemas.microsoft.com/office/drawing/2016/ink" xmlns:am3d="http://schemas.microsoft.com/office/drawing/2017/model3d" xmlns:o="urn:schemas-microsoft-com:office:office" xmlns:r="http://schemas.openxmlformats.org/officeDocument/2006/relationships" xmlns:m="http://schemas.openxmlformats.org/officeDocument/2006/math" xmlns:v="urn:schemas-microsoft-com:vml" xmlns:wp14="http://schemas.microsoft.com/office/word/2010/wordprocessingDrawing" xmlns:wp="http://schemas.openxmlformats.org/drawingml/2006/wordprocessingDrawing" xmlns:w10="urn:schemas-microsoft-com:office:word" xmlns:w="http://schemas.openxmlformats.org/wordprocessingml/2006/main" xmlns:w14="http://schemas.microsoft.com/office/word/2010/wordml" xmlns:w15="http://schemas.microsoft.com/office/word/2012/wordml" xmlns:w16cex="http://schemas.microsoft.com/office/word/2018/wordml/cex" xmlns:w16cid="http://schemas.microsoft.com/office/word/2016/wordml/cid" xmlns:w16="http://schemas.microsoft.com/office/word/2018/wordml" xmlns:w16sdtdh="http://schemas.microsoft.com/office/word/2020/wordml/sdtdatahash" xmlns:w16se="http://schemas.microsoft.com/office/word/2015/wordml/symex" xmlns:wpg="http://schemas.microsoft.com/office/word/2010/wordprocessingGroup" xmlns:wpi="http://schemas.microsoft.com/office/word/2010/wordprocessingInk" xmlns:wne="http://schemas.microsoft.com/office/word/2006/wordml" xmlns:wps="http://schemas.microsoft.com/office/word/2010/wordprocessingShape" mc:Ignorable="w14 w15 w16se w16cid w16 w16cex w16sdtdh wp14">
+<w:hdr xmlns:wpc="http://schemas.microsoft.com/office/word/2010/wordprocessingCanvas" xmlns:cx="http://schemas.microsoft.com/office/drawing/2014/chartex" xmlns:cx1="http://schemas.microsoft.com/office/drawing/2015/9/8/chartex" xmlns:cx2="http://schemas.microsoft.com/office/drawing/2015/10/21/chartex" xmlns:cx3="http://schemas.microsoft.com/office/drawing/2016/5/9/chartex" xmlns:cx4="http://schemas.microsoft.com/office/drawing/2016/5/10/chartex" xmlns:cx5="http://schemas.microsoft.com/office/drawing/2016/5/11/chartex" xmlns:cx6="http://schemas.microsoft.com/office/drawing/2016/5/12/chartex" xmlns:cx7="http://schemas.microsoft.com/office/drawing/2016/5/13/chartex" xmlns:cx8="http://schemas.microsoft.com/office/drawing/2016/5/14/chartex" xmlns:mc="http://schemas.openxmlformats.org/markup-compatibility/2006" xmlns:aink="http://schemas.microsoft.com/office/drawing/2016/ink" xmlns:am3d="http://schemas.microsoft.com/office/drawing/2017/model3d" xmlns:o="urn:schemas-microsoft-com:office:office" xmlns:oel="http://schemas.microsoft.com/office/2019/extlst" xmlns:r="http://schemas.openxmlformats.org/officeDocument/2006/relationships" xmlns:m="http://schemas.openxmlformats.org/officeDocument/2006/math" xmlns:v="urn:schemas-microsoft-com:vml" xmlns:wp14="http://schemas.microsoft.com/office/word/2010/wordprocessingDrawing" xmlns:wp="http://schemas.openxmlformats.org/drawingml/2006/wordprocessingDrawing" xmlns:w10="urn:schemas-microsoft-com:office:word" xmlns:w="http://schemas.openxmlformats.org/wordprocessingml/2006/main" xmlns:w14="http://schemas.microsoft.com/office/word/2010/wordml" xmlns:w15="http://schemas.microsoft.com/office/word/2012/wordml" xmlns:w16cex="http://schemas.microsoft.com/office/word/2018/wordml/cex" xmlns:w16cid="http://schemas.microsoft.com/office/word/2016/wordml/cid" xmlns:w16="http://schemas.microsoft.com/office/word/2018/wordml" xmlns:w16du="http://schemas.microsoft.com/office/word/2023/wordml/word16du" xmlns:w16sdtdh="http://schemas.microsoft.com/office/word/2020/wordml/sdtdatahash" xmlns:w16sdtfl="http://schemas.microsoft.com/office/word/2024/wordml/sdtformatlock" xmlns:w16se="http://schemas.microsoft.com/office/word/2015/wordml/symex" xmlns:wpg="http://schemas.microsoft.com/office/word/2010/wordprocessingGroup" xmlns:wpi="http://schemas.microsoft.com/office/word/2010/wordprocessingInk" xmlns:wne="http://schemas.microsoft.com/office/word/2006/wordml" xmlns:wps="http://schemas.microsoft.com/office/word/2010/wordprocessingShape" mc:Ignorable="w14 w15 w16se w16cid w16 w16cex w16sdtdh w16sdtfl w16du wp14">
   <w:p/>
 </w:hdr>
 </file>
 
 <file path=word/numbering.xml><?xml version="1.0" encoding="utf-8"?>
-<w:numbering xmlns:wpc="http://schemas.microsoft.com/office/word/2010/wordprocessingCanvas" xmlns:cx="http://schemas.microsoft.com/office/drawing/2014/chartex" xmlns:cx1="http://schemas.microsoft.com/office/drawing/2015/9/8/chartex" xmlns:cx2="http://schemas.microsoft.com/office/drawing/2015/10/21/chartex" xmlns:cx3="http://schemas.microsoft.com/office/drawing/2016/5/9/chartex" xmlns:cx4="http://schemas.microsoft.com/office/drawing/2016/5/10/chartex" xmlns:cx5="http://schemas.microsoft.com/office/drawing/2016/5/11/chartex" xmlns:cx6="http://schemas.microsoft.com/office/drawing/2016/5/12/chartex" xmlns:cx7="http://schemas.microsoft.com/office/drawing/2016/5/13/chartex" xmlns:cx8="http://schemas.microsoft.com/office/drawing/2016/5/14/chartex" xmlns:mc="http://schemas.openxmlformats.org/markup-compatibility/2006" xmlns:aink="http://schemas.microsoft.com/office/drawing/2016/ink" xmlns:am3d="http://schemas.microsoft.com/office/drawing/2017/model3d" xmlns:o="urn:schemas-microsoft-com:office:office" xmlns:r="http://schemas.openxmlformats.org/officeDocument/2006/relationships" xmlns:m="http://schemas.openxmlformats.org/officeDocument/2006/math" xmlns:v="urn:schemas-microsoft-com:vml" xmlns:wp14="http://schemas.microsoft.com/office/word/2010/wordprocessingDrawing" xmlns:wp="http://schemas.openxmlformats.org/drawingml/2006/wordprocessingDrawing" xmlns:w10="urn:schemas-microsoft-com:office:word" xmlns:w="http://schemas.openxmlformats.org/wordprocessingml/2006/main" xmlns:w14="http://schemas.microsoft.com/office/word/2010/wordml" xmlns:w15="http://schemas.microsoft.com/office/word/2012/wordml" xmlns:w16cex="http://schemas.microsoft.com/office/word/2018/wordml/cex" xmlns:w16cid="http://schemas.microsoft.com/office/word/2016/wordml/cid" xmlns:w16="http://schemas.microsoft.com/office/word/2018/wordml" xmlns:w16sdtdh="http://schemas.microsoft.com/office/word/2020/wordml/sdtdatahash" xmlns:w16se="http://schemas.microsoft.com/office/word/2015/wordml/symex" xmlns:wpg="http://schemas.microsoft.com/office/word/2010/wordprocessingGroup" xmlns:wpi="http://schemas.microsoft.com/office/word/2010/wordprocessingInk" xmlns:wne="http://schemas.microsoft.com/office/word/2006/wordml" xmlns:wps="http://schemas.microsoft.com/office/word/2010/wordprocessingShape" mc:Ignorable="w14 w15 w16se w16cid w16 w16cex w16sdtdh wp14">
+<w:numbering xmlns:wpc="http://schemas.microsoft.com/office/word/2010/wordprocessingCanvas" xmlns:cx="http://schemas.microsoft.com/office/drawing/2014/chartex" xmlns:cx1="http://schemas.microsoft.com/office/drawing/2015/9/8/chartex" xmlns:cx2="http://schemas.microsoft.com/office/drawing/2015/10/21/chartex" xmlns:cx3="http://schemas.microsoft.com/office/drawing/2016/5/9/chartex" xmlns:cx4="http://schemas.microsoft.com/office/drawing/2016/5/10/chartex" xmlns:cx5="http://schemas.microsoft.com/office/drawing/2016/5/11/chartex" xmlns:cx6="http://schemas.microsoft.com/office/drawing/2016/5/12/chartex" xmlns:cx7="http://schemas.microsoft.com/office/drawing/2016/5/13/chartex" xmlns:cx8="http://schemas.microsoft.com/office/drawing/2016/5/14/chartex" xmlns:mc="http://schemas.openxmlformats.org/markup-compatibility/2006" xmlns:aink="http://schemas.microsoft.com/office/drawing/2016/ink" xmlns:am3d="http://schemas.microsoft.com/office/drawing/2017/model3d" xmlns:o="urn:schemas-microsoft-com:office:office" xmlns:oel="http://schemas.microsoft.com/office/2019/extlst" xmlns:r="http://schemas.openxmlformats.org/officeDocument/2006/relationships" xmlns:m="http://schemas.openxmlformats.org/officeDocument/2006/math" xmlns:v="urn:schemas-microsoft-com:vml" xmlns:wp14="http://schemas.microsoft.com/office/word/2010/wordprocessingDrawing" xmlns:wp="http://schemas.openxmlformats.org/drawingml/2006/wordprocessingDrawing" xmlns:w10="urn:schemas-microsoft-com:office:word" xmlns:w="http://schemas.openxmlformats.org/wordprocessingml/2006/main" xmlns:w14="http://schemas.microsoft.com/office/word/2010/wordml" xmlns:w15="http://schemas.microsoft.com/office/word/2012/wordml" xmlns:w16cex="http://schemas.microsoft.com/office/word/2018/wordml/cex" xmlns:w16cid="http://schemas.microsoft.com/office/word/2016/wordml/cid" xmlns:w16="http://schemas.microsoft.com/office/word/2018/wordml" xmlns:w16du="http://schemas.microsoft.com/office/word/2023/wordml/word16du" xmlns:w16sdtdh="http://schemas.microsoft.com/office/word/2020/wordml/sdtdatahash" xmlns:w16sdtfl="http://schemas.microsoft.com/office/word/2024/wordml/sdtformatlock" xmlns:w16se="http://schemas.microsoft.com/office/word/2015/wordml/symex" xmlns:wpg="http://schemas.microsoft.com/office/word/2010/wordprocessingGroup" xmlns:wpi="http://schemas.microsoft.com/office/word/2010/wordprocessingInk" xmlns:wne="http://schemas.microsoft.com/office/word/2006/wordml" xmlns:wps="http://schemas.microsoft.com/office/word/2010/wordprocessingShape" mc:Ignorable="w14 w15 w16se w16cid w16 w16cex w16sdtdh w16sdtfl w16du wp14">
   <w:abstractNum w:abstractNumId="0" w15:restartNumberingAfterBreak="0">
     <w:nsid w:val="00000001"/>
     <w:multiLevelType w:val="multilevel"/>
@@ -2175,7 +2534,7 @@
     <w:lvl w:ilvl="0">
       <w:start w:val="1"/>
       <w:numFmt w:val="none"/>
-      <w:pStyle w:val="Heading1"/>
+      <w:pStyle w:val="Titolo1"/>
       <w:suff w:val="nothing"/>
       <w:lvlText w:val="%1"/>
       <w:lvlJc w:val="left"/>
@@ -2189,7 +2548,7 @@
     <w:lvl w:ilvl="1">
       <w:start w:val="1"/>
       <w:numFmt w:val="none"/>
-      <w:pStyle w:val="Heading2"/>
+      <w:pStyle w:val="Titolo2"/>
       <w:suff w:val="nothing"/>
       <w:lvlText w:val="%2"/>
       <w:lvlJc w:val="left"/>
@@ -2203,7 +2562,7 @@
     <w:lvl w:ilvl="2">
       <w:start w:val="1"/>
       <w:numFmt w:val="none"/>
-      <w:pStyle w:val="Heading3"/>
+      <w:pStyle w:val="Titolo3"/>
       <w:suff w:val="nothing"/>
       <w:lvlText w:val="%3"/>
       <w:lvlJc w:val="left"/>
@@ -2217,7 +2576,7 @@
     <w:lvl w:ilvl="3">
       <w:start w:val="1"/>
       <w:numFmt w:val="none"/>
-      <w:pStyle w:val="Heading4"/>
+      <w:pStyle w:val="Titolo4"/>
       <w:suff w:val="nothing"/>
       <w:lvlText w:val="%4"/>
       <w:lvlJc w:val="left"/>
@@ -2231,7 +2590,7 @@
     <w:lvl w:ilvl="4">
       <w:start w:val="1"/>
       <w:numFmt w:val="none"/>
-      <w:pStyle w:val="Heading5"/>
+      <w:pStyle w:val="Titolo5"/>
       <w:suff w:val="nothing"/>
       <w:lvlText w:val="%5"/>
       <w:lvlJc w:val="left"/>
@@ -2245,7 +2604,7 @@
     <w:lvl w:ilvl="5">
       <w:start w:val="1"/>
       <w:numFmt w:val="none"/>
-      <w:pStyle w:val="Heading6"/>
+      <w:pStyle w:val="Titolo6"/>
       <w:suff w:val="nothing"/>
       <w:lvlText w:val="%6"/>
       <w:lvlJc w:val="left"/>
@@ -2259,7 +2618,7 @@
     <w:lvl w:ilvl="6">
       <w:start w:val="1"/>
       <w:numFmt w:val="none"/>
-      <w:pStyle w:val="Heading7"/>
+      <w:pStyle w:val="Titolo7"/>
       <w:suff w:val="nothing"/>
       <w:lvlText w:val="%7"/>
       <w:lvlJc w:val="left"/>
@@ -2273,7 +2632,7 @@
     <w:lvl w:ilvl="7">
       <w:start w:val="1"/>
       <w:numFmt w:val="none"/>
-      <w:pStyle w:val="Heading8"/>
+      <w:pStyle w:val="Titolo8"/>
       <w:suff w:val="nothing"/>
       <w:lvlText w:val="%8"/>
       <w:lvlJc w:val="left"/>
@@ -2287,7 +2646,7 @@
     <w:lvl w:ilvl="8">
       <w:start w:val="1"/>
       <w:numFmt w:val="none"/>
-      <w:pStyle w:val="Heading9"/>
+      <w:pStyle w:val="Titolo9"/>
       <w:suff w:val="nothing"/>
       <w:lvlText w:val="%9"/>
       <w:lvlJc w:val="left"/>
@@ -2504,44 +2863,44 @@
       </w:rPr>
     </w:lvl>
   </w:abstractNum>
-  <w:num w:numId="1">
+  <w:num w:numId="1" w16cid:durableId="1443304965">
     <w:abstractNumId w:val="0"/>
   </w:num>
-  <w:num w:numId="2">
+  <w:num w:numId="2" w16cid:durableId="320886045">
     <w:abstractNumId w:val="1"/>
   </w:num>
-  <w:num w:numId="3">
+  <w:num w:numId="3" w16cid:durableId="1811828084">
     <w:abstractNumId w:val="2"/>
   </w:num>
-  <w:num w:numId="4">
+  <w:num w:numId="4" w16cid:durableId="42946387">
     <w:abstractNumId w:val="3"/>
   </w:num>
-  <w:num w:numId="5">
+  <w:num w:numId="5" w16cid:durableId="1991210478">
     <w:abstractNumId w:val="4"/>
   </w:num>
-  <w:num w:numId="6">
+  <w:num w:numId="6" w16cid:durableId="582491648">
     <w:abstractNumId w:val="5"/>
   </w:num>
-  <w:num w:numId="7">
+  <w:num w:numId="7" w16cid:durableId="100538498">
     <w:abstractNumId w:val="6"/>
   </w:num>
-  <w:num w:numId="8">
+  <w:num w:numId="8" w16cid:durableId="414786860">
     <w:abstractNumId w:val="7"/>
   </w:num>
-  <w:num w:numId="9">
+  <w:num w:numId="9" w16cid:durableId="638075195">
     <w:abstractNumId w:val="8"/>
   </w:num>
-  <w:num w:numId="10">
+  <w:num w:numId="10" w16cid:durableId="246573172">
     <w:abstractNumId w:val="9"/>
   </w:num>
-  <w:num w:numId="11">
+  <w:num w:numId="11" w16cid:durableId="674652252">
     <w:abstractNumId w:val="10"/>
   </w:num>
 </w:numbering>
 </file>
 
 <file path=word/styles.xml><?xml version="1.0" encoding="utf-8"?>
-<w:styles xmlns:mc="http://schemas.openxmlformats.org/markup-compatibility/2006" xmlns:r="http://schemas.openxmlformats.org/officeDocument/2006/relationships" xmlns:w="http://schemas.openxmlformats.org/wordprocessingml/2006/main" xmlns:w14="http://schemas.microsoft.com/office/word/2010/wordml" xmlns:w15="http://schemas.microsoft.com/office/word/2012/wordml" xmlns:w16cex="http://schemas.microsoft.com/office/word/2018/wordml/cex" xmlns:w16cid="http://schemas.microsoft.com/office/word/2016/wordml/cid" xmlns:w16="http://schemas.microsoft.com/office/word/2018/wordml" xmlns:w16sdtdh="http://schemas.microsoft.com/office/word/2020/wordml/sdtdatahash" xmlns:w16se="http://schemas.microsoft.com/office/word/2015/wordml/symex" mc:Ignorable="w14 w15 w16se w16cid w16 w16cex w16sdtdh">
+<w:styles xmlns:mc="http://schemas.openxmlformats.org/markup-compatibility/2006" xmlns:r="http://schemas.openxmlformats.org/officeDocument/2006/relationships" xmlns:w="http://schemas.openxmlformats.org/wordprocessingml/2006/main" xmlns:w14="http://schemas.microsoft.com/office/word/2010/wordml" xmlns:w15="http://schemas.microsoft.com/office/word/2012/wordml" xmlns:w16cex="http://schemas.microsoft.com/office/word/2018/wordml/cex" xmlns:w16cid="http://schemas.microsoft.com/office/word/2016/wordml/cid" xmlns:w16="http://schemas.microsoft.com/office/word/2018/wordml" xmlns:w16du="http://schemas.microsoft.com/office/word/2023/wordml/word16du" xmlns:w16sdtdh="http://schemas.microsoft.com/office/word/2020/wordml/sdtdatahash" xmlns:w16sdtfl="http://schemas.microsoft.com/office/word/2024/wordml/sdtformatlock" xmlns:w16se="http://schemas.microsoft.com/office/word/2015/wordml/symex" mc:Ignorable="w14 w15 w16se w16cid w16 w16cex w16sdtdh w16sdtfl w16du">
   <w:docDefaults>
     <w:rPrDefault>
       <w:rPr>
@@ -2929,7 +3288,7 @@
     <w:lsdException w:name="Unresolved Mention" w:semiHidden="1" w:unhideWhenUsed="1"/>
     <w:lsdException w:name="Smart Link" w:semiHidden="1" w:unhideWhenUsed="1"/>
   </w:latentStyles>
-  <w:style w:type="paragraph" w:default="1" w:styleId="Normal">
+  <w:style w:type="paragraph" w:default="1" w:styleId="Normale">
     <w:name w:val="Normal"/>
     <w:qFormat/>
     <w:pPr>
@@ -2941,10 +3300,10 @@
       <w:lang w:val="it-IT" w:eastAsia="zh-CN"/>
     </w:rPr>
   </w:style>
-  <w:style w:type="paragraph" w:styleId="Heading1">
+  <w:style w:type="paragraph" w:styleId="Titolo1">
     <w:name w:val="heading 1"/>
-    <w:basedOn w:val="Normal"/>
-    <w:next w:val="Normal"/>
+    <w:basedOn w:val="Normale"/>
+    <w:next w:val="Normale"/>
     <w:qFormat/>
     <w:pPr>
       <w:keepNext/>
@@ -2959,10 +3318,10 @@
       <w:sz w:val="32"/>
     </w:rPr>
   </w:style>
-  <w:style w:type="paragraph" w:styleId="Heading2">
+  <w:style w:type="paragraph" w:styleId="Titolo2">
     <w:name w:val="heading 2"/>
-    <w:basedOn w:val="Normal"/>
-    <w:next w:val="Normal"/>
+    <w:basedOn w:val="Normale"/>
+    <w:next w:val="Normale"/>
     <w:qFormat/>
     <w:pPr>
       <w:keepNext/>
@@ -2978,10 +3337,10 @@
       <w:bCs/>
     </w:rPr>
   </w:style>
-  <w:style w:type="paragraph" w:styleId="Heading3">
+  <w:style w:type="paragraph" w:styleId="Titolo3">
     <w:name w:val="heading 3"/>
-    <w:basedOn w:val="Normal"/>
-    <w:next w:val="Normal"/>
+    <w:basedOn w:val="Normale"/>
+    <w:next w:val="Normale"/>
     <w:qFormat/>
     <w:pPr>
       <w:keepNext/>
@@ -3000,10 +3359,10 @@
       <w:szCs w:val="26"/>
     </w:rPr>
   </w:style>
-  <w:style w:type="paragraph" w:styleId="Heading4">
+  <w:style w:type="paragraph" w:styleId="Titolo4">
     <w:name w:val="heading 4"/>
-    <w:basedOn w:val="Normal"/>
-    <w:next w:val="Normal"/>
+    <w:basedOn w:val="Normale"/>
+    <w:next w:val="Normale"/>
     <w:qFormat/>
     <w:pPr>
       <w:keepNext/>
@@ -3021,10 +3380,10 @@
       <w:szCs w:val="28"/>
     </w:rPr>
   </w:style>
-  <w:style w:type="paragraph" w:styleId="Heading5">
+  <w:style w:type="paragraph" w:styleId="Titolo5">
     <w:name w:val="heading 5"/>
-    <w:basedOn w:val="Normal"/>
-    <w:next w:val="Normal"/>
+    <w:basedOn w:val="Normale"/>
+    <w:next w:val="Normale"/>
     <w:qFormat/>
     <w:pPr>
       <w:numPr>
@@ -3043,10 +3402,10 @@
       <w:szCs w:val="26"/>
     </w:rPr>
   </w:style>
-  <w:style w:type="paragraph" w:styleId="Heading6">
+  <w:style w:type="paragraph" w:styleId="Titolo6">
     <w:name w:val="heading 6"/>
-    <w:basedOn w:val="Normal"/>
-    <w:next w:val="Normal"/>
+    <w:basedOn w:val="Normale"/>
+    <w:next w:val="Normale"/>
     <w:qFormat/>
     <w:pPr>
       <w:numPr>
@@ -3063,10 +3422,10 @@
       <w:szCs w:val="22"/>
     </w:rPr>
   </w:style>
-  <w:style w:type="paragraph" w:styleId="Heading7">
+  <w:style w:type="paragraph" w:styleId="Titolo7">
     <w:name w:val="heading 7"/>
-    <w:basedOn w:val="Normal"/>
-    <w:next w:val="Normal"/>
+    <w:basedOn w:val="Normale"/>
+    <w:next w:val="Normale"/>
     <w:qFormat/>
     <w:pPr>
       <w:numPr>
@@ -3077,10 +3436,10 @@
       <w:outlineLvl w:val="6"/>
     </w:pPr>
   </w:style>
-  <w:style w:type="paragraph" w:styleId="Heading8">
+  <w:style w:type="paragraph" w:styleId="Titolo8">
     <w:name w:val="heading 8"/>
-    <w:basedOn w:val="Normal"/>
-    <w:next w:val="Normal"/>
+    <w:basedOn w:val="Normale"/>
+    <w:next w:val="Normale"/>
     <w:qFormat/>
     <w:pPr>
       <w:numPr>
@@ -3095,10 +3454,10 @@
       <w:iCs/>
     </w:rPr>
   </w:style>
-  <w:style w:type="paragraph" w:styleId="Heading9">
+  <w:style w:type="paragraph" w:styleId="Titolo9">
     <w:name w:val="heading 9"/>
-    <w:basedOn w:val="Normal"/>
-    <w:next w:val="Normal"/>
+    <w:basedOn w:val="Normale"/>
+    <w:next w:val="Normale"/>
     <w:qFormat/>
     <w:pPr>
       <w:numPr>
@@ -3114,12 +3473,13 @@
       <w:szCs w:val="22"/>
     </w:rPr>
   </w:style>
-  <w:style w:type="character" w:default="1" w:styleId="DefaultParagraphFont">
+  <w:style w:type="character" w:default="1" w:styleId="Carpredefinitoparagrafo">
     <w:name w:val="Default Paragraph Font"/>
     <w:uiPriority w:val="1"/>
+    <w:semiHidden/>
     <w:unhideWhenUsed/>
   </w:style>
-  <w:style w:type="table" w:default="1" w:styleId="TableNormal">
+  <w:style w:type="table" w:default="1" w:styleId="Tabellanormale">
     <w:name w:val="Normal Table"/>
     <w:uiPriority w:val="99"/>
     <w:semiHidden/>
@@ -3134,7 +3494,7 @@
       </w:tblCellMar>
     </w:tblPr>
   </w:style>
-  <w:style w:type="numbering" w:default="1" w:styleId="NoList">
+  <w:style w:type="numbering" w:default="1" w:styleId="Nessunelenco">
     <w:name w:val="No List"/>
     <w:uiPriority w:val="99"/>
     <w:semiHidden/>
@@ -3402,7 +3762,7 @@
   <w:style w:type="character" w:customStyle="1" w:styleId="Carpredefinitoparagrafo1">
     <w:name w:val="Car. predefinito paragrafo1"/>
   </w:style>
-  <w:style w:type="character" w:styleId="Hyperlink">
+  <w:style w:type="character" w:styleId="Collegamentoipertestuale">
     <w:name w:val="Hyperlink"/>
     <w:rPr>
       <w:color w:val="0000FF"/>
@@ -3449,10 +3809,10 @@
       <w:szCs w:val="18"/>
     </w:rPr>
   </w:style>
-  <w:style w:type="paragraph" w:customStyle="1" w:styleId="Titolo2">
+  <w:style w:type="paragraph" w:customStyle="1" w:styleId="Titolo20">
     <w:name w:val="Titolo2"/>
-    <w:basedOn w:val="Normal"/>
-    <w:next w:val="BodyText"/>
+    <w:basedOn w:val="Normale"/>
+    <w:next w:val="Corpotesto"/>
     <w:pPr>
       <w:keepNext/>
       <w:spacing w:before="240" w:after="120"/>
@@ -3463,23 +3823,23 @@
       <w:szCs w:val="28"/>
     </w:rPr>
   </w:style>
-  <w:style w:type="paragraph" w:styleId="BodyText">
+  <w:style w:type="paragraph" w:styleId="Corpotesto">
     <w:name w:val="Body Text"/>
-    <w:basedOn w:val="Normal"/>
+    <w:basedOn w:val="Normale"/>
     <w:pPr>
       <w:jc w:val="both"/>
     </w:pPr>
   </w:style>
-  <w:style w:type="paragraph" w:styleId="List">
+  <w:style w:type="paragraph" w:styleId="Elenco">
     <w:name w:val="List"/>
-    <w:basedOn w:val="Normal"/>
+    <w:basedOn w:val="Normale"/>
     <w:pPr>
       <w:ind w:left="283" w:hanging="283"/>
     </w:pPr>
   </w:style>
-  <w:style w:type="paragraph" w:styleId="Caption">
+  <w:style w:type="paragraph" w:styleId="Didascalia">
     <w:name w:val="caption"/>
-    <w:basedOn w:val="Normal"/>
+    <w:basedOn w:val="Normale"/>
     <w:qFormat/>
     <w:pPr>
       <w:suppressLineNumbers/>
@@ -3493,7 +3853,7 @@
   </w:style>
   <w:style w:type="paragraph" w:customStyle="1" w:styleId="Indice">
     <w:name w:val="Indice"/>
-    <w:basedOn w:val="Normal"/>
+    <w:basedOn w:val="Normale"/>
     <w:pPr>
       <w:suppressLineNumbers/>
     </w:pPr>
@@ -3503,7 +3863,7 @@
   </w:style>
   <w:style w:type="paragraph" w:customStyle="1" w:styleId="caption1">
     <w:name w:val="caption1"/>
-    <w:basedOn w:val="Normal"/>
+    <w:basedOn w:val="Normale"/>
     <w:pPr>
       <w:suppressLineNumbers/>
       <w:spacing w:before="120" w:after="120"/>
@@ -3516,8 +3876,8 @@
   </w:style>
   <w:style w:type="paragraph" w:customStyle="1" w:styleId="caption11">
     <w:name w:val="caption11"/>
-    <w:basedOn w:val="Normal"/>
-    <w:next w:val="Normal"/>
+    <w:basedOn w:val="Normale"/>
+    <w:next w:val="Normale"/>
     <w:pPr>
       <w:spacing w:before="120" w:after="120"/>
     </w:pPr>
@@ -3528,10 +3888,10 @@
       <w:szCs w:val="20"/>
     </w:rPr>
   </w:style>
-  <w:style w:type="paragraph" w:customStyle="1" w:styleId="Titolo1">
+  <w:style w:type="paragraph" w:customStyle="1" w:styleId="Titolo10">
     <w:name w:val="Titolo1"/>
-    <w:basedOn w:val="Normal"/>
-    <w:next w:val="BodyText"/>
+    <w:basedOn w:val="Normale"/>
+    <w:next w:val="Corpotesto"/>
     <w:pPr>
       <w:spacing w:before="240" w:after="60"/>
       <w:jc w:val="center"/>
@@ -3548,7 +3908,7 @@
   </w:style>
   <w:style w:type="paragraph" w:customStyle="1" w:styleId="Intestazioneepidipagina">
     <w:name w:val="Intestazione e piè di pagina"/>
-    <w:basedOn w:val="Normal"/>
+    <w:basedOn w:val="Normale"/>
     <w:pPr>
       <w:suppressLineNumbers/>
       <w:tabs>
@@ -3557,9 +3917,9 @@
       </w:tabs>
     </w:pPr>
   </w:style>
-  <w:style w:type="paragraph" w:styleId="Header">
+  <w:style w:type="paragraph" w:styleId="Intestazione">
     <w:name w:val="header"/>
-    <w:basedOn w:val="Normal"/>
+    <w:basedOn w:val="Normale"/>
     <w:pPr>
       <w:tabs>
         <w:tab w:val="center" w:pos="4819"/>
@@ -3567,9 +3927,9 @@
       </w:tabs>
     </w:pPr>
   </w:style>
-  <w:style w:type="paragraph" w:styleId="Footer">
+  <w:style w:type="paragraph" w:styleId="Pidipagina">
     <w:name w:val="footer"/>
-    <w:basedOn w:val="Normal"/>
+    <w:basedOn w:val="Normale"/>
     <w:pPr>
       <w:tabs>
         <w:tab w:val="center" w:pos="4819"/>
@@ -3577,9 +3937,9 @@
       </w:tabs>
     </w:pPr>
   </w:style>
-  <w:style w:type="paragraph" w:styleId="BodyTextIndent">
+  <w:style w:type="paragraph" w:styleId="Rientrocorpodeltesto">
     <w:name w:val="Body Text Indent"/>
-    <w:basedOn w:val="Normal"/>
+    <w:basedOn w:val="Normale"/>
     <w:pPr>
       <w:spacing w:line="360" w:lineRule="auto"/>
       <w:ind w:left="360"/>
@@ -3588,14 +3948,14 @@
   </w:style>
   <w:style w:type="paragraph" w:customStyle="1" w:styleId="Corpodeltesto21">
     <w:name w:val="Corpo del testo 21"/>
-    <w:basedOn w:val="Normal"/>
+    <w:basedOn w:val="Normale"/>
     <w:pPr>
       <w:spacing w:after="120" w:line="480" w:lineRule="auto"/>
     </w:pPr>
   </w:style>
   <w:style w:type="paragraph" w:customStyle="1" w:styleId="Corpodeltesto31">
     <w:name w:val="Corpo del testo 31"/>
-    <w:basedOn w:val="Normal"/>
+    <w:basedOn w:val="Normale"/>
     <w:pPr>
       <w:spacing w:after="120"/>
     </w:pPr>
@@ -3606,40 +3966,40 @@
   </w:style>
   <w:style w:type="paragraph" w:customStyle="1" w:styleId="Data1">
     <w:name w:val="Data1"/>
-    <w:basedOn w:val="Normal"/>
-    <w:next w:val="Normal"/>
+    <w:basedOn w:val="Normale"/>
+    <w:next w:val="Normale"/>
   </w:style>
   <w:style w:type="paragraph" w:customStyle="1" w:styleId="Puntoelenco22">
     <w:name w:val="Punto elenco 22"/>
-    <w:basedOn w:val="Normal"/>
+    <w:basedOn w:val="Normale"/>
     <w:pPr>
       <w:ind w:left="566" w:hanging="283"/>
     </w:pPr>
   </w:style>
   <w:style w:type="paragraph" w:customStyle="1" w:styleId="Puntoelenco32">
     <w:name w:val="Punto elenco 32"/>
-    <w:basedOn w:val="Normal"/>
+    <w:basedOn w:val="Normale"/>
     <w:pPr>
       <w:ind w:left="849" w:hanging="283"/>
     </w:pPr>
   </w:style>
   <w:style w:type="paragraph" w:customStyle="1" w:styleId="Puntoelenco42">
     <w:name w:val="Punto elenco 42"/>
-    <w:basedOn w:val="Normal"/>
+    <w:basedOn w:val="Normale"/>
     <w:pPr>
       <w:ind w:left="1132" w:hanging="283"/>
     </w:pPr>
   </w:style>
   <w:style w:type="paragraph" w:customStyle="1" w:styleId="Puntoelenco52">
     <w:name w:val="Punto elenco 52"/>
-    <w:basedOn w:val="Normal"/>
+    <w:basedOn w:val="Normale"/>
     <w:pPr>
       <w:ind w:left="1415" w:hanging="283"/>
     </w:pPr>
   </w:style>
   <w:style w:type="paragraph" w:customStyle="1" w:styleId="Elencocontinua1">
     <w:name w:val="Elenco continua1"/>
-    <w:basedOn w:val="Normal"/>
+    <w:basedOn w:val="Normale"/>
     <w:pPr>
       <w:spacing w:after="120"/>
       <w:ind w:left="283"/>
@@ -3647,7 +4007,7 @@
   </w:style>
   <w:style w:type="paragraph" w:customStyle="1" w:styleId="Elencocontinua21">
     <w:name w:val="Elenco continua 21"/>
-    <w:basedOn w:val="Normal"/>
+    <w:basedOn w:val="Normale"/>
     <w:pPr>
       <w:spacing w:after="120"/>
       <w:ind w:left="566"/>
@@ -3655,7 +4015,7 @@
   </w:style>
   <w:style w:type="paragraph" w:customStyle="1" w:styleId="Elencocontinua31">
     <w:name w:val="Elenco continua 31"/>
-    <w:basedOn w:val="Normal"/>
+    <w:basedOn w:val="Normale"/>
     <w:pPr>
       <w:spacing w:after="120"/>
       <w:ind w:left="849"/>
@@ -3663,7 +4023,7 @@
   </w:style>
   <w:style w:type="paragraph" w:customStyle="1" w:styleId="Elencocontinua41">
     <w:name w:val="Elenco continua 41"/>
-    <w:basedOn w:val="Normal"/>
+    <w:basedOn w:val="Normale"/>
     <w:pPr>
       <w:spacing w:after="120"/>
       <w:ind w:left="1132"/>
@@ -3671,126 +4031,126 @@
   </w:style>
   <w:style w:type="paragraph" w:customStyle="1" w:styleId="Elencocontinua51">
     <w:name w:val="Elenco continua 51"/>
-    <w:basedOn w:val="Normal"/>
+    <w:basedOn w:val="Normale"/>
     <w:pPr>
       <w:spacing w:after="120"/>
       <w:ind w:left="1415"/>
     </w:pPr>
   </w:style>
-  <w:style w:type="paragraph" w:styleId="Signature">
+  <w:style w:type="paragraph" w:styleId="Firma">
     <w:name w:val="Signature"/>
-    <w:basedOn w:val="Normal"/>
+    <w:basedOn w:val="Normale"/>
     <w:pPr>
       <w:ind w:left="4252"/>
     </w:pPr>
   </w:style>
-  <w:style w:type="paragraph" w:styleId="E-mailSignature">
+  <w:style w:type="paragraph" w:styleId="Firmadipostaelettronica">
     <w:name w:val="E-mail Signature"/>
-    <w:basedOn w:val="Normal"/>
+    <w:basedOn w:val="Normale"/>
   </w:style>
   <w:style w:type="paragraph" w:customStyle="1" w:styleId="Formuladiapertura1">
     <w:name w:val="Formula di apertura1"/>
-    <w:basedOn w:val="Normal"/>
-    <w:next w:val="Normal"/>
+    <w:basedOn w:val="Normale"/>
+    <w:next w:val="Normale"/>
   </w:style>
   <w:style w:type="paragraph" w:customStyle="1" w:styleId="Formuladiapertura2">
     <w:name w:val="Formula di apertura2"/>
-    <w:basedOn w:val="Normal"/>
+    <w:basedOn w:val="Normale"/>
     <w:pPr>
       <w:ind w:left="4252"/>
     </w:pPr>
   </w:style>
-  <w:style w:type="paragraph" w:styleId="Index1">
+  <w:style w:type="paragraph" w:styleId="Indice1">
     <w:name w:val="index 1"/>
-    <w:basedOn w:val="Normal"/>
-    <w:next w:val="Normal"/>
+    <w:basedOn w:val="Normale"/>
+    <w:next w:val="Normale"/>
     <w:pPr>
       <w:ind w:left="240" w:hanging="240"/>
     </w:pPr>
   </w:style>
-  <w:style w:type="paragraph" w:styleId="Index2">
+  <w:style w:type="paragraph" w:styleId="Indice2">
     <w:name w:val="index 2"/>
-    <w:basedOn w:val="Normal"/>
-    <w:next w:val="Normal"/>
+    <w:basedOn w:val="Normale"/>
+    <w:next w:val="Normale"/>
     <w:pPr>
       <w:ind w:left="480" w:hanging="240"/>
     </w:pPr>
   </w:style>
-  <w:style w:type="paragraph" w:styleId="Index3">
+  <w:style w:type="paragraph" w:styleId="Indice3">
     <w:name w:val="index 3"/>
-    <w:basedOn w:val="Normal"/>
-    <w:next w:val="Normal"/>
+    <w:basedOn w:val="Normale"/>
+    <w:next w:val="Normale"/>
     <w:pPr>
       <w:ind w:left="720" w:hanging="240"/>
     </w:pPr>
   </w:style>
-  <w:style w:type="paragraph" w:styleId="TOC4">
+  <w:style w:type="paragraph" w:styleId="Sommario4">
     <w:name w:val="toc 4"/>
-    <w:basedOn w:val="Normal"/>
-    <w:next w:val="Normal"/>
+    <w:basedOn w:val="Normale"/>
+    <w:next w:val="Normale"/>
     <w:pPr>
       <w:ind w:left="960" w:hanging="240"/>
     </w:pPr>
   </w:style>
-  <w:style w:type="paragraph" w:styleId="TOC5">
+  <w:style w:type="paragraph" w:styleId="Sommario5">
     <w:name w:val="toc 5"/>
-    <w:basedOn w:val="Normal"/>
-    <w:next w:val="Normal"/>
+    <w:basedOn w:val="Normale"/>
+    <w:next w:val="Normale"/>
     <w:pPr>
       <w:ind w:left="1200" w:hanging="240"/>
     </w:pPr>
   </w:style>
-  <w:style w:type="paragraph" w:styleId="TOC6">
+  <w:style w:type="paragraph" w:styleId="Sommario6">
     <w:name w:val="toc 6"/>
-    <w:basedOn w:val="Normal"/>
-    <w:next w:val="Normal"/>
+    <w:basedOn w:val="Normale"/>
+    <w:next w:val="Normale"/>
     <w:pPr>
       <w:ind w:left="1440" w:hanging="240"/>
     </w:pPr>
   </w:style>
-  <w:style w:type="paragraph" w:styleId="TOC7">
+  <w:style w:type="paragraph" w:styleId="Sommario7">
     <w:name w:val="toc 7"/>
-    <w:basedOn w:val="Normal"/>
-    <w:next w:val="Normal"/>
+    <w:basedOn w:val="Normale"/>
+    <w:next w:val="Normale"/>
     <w:pPr>
       <w:ind w:left="1680" w:hanging="240"/>
     </w:pPr>
   </w:style>
-  <w:style w:type="paragraph" w:styleId="TOC8">
+  <w:style w:type="paragraph" w:styleId="Sommario8">
     <w:name w:val="toc 8"/>
-    <w:basedOn w:val="Normal"/>
-    <w:next w:val="Normal"/>
+    <w:basedOn w:val="Normale"/>
+    <w:next w:val="Normale"/>
     <w:pPr>
       <w:ind w:left="1920" w:hanging="240"/>
     </w:pPr>
   </w:style>
-  <w:style w:type="paragraph" w:styleId="TOC9">
+  <w:style w:type="paragraph" w:styleId="Sommario9">
     <w:name w:val="toc 9"/>
-    <w:basedOn w:val="Normal"/>
-    <w:next w:val="Normal"/>
+    <w:basedOn w:val="Normale"/>
+    <w:next w:val="Normale"/>
     <w:pPr>
       <w:ind w:left="2160" w:hanging="240"/>
     </w:pPr>
   </w:style>
   <w:style w:type="paragraph" w:customStyle="1" w:styleId="Indicedellefigure1">
     <w:name w:val="Indice delle figure1"/>
-    <w:basedOn w:val="Normal"/>
-    <w:next w:val="Normal"/>
+    <w:basedOn w:val="Normale"/>
+    <w:next w:val="Normale"/>
     <w:pPr>
       <w:ind w:left="480" w:hanging="480"/>
     </w:pPr>
   </w:style>
   <w:style w:type="paragraph" w:customStyle="1" w:styleId="Indicefonti1">
     <w:name w:val="Indice fonti1"/>
-    <w:basedOn w:val="Normal"/>
-    <w:next w:val="Normal"/>
+    <w:basedOn w:val="Normale"/>
+    <w:next w:val="Normale"/>
     <w:pPr>
       <w:ind w:left="240" w:hanging="240"/>
     </w:pPr>
   </w:style>
-  <w:style w:type="paragraph" w:styleId="EnvelopeAddress">
+  <w:style w:type="paragraph" w:styleId="Indirizzodestinatario">
     <w:name w:val="envelope address"/>
-    <w:basedOn w:val="Normal"/>
+    <w:basedOn w:val="Normale"/>
     <w:pPr>
       <w:ind w:left="2880"/>
     </w:pPr>
@@ -3798,17 +4158,17 @@
       <w:rFonts w:ascii="Arial" w:hAnsi="Arial" w:cs="Arial"/>
     </w:rPr>
   </w:style>
-  <w:style w:type="paragraph" w:styleId="HTMLAddress">
+  <w:style w:type="paragraph" w:styleId="IndirizzoHTML">
     <w:name w:val="HTML Address"/>
-    <w:basedOn w:val="Normal"/>
+    <w:basedOn w:val="Normale"/>
     <w:rPr>
       <w:i/>
       <w:iCs/>
     </w:rPr>
   </w:style>
-  <w:style w:type="paragraph" w:styleId="EnvelopeReturn">
+  <w:style w:type="paragraph" w:styleId="Indirizzomittente">
     <w:name w:val="envelope return"/>
-    <w:basedOn w:val="Normal"/>
+    <w:basedOn w:val="Normale"/>
     <w:rPr>
       <w:rFonts w:ascii="Arial" w:hAnsi="Arial" w:cs="Arial"/>
       <w:sz w:val="20"/>
@@ -3817,7 +4177,7 @@
   </w:style>
   <w:style w:type="paragraph" w:customStyle="1" w:styleId="Intestazionemessaggio1">
     <w:name w:val="Intestazione messaggio1"/>
-    <w:basedOn w:val="Normal"/>
+    <w:basedOn w:val="Normale"/>
     <w:pPr>
       <w:pBdr>
         <w:top w:val="single" w:sz="6" w:space="1" w:color="000000"/>
@@ -3834,12 +4194,12 @@
   </w:style>
   <w:style w:type="paragraph" w:customStyle="1" w:styleId="Intestazionenota1">
     <w:name w:val="Intestazione nota1"/>
-    <w:basedOn w:val="Normal"/>
-    <w:next w:val="Normal"/>
+    <w:basedOn w:val="Normale"/>
+    <w:next w:val="Normale"/>
   </w:style>
   <w:style w:type="paragraph" w:customStyle="1" w:styleId="Mappadocumento1">
     <w:name w:val="Mappa documento1"/>
-    <w:basedOn w:val="Normal"/>
+    <w:basedOn w:val="Normale"/>
     <w:pPr>
       <w:shd w:val="clear" w:color="auto" w:fill="000080"/>
     </w:pPr>
@@ -3847,13 +4207,13 @@
       <w:rFonts w:ascii="Tahoma" w:hAnsi="Tahoma" w:cs="Tahoma"/>
     </w:rPr>
   </w:style>
-  <w:style w:type="paragraph" w:styleId="NormalWeb">
+  <w:style w:type="paragraph" w:styleId="NormaleWeb">
     <w:name w:val="Normal (Web)"/>
-    <w:basedOn w:val="Normal"/>
+    <w:basedOn w:val="Normale"/>
   </w:style>
   <w:style w:type="paragraph" w:customStyle="1" w:styleId="Numeroelenco1">
     <w:name w:val="Numero elenco1"/>
-    <w:basedOn w:val="Normal"/>
+    <w:basedOn w:val="Normale"/>
     <w:pPr>
       <w:numPr>
         <w:numId w:val="10"/>
@@ -3862,7 +4222,7 @@
   </w:style>
   <w:style w:type="paragraph" w:customStyle="1" w:styleId="Numeroelenco21">
     <w:name w:val="Numero elenco 21"/>
-    <w:basedOn w:val="Normal"/>
+    <w:basedOn w:val="Normale"/>
     <w:pPr>
       <w:numPr>
         <w:numId w:val="5"/>
@@ -3871,7 +4231,7 @@
   </w:style>
   <w:style w:type="paragraph" w:customStyle="1" w:styleId="Numeroelenco31">
     <w:name w:val="Numero elenco 31"/>
-    <w:basedOn w:val="Normal"/>
+    <w:basedOn w:val="Normale"/>
     <w:pPr>
       <w:numPr>
         <w:numId w:val="4"/>
@@ -3880,7 +4240,7 @@
   </w:style>
   <w:style w:type="paragraph" w:customStyle="1" w:styleId="Numeroelenco41">
     <w:name w:val="Numero elenco 41"/>
-    <w:basedOn w:val="Normal"/>
+    <w:basedOn w:val="Normale"/>
     <w:pPr>
       <w:numPr>
         <w:numId w:val="3"/>
@@ -3889,16 +4249,16 @@
   </w:style>
   <w:style w:type="paragraph" w:customStyle="1" w:styleId="Numeroelenco51">
     <w:name w:val="Numero elenco 51"/>
-    <w:basedOn w:val="Normal"/>
+    <w:basedOn w:val="Normale"/>
     <w:pPr>
       <w:numPr>
         <w:numId w:val="2"/>
       </w:numPr>
     </w:pPr>
   </w:style>
-  <w:style w:type="paragraph" w:styleId="HTMLPreformatted">
+  <w:style w:type="paragraph" w:styleId="PreformattatoHTML">
     <w:name w:val="HTML Preformatted"/>
-    <w:basedOn w:val="Normal"/>
+    <w:basedOn w:val="Normale"/>
     <w:rPr>
       <w:rFonts w:ascii="Courier New" w:hAnsi="Courier New" w:cs="Courier New"/>
       <w:sz w:val="20"/>
@@ -3907,7 +4267,7 @@
   </w:style>
   <w:style w:type="paragraph" w:customStyle="1" w:styleId="Primorientrocorpodeltesto1">
     <w:name w:val="Primo rientro corpo del testo1"/>
-    <w:basedOn w:val="BodyText"/>
+    <w:basedOn w:val="Corpotesto"/>
     <w:pPr>
       <w:spacing w:after="120"/>
       <w:ind w:firstLine="210"/>
@@ -3916,7 +4276,7 @@
   </w:style>
   <w:style w:type="paragraph" w:customStyle="1" w:styleId="Primorientrocorpodeltesto21">
     <w:name w:val="Primo rientro corpo del testo 21"/>
-    <w:basedOn w:val="BodyTextIndent"/>
+    <w:basedOn w:val="Rientrocorpodeltesto"/>
     <w:pPr>
       <w:spacing w:after="120" w:line="240" w:lineRule="auto"/>
       <w:ind w:left="283" w:firstLine="210"/>
@@ -3925,7 +4285,7 @@
   </w:style>
   <w:style w:type="paragraph" w:customStyle="1" w:styleId="Puntoelenco1">
     <w:name w:val="Punto elenco1"/>
-    <w:basedOn w:val="Normal"/>
+    <w:basedOn w:val="Normale"/>
     <w:pPr>
       <w:numPr>
         <w:numId w:val="11"/>
@@ -3934,7 +4294,7 @@
   </w:style>
   <w:style w:type="paragraph" w:customStyle="1" w:styleId="Puntoelenco21">
     <w:name w:val="Punto elenco 21"/>
-    <w:basedOn w:val="Normal"/>
+    <w:basedOn w:val="Normale"/>
     <w:pPr>
       <w:numPr>
         <w:numId w:val="9"/>
@@ -3943,7 +4303,7 @@
   </w:style>
   <w:style w:type="paragraph" w:customStyle="1" w:styleId="Puntoelenco31">
     <w:name w:val="Punto elenco 31"/>
-    <w:basedOn w:val="Normal"/>
+    <w:basedOn w:val="Normale"/>
     <w:pPr>
       <w:numPr>
         <w:numId w:val="8"/>
@@ -3952,7 +4312,7 @@
   </w:style>
   <w:style w:type="paragraph" w:customStyle="1" w:styleId="Puntoelenco41">
     <w:name w:val="Punto elenco 41"/>
-    <w:basedOn w:val="Normal"/>
+    <w:basedOn w:val="Normale"/>
     <w:pPr>
       <w:numPr>
         <w:numId w:val="7"/>
@@ -3961,7 +4321,7 @@
   </w:style>
   <w:style w:type="paragraph" w:customStyle="1" w:styleId="Puntoelenco51">
     <w:name w:val="Punto elenco 51"/>
-    <w:basedOn w:val="Normal"/>
+    <w:basedOn w:val="Normale"/>
     <w:pPr>
       <w:numPr>
         <w:numId w:val="6"/>
@@ -3970,7 +4330,7 @@
   </w:style>
   <w:style w:type="paragraph" w:customStyle="1" w:styleId="Rientrocorpodeltesto21">
     <w:name w:val="Rientro corpo del testo 21"/>
-    <w:basedOn w:val="Normal"/>
+    <w:basedOn w:val="Normale"/>
     <w:pPr>
       <w:spacing w:after="120" w:line="480" w:lineRule="auto"/>
       <w:ind w:left="283"/>
@@ -3978,7 +4338,7 @@
   </w:style>
   <w:style w:type="paragraph" w:customStyle="1" w:styleId="Rientrocorpodeltesto31">
     <w:name w:val="Rientro corpo del testo 31"/>
-    <w:basedOn w:val="Normal"/>
+    <w:basedOn w:val="Normale"/>
     <w:pPr>
       <w:spacing w:after="120"/>
       <w:ind w:left="283"/>
@@ -3990,84 +4350,84 @@
   </w:style>
   <w:style w:type="paragraph" w:customStyle="1" w:styleId="Rientronormale1">
     <w:name w:val="Rientro normale1"/>
-    <w:basedOn w:val="Normal"/>
+    <w:basedOn w:val="Normale"/>
     <w:pPr>
       <w:ind w:left="708"/>
     </w:pPr>
   </w:style>
-  <w:style w:type="paragraph" w:styleId="TOC1">
+  <w:style w:type="paragraph" w:styleId="Sommario1">
     <w:name w:val="toc 1"/>
-    <w:basedOn w:val="Normal"/>
-    <w:next w:val="Normal"/>
-  </w:style>
-  <w:style w:type="paragraph" w:styleId="TOC2">
+    <w:basedOn w:val="Normale"/>
+    <w:next w:val="Normale"/>
+  </w:style>
+  <w:style w:type="paragraph" w:styleId="Sommario2">
     <w:name w:val="toc 2"/>
-    <w:basedOn w:val="Normal"/>
-    <w:next w:val="Normal"/>
+    <w:basedOn w:val="Normale"/>
+    <w:next w:val="Normale"/>
     <w:pPr>
       <w:ind w:left="240"/>
     </w:pPr>
   </w:style>
-  <w:style w:type="paragraph" w:styleId="TOC3">
+  <w:style w:type="paragraph" w:styleId="Sommario3">
     <w:name w:val="toc 3"/>
-    <w:basedOn w:val="Normal"/>
-    <w:next w:val="Normal"/>
+    <w:basedOn w:val="Normale"/>
+    <w:next w:val="Normale"/>
     <w:pPr>
       <w:ind w:left="480"/>
     </w:pPr>
   </w:style>
   <w:style w:type="paragraph" w:customStyle="1" w:styleId="Sommario41">
     <w:name w:val="Sommario 41"/>
-    <w:basedOn w:val="Normal"/>
-    <w:next w:val="Normal"/>
+    <w:basedOn w:val="Normale"/>
+    <w:next w:val="Normale"/>
     <w:pPr>
       <w:ind w:left="720"/>
     </w:pPr>
   </w:style>
   <w:style w:type="paragraph" w:customStyle="1" w:styleId="Sommario51">
     <w:name w:val="Sommario 51"/>
-    <w:basedOn w:val="Normal"/>
-    <w:next w:val="Normal"/>
+    <w:basedOn w:val="Normale"/>
+    <w:next w:val="Normale"/>
     <w:pPr>
       <w:ind w:left="960"/>
     </w:pPr>
   </w:style>
   <w:style w:type="paragraph" w:customStyle="1" w:styleId="Sommario61">
     <w:name w:val="Sommario 61"/>
-    <w:basedOn w:val="Normal"/>
-    <w:next w:val="Normal"/>
+    <w:basedOn w:val="Normale"/>
+    <w:next w:val="Normale"/>
     <w:pPr>
       <w:ind w:left="1200"/>
     </w:pPr>
   </w:style>
   <w:style w:type="paragraph" w:customStyle="1" w:styleId="Sommario71">
     <w:name w:val="Sommario 71"/>
-    <w:basedOn w:val="Normal"/>
-    <w:next w:val="Normal"/>
+    <w:basedOn w:val="Normale"/>
+    <w:next w:val="Normale"/>
     <w:pPr>
       <w:ind w:left="1440"/>
     </w:pPr>
   </w:style>
   <w:style w:type="paragraph" w:customStyle="1" w:styleId="Sommario81">
     <w:name w:val="Sommario 81"/>
-    <w:basedOn w:val="Normal"/>
-    <w:next w:val="Normal"/>
+    <w:basedOn w:val="Normale"/>
+    <w:next w:val="Normale"/>
     <w:pPr>
       <w:ind w:left="1680"/>
     </w:pPr>
   </w:style>
   <w:style w:type="paragraph" w:customStyle="1" w:styleId="Sommario91">
     <w:name w:val="Sommario 91"/>
-    <w:basedOn w:val="Normal"/>
-    <w:next w:val="Normal"/>
+    <w:basedOn w:val="Normale"/>
+    <w:next w:val="Normale"/>
     <w:pPr>
       <w:ind w:left="1920"/>
     </w:pPr>
   </w:style>
-  <w:style w:type="paragraph" w:styleId="Subtitle">
+  <w:style w:type="paragraph" w:styleId="Sottotitolo">
     <w:name w:val="Subtitle"/>
-    <w:basedOn w:val="Normal"/>
-    <w:next w:val="BodyText"/>
+    <w:basedOn w:val="Normale"/>
+    <w:next w:val="Corpotesto"/>
     <w:qFormat/>
     <w:pPr>
       <w:spacing w:after="60"/>
@@ -4080,7 +4440,7 @@
   </w:style>
   <w:style w:type="paragraph" w:customStyle="1" w:styleId="Testocommento1">
     <w:name w:val="Testo commento1"/>
-    <w:basedOn w:val="Normal"/>
+    <w:basedOn w:val="Normale"/>
     <w:rPr>
       <w:sz w:val="20"/>
       <w:szCs w:val="20"/>
@@ -4088,7 +4448,7 @@
   </w:style>
   <w:style w:type="paragraph" w:customStyle="1" w:styleId="Testodelblocco1">
     <w:name w:val="Testo del blocco1"/>
-    <w:basedOn w:val="Normal"/>
+    <w:basedOn w:val="Normale"/>
     <w:pPr>
       <w:spacing w:after="120"/>
       <w:ind w:left="1440" w:right="1440"/>
@@ -4117,33 +4477,33 @@
   </w:style>
   <w:style w:type="paragraph" w:customStyle="1" w:styleId="Testonormale1">
     <w:name w:val="Testo normale1"/>
-    <w:basedOn w:val="Normal"/>
+    <w:basedOn w:val="Normale"/>
     <w:rPr>
       <w:rFonts w:ascii="Courier New" w:hAnsi="Courier New" w:cs="Courier New"/>
       <w:sz w:val="20"/>
       <w:szCs w:val="20"/>
     </w:rPr>
   </w:style>
-  <w:style w:type="paragraph" w:styleId="FootnoteText">
+  <w:style w:type="paragraph" w:styleId="Testonotaapidipagina">
     <w:name w:val="footnote text"/>
-    <w:basedOn w:val="Normal"/>
+    <w:basedOn w:val="Normale"/>
     <w:rPr>
       <w:sz w:val="20"/>
       <w:szCs w:val="20"/>
     </w:rPr>
   </w:style>
-  <w:style w:type="paragraph" w:styleId="EndnoteText">
+  <w:style w:type="paragraph" w:styleId="Testonotadichiusura">
     <w:name w:val="endnote text"/>
-    <w:basedOn w:val="Normal"/>
+    <w:basedOn w:val="Normale"/>
     <w:rPr>
       <w:sz w:val="20"/>
       <w:szCs w:val="20"/>
     </w:rPr>
   </w:style>
-  <w:style w:type="paragraph" w:styleId="IndexHeading">
+  <w:style w:type="paragraph" w:styleId="Titoloindice">
     <w:name w:val="index heading"/>
-    <w:basedOn w:val="Normal"/>
-    <w:next w:val="Index1"/>
+    <w:basedOn w:val="Normale"/>
+    <w:next w:val="Indice1"/>
     <w:rPr>
       <w:rFonts w:ascii="Arial" w:hAnsi="Arial" w:cs="Arial"/>
       <w:b/>
@@ -4152,8 +4512,8 @@
   </w:style>
   <w:style w:type="paragraph" w:customStyle="1" w:styleId="Titoloindicefonti1">
     <w:name w:val="Titolo indice fonti1"/>
-    <w:basedOn w:val="Normal"/>
-    <w:next w:val="Normal"/>
+    <w:basedOn w:val="Normale"/>
+    <w:next w:val="Normale"/>
     <w:pPr>
       <w:spacing w:before="120"/>
     </w:pPr>
@@ -4163,9 +4523,9 @@
       <w:bCs/>
     </w:rPr>
   </w:style>
-  <w:style w:type="paragraph" w:styleId="BalloonText">
+  <w:style w:type="paragraph" w:styleId="Testofumetto">
     <w:name w:val="Balloon Text"/>
-    <w:basedOn w:val="Normal"/>
+    <w:basedOn w:val="Normale"/>
     <w:rPr>
       <w:rFonts w:ascii="Tahoma" w:hAnsi="Tahoma" w:cs="Tahoma"/>
       <w:sz w:val="16"/>
@@ -4174,7 +4534,7 @@
   </w:style>
   <w:style w:type="paragraph" w:customStyle="1" w:styleId="Elencoacolori-Colore11">
     <w:name w:val="Elenco a colori - Colore 11"/>
-    <w:basedOn w:val="Normal"/>
+    <w:basedOn w:val="Normale"/>
     <w:pPr>
       <w:spacing w:after="200" w:line="276" w:lineRule="auto"/>
       <w:ind w:left="720"/>
@@ -4200,9 +4560,9 @@
       <w:lang w:val="it-IT" w:eastAsia="ja-JP"/>
     </w:rPr>
   </w:style>
-  <w:style w:type="paragraph" w:styleId="ListParagraph">
+  <w:style w:type="paragraph" w:styleId="Paragrafoelenco">
     <w:name w:val="List Paragraph"/>
-    <w:basedOn w:val="Normal"/>
+    <w:basedOn w:val="Normale"/>
     <w:qFormat/>
     <w:pPr>
       <w:widowControl w:val="0"/>
@@ -4217,7 +4577,7 @@
   </w:style>
   <w:style w:type="paragraph" w:customStyle="1" w:styleId="TableParagraph">
     <w:name w:val="Table Paragraph"/>
-    <w:basedOn w:val="Normal"/>
+    <w:basedOn w:val="Normale"/>
     <w:pPr>
       <w:widowControl w:val="0"/>
       <w:autoSpaceDE w:val="0"/>
@@ -4232,7 +4592,7 @@
   </w:style>
   <w:style w:type="paragraph" w:customStyle="1" w:styleId="Contenutotabella">
     <w:name w:val="Contenuto tabella"/>
-    <w:basedOn w:val="Normal"/>
+    <w:basedOn w:val="Normale"/>
     <w:pPr>
       <w:widowControl w:val="0"/>
       <w:suppressLineNumbers/>
@@ -4251,15 +4611,15 @@
   </w:style>
   <w:style w:type="paragraph" w:customStyle="1" w:styleId="Contenutocorniceuser">
     <w:name w:val="Contenuto cornice (user)"/>
-    <w:basedOn w:val="Normal"/>
+    <w:basedOn w:val="Normale"/>
   </w:style>
   <w:style w:type="paragraph" w:customStyle="1" w:styleId="Contenutocornice">
     <w:name w:val="Contenuto cornice"/>
-    <w:basedOn w:val="Normal"/>
+    <w:basedOn w:val="Normale"/>
   </w:style>
   <w:style w:type="paragraph" w:customStyle="1" w:styleId="Title1">
     <w:name w:val="Title1"/>
-    <w:basedOn w:val="Normal"/>
+    <w:basedOn w:val="Normale"/>
     <w:pPr>
       <w:spacing w:before="83"/>
       <w:ind w:right="2"/>

--- a/templates/HQE_lettera_intenti_indeterminato.docx
+++ b/templates/HQE_lettera_intenti_indeterminato.docx
@@ -25,25 +25,14 @@
           <w:lang w:eastAsia="it-IT"/>
         </w:rPr>
       </w:pPr>
-      <w:proofErr w:type="spellStart"/>
-      <w:r>
-        <w:rPr>
-          <w:rFonts w:ascii="Bookman Old Style" w:hAnsi="Bookman Old Style"/>
-          <w:sz w:val="22"/>
-          <w:szCs w:val="22"/>
-          <w:lang w:eastAsia="it-IT"/>
-        </w:rPr>
-        <w:t>Gent.le</w:t>
-      </w:r>
-      <w:proofErr w:type="spellEnd"/>
-      <w:r>
-        <w:rPr>
-          <w:rFonts w:ascii="Bookman Old Style" w:hAnsi="Bookman Old Style"/>
-          <w:sz w:val="22"/>
-          <w:szCs w:val="22"/>
-          <w:lang w:eastAsia="it-IT"/>
-        </w:rPr>
-        <w:t xml:space="preserve"> Sig.re</w:t>
+      <w:r>
+        <w:rPr>
+          <w:rFonts w:ascii="Bookman Old Style" w:hAnsi="Bookman Old Style"/>
+          <w:sz w:val="22"/>
+          <w:szCs w:val="22"/>
+          <w:lang w:eastAsia="it-IT"/>
+        </w:rPr>
+        <w:t>Gent.le Sig.re</w:t>
       </w:r>
     </w:p>
     <w:p>
@@ -73,10 +62,9 @@
           <w:b/>
           <w:sz w:val="22"/>
           <w:szCs w:val="22"/>
-          <w:highlight w:val="yellow"/>
-          <w:lang w:eastAsia="it-IT"/>
-        </w:rPr>
-        <w:t>BAGGIO ROBERTO</w:t>
+          <w:lang w:eastAsia="it-IT"/>
+        </w:rPr>
+        <w:t>NOME_COMPLETO</w:t>
       </w:r>
       <w:r>
         <w:rPr>
@@ -1248,25 +1236,14 @@
           <w:lang w:eastAsia="it-IT"/>
         </w:rPr>
       </w:pPr>
-      <w:proofErr w:type="spellStart"/>
-      <w:r>
-        <w:rPr>
-          <w:rFonts w:ascii="Bookman Old Style" w:hAnsi="Bookman Old Style"/>
-          <w:sz w:val="22"/>
-          <w:szCs w:val="22"/>
-          <w:lang w:eastAsia="it-IT"/>
-        </w:rPr>
-        <w:t>Nell’augurarLe</w:t>
-      </w:r>
-      <w:proofErr w:type="spellEnd"/>
-      <w:r>
-        <w:rPr>
-          <w:rFonts w:ascii="Bookman Old Style" w:hAnsi="Bookman Old Style"/>
-          <w:sz w:val="22"/>
-          <w:szCs w:val="22"/>
-          <w:lang w:eastAsia="it-IT"/>
-        </w:rPr>
-        <w:t xml:space="preserve"> una proficua e reciproca collaborazione, La preghiamo di renderci copia della presente firmata in segno di benestare ed accettazione.</w:t>
+      <w:r>
+        <w:rPr>
+          <w:rFonts w:ascii="Bookman Old Style" w:hAnsi="Bookman Old Style"/>
+          <w:sz w:val="22"/>
+          <w:szCs w:val="22"/>
+          <w:lang w:eastAsia="it-IT"/>
+        </w:rPr>
+        <w:t>Nell’augurarLe una proficua e reciproca collaborazione, La preghiamo di renderci copia della presente firmata in segno di benestare ed accettazione.</w:t>
       </w:r>
     </w:p>
     <w:p>
@@ -1483,10 +1460,9 @@
           <w:rFonts w:ascii="Bookman Old Style" w:hAnsi="Bookman Old Style"/>
           <w:sz w:val="22"/>
           <w:szCs w:val="22"/>
-          <w:highlight w:val="yellow"/>
-          <w:lang w:eastAsia="it-IT"/>
-        </w:rPr>
-        <w:t>BAGGIO ROBERTO</w:t>
+          <w:lang w:eastAsia="it-IT"/>
+        </w:rPr>
+        <w:t>NOME_COMPLETO</w:t>
       </w:r>
       <w:r>
         <w:rPr>
@@ -1673,10 +1649,9 @@
           <w:rFonts w:ascii="Bookman Old Style" w:hAnsi="Bookman Old Style"/>
           <w:sz w:val="22"/>
           <w:szCs w:val="22"/>
-          <w:highlight w:val="yellow"/>
-          <w:lang w:eastAsia="it-IT"/>
-        </w:rPr>
-        <w:t>BAGGIO ROBERTO</w:t>
+          <w:lang w:eastAsia="it-IT"/>
+        </w:rPr>
+        <w:t>NOME_COMPLETO</w:t>
       </w:r>
       <w:r>
         <w:rPr>
@@ -1870,33 +1845,7 @@
               <w:szCs w:val="14"/>
               <w:lang w:val="en-GB"/>
             </w:rPr>
-            <w:t xml:space="preserve">HQ Engineering </w:t>
-          </w:r>
-          <w:proofErr w:type="spellStart"/>
-          <w:r>
-            <w:rPr>
-              <w:rFonts w:cs="Arial"/>
-              <w:b/>
-              <w:smallCaps/>
-              <w:color w:val="365F91"/>
-              <w:sz w:val="18"/>
-              <w:szCs w:val="14"/>
-              <w:lang w:val="en-GB"/>
-            </w:rPr>
-            <w:t>S.r.l</w:t>
-          </w:r>
-          <w:proofErr w:type="spellEnd"/>
-          <w:r>
-            <w:rPr>
-              <w:rFonts w:cs="Arial"/>
-              <w:b/>
-              <w:smallCaps/>
-              <w:color w:val="365F91"/>
-              <w:sz w:val="18"/>
-              <w:szCs w:val="14"/>
-              <w:lang w:val="en-GB"/>
-            </w:rPr>
-            <w:t xml:space="preserve">. </w:t>
+            <w:t xml:space="preserve">HQ Engineering S.r.l. </w:t>
           </w:r>
         </w:p>
         <w:p>
@@ -2032,42 +1981,8 @@
               <w:sz w:val="14"/>
               <w:szCs w:val="14"/>
             </w:rPr>
-            <w:t xml:space="preserve">10.000 </w:t>
+            <w:t>10.000 €  i.v.</w:t>
           </w:r>
-          <w:proofErr w:type="gramStart"/>
-          <w:r>
-            <w:rPr>
-              <w:rFonts w:cs="Arial"/>
-              <w:smallCaps/>
-              <w:color w:val="365F91"/>
-              <w:sz w:val="14"/>
-              <w:szCs w:val="14"/>
-            </w:rPr>
-            <w:t xml:space="preserve">€  </w:t>
-          </w:r>
-          <w:proofErr w:type="spellStart"/>
-          <w:r>
-            <w:rPr>
-              <w:rFonts w:cs="Arial"/>
-              <w:smallCaps/>
-              <w:color w:val="365F91"/>
-              <w:sz w:val="14"/>
-              <w:szCs w:val="14"/>
-            </w:rPr>
-            <w:t>i.v</w:t>
-          </w:r>
-          <w:proofErr w:type="spellEnd"/>
-          <w:r>
-            <w:rPr>
-              <w:rFonts w:cs="Arial"/>
-              <w:smallCaps/>
-              <w:color w:val="365F91"/>
-              <w:sz w:val="14"/>
-              <w:szCs w:val="14"/>
-            </w:rPr>
-            <w:t>.</w:t>
-          </w:r>
-          <w:proofErr w:type="gramEnd"/>
         </w:p>
       </w:tc>
       <w:tc>
@@ -2202,7 +2117,6 @@
           <w:pPr>
             <w:pStyle w:val="Pidipagina"/>
           </w:pPr>
-          <w:proofErr w:type="gramStart"/>
           <w:r>
             <w:rPr>
               <w:rFonts w:cs="Arial"/>
@@ -2213,7 +2127,6 @@
             </w:rPr>
             <w:t>20157  Milano</w:t>
           </w:r>
-          <w:proofErr w:type="gramEnd"/>
         </w:p>
       </w:tc>
       <w:tc>

--- a/templates/HQE_lettera_intenti_indeterminato.docx
+++ b/templates/HQE_lettera_intenti_indeterminato.docx
@@ -17,65 +17,86 @@
     <w:p>
       <w:pPr>
         <w:suppressAutoHyphens w:val="0"/>
-        <w:ind w:firstLine="5529"/>
-        <w:rPr>
-          <w:rFonts w:ascii="Bookman Old Style" w:hAnsi="Bookman Old Style"/>
-          <w:sz w:val="22"/>
-          <w:szCs w:val="22"/>
-          <w:lang w:eastAsia="it-IT"/>
-        </w:rPr>
-      </w:pPr>
-      <w:r>
-        <w:rPr>
-          <w:rFonts w:ascii="Bookman Old Style" w:hAnsi="Bookman Old Style"/>
-          <w:sz w:val="22"/>
-          <w:szCs w:val="22"/>
-          <w:lang w:eastAsia="it-IT"/>
-        </w:rPr>
-        <w:t>Gent.le Sig.re</w:t>
-      </w:r>
-    </w:p>
-    <w:p>
-      <w:pPr>
-        <w:suppressAutoHyphens w:val="0"/>
-        <w:ind w:firstLine="5529"/>
-        <w:rPr>
-          <w:rFonts w:ascii="Bookman Old Style" w:hAnsi="Bookman Old Style"/>
-          <w:sz w:val="22"/>
-          <w:szCs w:val="22"/>
-          <w:lang w:eastAsia="it-IT"/>
-        </w:rPr>
-      </w:pPr>
-      <w:r>
-        <w:rPr>
-          <w:rFonts w:ascii="Bookman Old Style" w:hAnsi="Bookman Old Style"/>
-          <w:b/>
+        <w:ind w:left="7080" w:firstLine="708"/>
+        <w:rPr>
+          <w:rFonts w:ascii="Bookman Old Style" w:hAnsi="Bookman Old Style"/>
+          <w:sz w:val="22"/>
+          <w:szCs w:val="22"/>
+          <w:lang w:eastAsia="it-IT"/>
+        </w:rPr>
+      </w:pPr>
+      <w:proofErr w:type="spellStart"/>
+      <w:r>
+        <w:rPr>
+          <w:rFonts w:ascii="Bookman Old Style" w:hAnsi="Bookman Old Style"/>
+          <w:sz w:val="22"/>
+          <w:szCs w:val="22"/>
+          <w:lang w:eastAsia="it-IT"/>
+        </w:rPr>
+        <w:t>Gent.le</w:t>
+      </w:r>
+      <w:proofErr w:type="spellEnd"/>
+      <w:r>
+        <w:rPr>
+          <w:rFonts w:ascii="Bookman Old Style" w:hAnsi="Bookman Old Style"/>
+          <w:sz w:val="22"/>
+          <w:szCs w:val="22"/>
+          <w:lang w:eastAsia="it-IT"/>
+        </w:rPr>
+        <w:t xml:space="preserve"> Sig.</w:t>
+      </w:r>
+    </w:p>
+    <w:p>
+      <w:pPr>
+        <w:suppressAutoHyphens w:val="0"/>
+        <w:ind w:left="7080" w:firstLine="708"/>
+        <w:rPr>
+          <w:rFonts w:ascii="Bookman Old Style" w:hAnsi="Bookman Old Style"/>
+          <w:sz w:val="22"/>
+          <w:szCs w:val="22"/>
+          <w:lang w:eastAsia="it-IT"/>
+        </w:rPr>
+      </w:pPr>
+      <w:r>
+        <w:rPr>
+          <w:rFonts w:ascii="Bookman Old Style" w:hAnsi="Bookman Old Style"/>
           <w:sz w:val="22"/>
           <w:szCs w:val="22"/>
           <w:lang w:eastAsia="it-IT"/>
         </w:rPr>
         <w:t>{{</w:t>
       </w:r>
-      <w:r>
-        <w:rPr>
-          <w:rFonts w:ascii="Bookman Old Style" w:hAnsi="Bookman Old Style"/>
-          <w:b/>
-          <w:sz w:val="22"/>
-          <w:szCs w:val="22"/>
-          <w:lang w:eastAsia="it-IT"/>
-        </w:rPr>
-        <w:t>NOME_COMPLETO</w:t>
-      </w:r>
-      <w:r>
-        <w:rPr>
-          <w:rFonts w:ascii="Bookman Old Style" w:hAnsi="Bookman Old Style"/>
-          <w:b/>
+      <w:proofErr w:type="spellStart"/>
+      <w:r>
+        <w:rPr>
+          <w:rFonts w:ascii="Bookman Old Style" w:hAnsi="Bookman Old Style"/>
+          <w:sz w:val="22"/>
+          <w:szCs w:val="22"/>
+          <w:lang w:eastAsia="it-IT"/>
+        </w:rPr>
+        <w:t>Nome_Completo</w:t>
+      </w:r>
+      <w:proofErr w:type="spellEnd"/>
+      <w:r>
+        <w:rPr>
+          <w:rFonts w:ascii="Bookman Old Style" w:hAnsi="Bookman Old Style"/>
           <w:sz w:val="22"/>
           <w:szCs w:val="22"/>
           <w:lang w:eastAsia="it-IT"/>
         </w:rPr>
         <w:t>}}</w:t>
       </w:r>
+    </w:p>
+    <w:p>
+      <w:pPr>
+        <w:suppressAutoHyphens w:val="0"/>
+        <w:rPr>
+          <w:rFonts w:ascii="Bookman Old Style" w:hAnsi="Bookman Old Style"/>
+          <w:sz w:val="22"/>
+          <w:szCs w:val="22"/>
+          <w:lang w:eastAsia="it-IT"/>
+        </w:rPr>
+      </w:pPr>
     </w:p>
     <w:p>
       <w:pPr>
@@ -1236,14 +1257,25 @@
           <w:lang w:eastAsia="it-IT"/>
         </w:rPr>
       </w:pPr>
-      <w:r>
-        <w:rPr>
-          <w:rFonts w:ascii="Bookman Old Style" w:hAnsi="Bookman Old Style"/>
-          <w:sz w:val="22"/>
-          <w:szCs w:val="22"/>
-          <w:lang w:eastAsia="it-IT"/>
-        </w:rPr>
-        <w:t>Nell’augurarLe una proficua e reciproca collaborazione, La preghiamo di renderci copia della presente firmata in segno di benestare ed accettazione.</w:t>
+      <w:proofErr w:type="spellStart"/>
+      <w:r>
+        <w:rPr>
+          <w:rFonts w:ascii="Bookman Old Style" w:hAnsi="Bookman Old Style"/>
+          <w:sz w:val="22"/>
+          <w:szCs w:val="22"/>
+          <w:lang w:eastAsia="it-IT"/>
+        </w:rPr>
+        <w:t>Nell’augurarLe</w:t>
+      </w:r>
+      <w:proofErr w:type="spellEnd"/>
+      <w:r>
+        <w:rPr>
+          <w:rFonts w:ascii="Bookman Old Style" w:hAnsi="Bookman Old Style"/>
+          <w:sz w:val="22"/>
+          <w:szCs w:val="22"/>
+          <w:lang w:eastAsia="it-IT"/>
+        </w:rPr>
+        <w:t xml:space="preserve"> una proficua e reciproca collaborazione, La preghiamo di renderci copia della presente firmata in segno di benestare ed accettazione.</w:t>
       </w:r>
     </w:p>
     <w:p>
@@ -1251,20 +1283,6 @@
         <w:suppressAutoHyphens w:val="0"/>
         <w:spacing w:line="360" w:lineRule="auto"/>
         <w:ind w:left="360"/>
-        <w:jc w:val="both"/>
-        <w:rPr>
-          <w:rFonts w:ascii="Bookman Old Style" w:hAnsi="Bookman Old Style"/>
-          <w:sz w:val="22"/>
-          <w:szCs w:val="22"/>
-          <w:lang w:eastAsia="it-IT"/>
-        </w:rPr>
-      </w:pPr>
-    </w:p>
-    <w:p>
-      <w:pPr>
-        <w:widowControl w:val="0"/>
-        <w:suppressAutoHyphens w:val="0"/>
-        <w:ind w:right="-1"/>
         <w:jc w:val="both"/>
         <w:rPr>
           <w:rFonts w:ascii="Bookman Old Style" w:hAnsi="Bookman Old Style"/>
@@ -1415,6 +1433,66 @@
     </w:p>
     <w:p>
       <w:pPr>
+        <w:suppressAutoHyphens w:val="0"/>
+        <w:rPr>
+          <w:rFonts w:ascii="Bookman Old Style" w:hAnsi="Bookman Old Style"/>
+          <w:sz w:val="22"/>
+          <w:szCs w:val="22"/>
+          <w:lang w:eastAsia="it-IT"/>
+        </w:rPr>
+      </w:pPr>
+      <w:r>
+        <w:rPr>
+          <w:rFonts w:ascii="Bookman Old Style" w:hAnsi="Bookman Old Style"/>
+          <w:sz w:val="22"/>
+          <w:szCs w:val="22"/>
+          <w:lang w:eastAsia="it-IT"/>
+        </w:rPr>
+        <w:t>Per accettazione:</w:t>
+      </w:r>
+    </w:p>
+    <w:p>
+      <w:pPr>
+        <w:suppressAutoHyphens w:val="0"/>
+        <w:rPr>
+          <w:rFonts w:ascii="Bookman Old Style" w:hAnsi="Bookman Old Style"/>
+          <w:sz w:val="22"/>
+          <w:szCs w:val="22"/>
+          <w:lang w:eastAsia="it-IT"/>
+        </w:rPr>
+      </w:pPr>
+      <w:r>
+        <w:rPr>
+          <w:rFonts w:ascii="Bookman Old Style" w:hAnsi="Bookman Old Style"/>
+          <w:sz w:val="22"/>
+          <w:szCs w:val="22"/>
+          <w:lang w:eastAsia="it-IT"/>
+        </w:rPr>
+        <w:t>{{</w:t>
+      </w:r>
+      <w:proofErr w:type="spellStart"/>
+      <w:r>
+        <w:rPr>
+          <w:rFonts w:ascii="Bookman Old Style" w:hAnsi="Bookman Old Style"/>
+          <w:sz w:val="22"/>
+          <w:szCs w:val="22"/>
+          <w:lang w:eastAsia="it-IT"/>
+        </w:rPr>
+        <w:t>Nome_Completo</w:t>
+      </w:r>
+      <w:proofErr w:type="spellEnd"/>
+      <w:r>
+        <w:rPr>
+          <w:rFonts w:ascii="Bookman Old Style" w:hAnsi="Bookman Old Style"/>
+          <w:sz w:val="22"/>
+          <w:szCs w:val="22"/>
+          <w:lang w:eastAsia="it-IT"/>
+        </w:rPr>
+        <w:t>}}</w:t>
+      </w:r>
+    </w:p>
+    <w:p>
+      <w:pPr>
         <w:widowControl w:val="0"/>
         <w:suppressAutoHyphens w:val="0"/>
         <w:ind w:right="-1"/>
@@ -1426,89 +1504,6 @@
           <w:lang w:eastAsia="it-IT"/>
         </w:rPr>
       </w:pPr>
-      <w:r>
-        <w:rPr>
-          <w:rFonts w:ascii="Bookman Old Style" w:hAnsi="Bookman Old Style"/>
-          <w:sz w:val="22"/>
-          <w:szCs w:val="22"/>
-          <w:lang w:eastAsia="it-IT"/>
-        </w:rPr>
-        <w:t xml:space="preserve">Per accettazione: </w:t>
-      </w:r>
-    </w:p>
-    <w:p>
-      <w:pPr>
-        <w:suppressAutoHyphens w:val="0"/>
-        <w:rPr>
-          <w:rFonts w:ascii="Bookman Old Style" w:hAnsi="Bookman Old Style"/>
-          <w:sz w:val="22"/>
-          <w:szCs w:val="22"/>
-          <w:lang w:eastAsia="it-IT"/>
-        </w:rPr>
-      </w:pPr>
-      <w:r>
-        <w:rPr>
-          <w:rFonts w:ascii="Bookman Old Style" w:hAnsi="Bookman Old Style"/>
-          <w:sz w:val="22"/>
-          <w:szCs w:val="22"/>
-          <w:lang w:eastAsia="it-IT"/>
-        </w:rPr>
-        <w:t>{{</w:t>
-      </w:r>
-      <w:r>
-        <w:rPr>
-          <w:rFonts w:ascii="Bookman Old Style" w:hAnsi="Bookman Old Style"/>
-          <w:sz w:val="22"/>
-          <w:szCs w:val="22"/>
-          <w:lang w:eastAsia="it-IT"/>
-        </w:rPr>
-        <w:t>NOME_COMPLETO</w:t>
-      </w:r>
-      <w:r>
-        <w:rPr>
-          <w:rFonts w:ascii="Bookman Old Style" w:hAnsi="Bookman Old Style"/>
-          <w:sz w:val="22"/>
-          <w:szCs w:val="22"/>
-          <w:lang w:eastAsia="it-IT"/>
-        </w:rPr>
-        <w:t>}}</w:t>
-      </w:r>
-    </w:p>
-    <w:p>
-      <w:pPr>
-        <w:suppressAutoHyphens w:val="0"/>
-        <w:rPr>
-          <w:rFonts w:ascii="Bookman Old Style" w:hAnsi="Bookman Old Style"/>
-          <w:sz w:val="22"/>
-          <w:szCs w:val="22"/>
-          <w:lang w:eastAsia="it-IT"/>
-        </w:rPr>
-      </w:pPr>
-    </w:p>
-    <w:p>
-      <w:pPr>
-        <w:suppressAutoHyphens w:val="0"/>
-        <w:rPr>
-          <w:rFonts w:ascii="Bookman Old Style" w:hAnsi="Bookman Old Style"/>
-          <w:sz w:val="22"/>
-          <w:szCs w:val="22"/>
-          <w:lang w:eastAsia="it-IT"/>
-        </w:rPr>
-      </w:pPr>
-    </w:p>
-    <w:p>
-      <w:pPr>
-        <w:widowControl w:val="0"/>
-        <w:suppressAutoHyphens w:val="0"/>
-        <w:ind w:right="-1"/>
-        <w:jc w:val="both"/>
-        <w:rPr>
-          <w:rFonts w:ascii="Bookman Old Style" w:hAnsi="Bookman Old Style"/>
-          <w:sz w:val="22"/>
-          <w:szCs w:val="22"/>
-          <w:lang w:eastAsia="it-IT"/>
-        </w:rPr>
-      </w:pPr>
     </w:p>
     <w:p>
       <w:pPr>
@@ -1522,52 +1517,6 @@
           <w:lang w:eastAsia="it-IT"/>
         </w:rPr>
       </w:pPr>
-      <w:r>
-        <w:rPr>
-          <w:rFonts w:ascii="Bookman Old Style" w:hAnsi="Bookman Old Style"/>
-          <w:sz w:val="22"/>
-          <w:szCs w:val="22"/>
-          <w:lang w:eastAsia="it-IT"/>
-        </w:rPr>
-        <w:t xml:space="preserve">Con la sottoscrizione della presente Lei dichiara di essere stato reso edotto, e di essere quindi pienamente consapevole del fatto che per effetto della sottoscrizione della presente lettera d’intenti la Società, confidando di potersi avvalere della Sua prestazione a decorrere dalla data sopra indicata, sospenderà la ricerca di altri candidati da destinare alla copertura della posizione lavorativa di </w:t>
-      </w:r>
-      <w:r>
-        <w:rPr>
-          <w:rFonts w:ascii="Bookman Old Style" w:hAnsi="Bookman Old Style"/>
-          <w:sz w:val="22"/>
-          <w:szCs w:val="22"/>
-          <w:lang w:eastAsia="it-IT"/>
-        </w:rPr>
-        <w:t>{{</w:t>
-      </w:r>
-      <w:r>
-        <w:rPr>
-          <w:rFonts w:ascii="Bookman Old Style" w:hAnsi="Bookman Old Style"/>
-          <w:sz w:val="22"/>
-          <w:szCs w:val="22"/>
-          <w:highlight w:val="yellow"/>
-          <w:lang w:eastAsia="it-IT"/>
-        </w:rPr>
-        <w:t>Addetto Vincoli e Permessi</w:t>
-      </w:r>
-      <w:r>
-        <w:rPr>
-          <w:rFonts w:ascii="Bookman Old Style" w:hAnsi="Bookman Old Style"/>
-          <w:sz w:val="22"/>
-          <w:szCs w:val="22"/>
-          <w:lang w:eastAsia="it-IT"/>
-        </w:rPr>
-        <w:t>}}</w:t>
-      </w:r>
-      <w:r>
-        <w:rPr>
-          <w:rFonts w:ascii="Bookman Old Style" w:hAnsi="Bookman Old Style"/>
-          <w:sz w:val="22"/>
-          <w:szCs w:val="22"/>
-          <w:lang w:eastAsia="it-IT"/>
-        </w:rPr>
-        <w:t xml:space="preserve"> a Lei destinata. </w:t>
-      </w:r>
     </w:p>
     <w:p>
       <w:pPr>
@@ -1588,6 +1537,65 @@
           <w:szCs w:val="22"/>
           <w:lang w:eastAsia="it-IT"/>
         </w:rPr>
+        <w:t xml:space="preserve">Con la sottoscrizione della presente Lei dichiara di essere stato reso edotto, e di essere quindi pienamente consapevole del fatto che per effetto della sottoscrizione della presente lettera d’intenti la Società, confidando di potersi avvalere della Sua prestazione a decorrere dalla data sopra indicata, sospenderà la ricerca di altri candidati da destinare alla copertura della posizione lavorativa di </w:t>
+      </w:r>
+      <w:r>
+        <w:rPr>
+          <w:rFonts w:ascii="Bookman Old Style" w:hAnsi="Bookman Old Style"/>
+          <w:sz w:val="22"/>
+          <w:szCs w:val="22"/>
+          <w:lang w:eastAsia="it-IT"/>
+        </w:rPr>
+        <w:t>{{</w:t>
+      </w:r>
+      <w:r>
+        <w:rPr>
+          <w:rFonts w:ascii="Bookman Old Style" w:hAnsi="Bookman Old Style"/>
+          <w:sz w:val="22"/>
+          <w:szCs w:val="22"/>
+          <w:highlight w:val="yellow"/>
+          <w:lang w:eastAsia="it-IT"/>
+        </w:rPr>
+        <w:t>Addetto Vincoli e Permessi</w:t>
+      </w:r>
+      <w:r>
+        <w:rPr>
+          <w:rFonts w:ascii="Bookman Old Style" w:hAnsi="Bookman Old Style"/>
+          <w:sz w:val="22"/>
+          <w:szCs w:val="22"/>
+          <w:lang w:eastAsia="it-IT"/>
+        </w:rPr>
+        <w:t>}}</w:t>
+      </w:r>
+      <w:r>
+        <w:rPr>
+          <w:rFonts w:ascii="Bookman Old Style" w:hAnsi="Bookman Old Style"/>
+          <w:sz w:val="22"/>
+          <w:szCs w:val="22"/>
+          <w:lang w:eastAsia="it-IT"/>
+        </w:rPr>
+        <w:t xml:space="preserve"> a Lei destinata. </w:t>
+      </w:r>
+    </w:p>
+    <w:p>
+      <w:pPr>
+        <w:suppressAutoHyphens w:val="0"/>
+        <w:spacing w:before="100" w:beforeAutospacing="1" w:after="100" w:afterAutospacing="1"/>
+        <w:jc w:val="both"/>
+        <w:rPr>
+          <w:rFonts w:ascii="Bookman Old Style" w:hAnsi="Bookman Old Style"/>
+          <w:sz w:val="22"/>
+          <w:szCs w:val="22"/>
+          <w:lang w:eastAsia="it-IT"/>
+        </w:rPr>
+      </w:pPr>
+      <w:r>
+        <w:rPr>
+          <w:rFonts w:ascii="Bookman Old Style" w:hAnsi="Bookman Old Style"/>
+          <w:sz w:val="22"/>
+          <w:szCs w:val="22"/>
+          <w:lang w:eastAsia="it-IT"/>
+        </w:rPr>
         <w:t>Pertanto, considerato che la conseguente indisponibilità in organico, alla data pattuita, di tale figura professionale, comporterà un oggettivo pregiudizio al buon andamento tecnico organizzativo dell’attività di impresa, Lei sarà comunque tenuto al pagamento, a titolo di penale, di un importo pari al 10% della RAL quantificata sulla base della retribuzione lorda mensile come sopra quantificata.</w:t>
       </w:r>
     </w:p>
@@ -1608,19 +1616,114 @@
           <w:szCs w:val="22"/>
           <w:lang w:eastAsia="it-IT"/>
         </w:rPr>
-        <w:t xml:space="preserve">Per accettazione: </w:t>
-      </w:r>
-    </w:p>
-    <w:p>
-      <w:pPr>
-        <w:suppressAutoHyphens w:val="0"/>
-        <w:rPr>
-          <w:rFonts w:ascii="Bookman Old Style" w:hAnsi="Bookman Old Style"/>
-          <w:sz w:val="22"/>
-          <w:szCs w:val="22"/>
-          <w:lang w:eastAsia="it-IT"/>
-        </w:rPr>
-      </w:pPr>
+        <w:t>Per accettazione:</w:t>
+      </w:r>
+    </w:p>
+    <w:p>
+      <w:pPr>
+        <w:suppressAutoHyphens w:val="0"/>
+        <w:rPr>
+          <w:rFonts w:ascii="Bookman Old Style" w:hAnsi="Bookman Old Style"/>
+          <w:sz w:val="22"/>
+          <w:szCs w:val="22"/>
+          <w:lang w:eastAsia="it-IT"/>
+        </w:rPr>
+      </w:pPr>
+      <w:r>
+        <w:rPr>
+          <w:rFonts w:ascii="Bookman Old Style" w:hAnsi="Bookman Old Style"/>
+          <w:sz w:val="22"/>
+          <w:szCs w:val="22"/>
+          <w:lang w:eastAsia="it-IT"/>
+        </w:rPr>
+        <w:t>{{</w:t>
+      </w:r>
+      <w:proofErr w:type="spellStart"/>
+      <w:r>
+        <w:rPr>
+          <w:rFonts w:ascii="Bookman Old Style" w:hAnsi="Bookman Old Style"/>
+          <w:sz w:val="22"/>
+          <w:szCs w:val="22"/>
+          <w:lang w:eastAsia="it-IT"/>
+        </w:rPr>
+        <w:t>Nome_Completo</w:t>
+      </w:r>
+      <w:proofErr w:type="spellEnd"/>
+      <w:r>
+        <w:rPr>
+          <w:rFonts w:ascii="Bookman Old Style" w:hAnsi="Bookman Old Style"/>
+          <w:sz w:val="22"/>
+          <w:szCs w:val="22"/>
+          <w:lang w:eastAsia="it-IT"/>
+        </w:rPr>
+        <w:t>}}</w:t>
+      </w:r>
+    </w:p>
+    <w:p>
+      <w:pPr>
+        <w:suppressAutoHyphens w:val="0"/>
+        <w:rPr>
+          <w:rFonts w:ascii="Bookman Old Style" w:hAnsi="Bookman Old Style"/>
+          <w:sz w:val="22"/>
+          <w:szCs w:val="22"/>
+          <w:lang w:eastAsia="it-IT"/>
+        </w:rPr>
+      </w:pPr>
+    </w:p>
+    <w:p>
+      <w:pPr>
+        <w:suppressAutoHyphens w:val="0"/>
+        <w:rPr>
+          <w:rFonts w:ascii="Bookman Old Style" w:hAnsi="Bookman Old Style"/>
+          <w:sz w:val="22"/>
+          <w:szCs w:val="22"/>
+          <w:lang w:eastAsia="it-IT"/>
+        </w:rPr>
+      </w:pPr>
+    </w:p>
+    <w:p>
+      <w:pPr>
+        <w:suppressAutoHyphens w:val="0"/>
+        <w:rPr>
+          <w:rFonts w:ascii="Bookman Old Style" w:hAnsi="Bookman Old Style"/>
+          <w:sz w:val="22"/>
+          <w:szCs w:val="22"/>
+          <w:lang w:eastAsia="it-IT"/>
+        </w:rPr>
+      </w:pPr>
+    </w:p>
+    <w:p>
+      <w:pPr>
+        <w:suppressAutoHyphens w:val="0"/>
+        <w:rPr>
+          <w:rFonts w:ascii="Bookman Old Style" w:hAnsi="Bookman Old Style"/>
+          <w:sz w:val="22"/>
+          <w:szCs w:val="22"/>
+          <w:lang w:eastAsia="it-IT"/>
+        </w:rPr>
+      </w:pPr>
+    </w:p>
+    <w:p>
+      <w:pPr>
+        <w:suppressAutoHyphens w:val="0"/>
+        <w:rPr>
+          <w:rFonts w:ascii="Bookman Old Style" w:hAnsi="Bookman Old Style"/>
+          <w:sz w:val="22"/>
+          <w:szCs w:val="22"/>
+          <w:lang w:eastAsia="it-IT"/>
+        </w:rPr>
+      </w:pPr>
+      <w:r>
+        <w:rPr>
+          <w:rFonts w:ascii="Bookman Old Style" w:hAnsi="Bookman Old Style"/>
+          <w:sz w:val="22"/>
+          <w:szCs w:val="22"/>
+          <w:lang w:eastAsia="it-IT"/>
+        </w:rPr>
+        <w:t>HQ ENGINEERING S.R.L</w:t>
+      </w:r>
+    </w:p>
+    <w:p>
       <w:r>
         <w:rPr>
           <w:rFonts w:ascii="Bookman Old Style" w:hAnsi="Bookman Old Style"/>
@@ -1630,71 +1733,12 @@
           <w:lang w:eastAsia="it-IT"/>
         </w:rPr>
         <w:pict w14:anchorId="6EAE477B">
-          <v:shape id="_x0000_s2053" type="#_x0000_t75" style="position:absolute;margin-left:298.05pt;margin-top:14pt;width:186pt;height:92.25pt;z-index:251658240">
+          <v:shape id="_x0000_s2053" type="#_x0000_t75" style="position:absolute;margin-left:66.3pt;margin-top:10.35pt;width:186pt;height:92.25pt;z-index:251658240">
             <v:imagedata r:id="rId7" o:title="Timbro HQE"/>
           </v:shape>
         </w:pict>
       </w:r>
-      <w:r>
-        <w:rPr>
-          <w:rFonts w:ascii="Bookman Old Style" w:hAnsi="Bookman Old Style"/>
-          <w:sz w:val="22"/>
-          <w:szCs w:val="22"/>
-          <w:lang w:eastAsia="it-IT"/>
-        </w:rPr>
-        <w:t>{{</w:t>
-      </w:r>
-      <w:r>
-        <w:rPr>
-          <w:rFonts w:ascii="Bookman Old Style" w:hAnsi="Bookman Old Style"/>
-          <w:sz w:val="22"/>
-          <w:szCs w:val="22"/>
-          <w:lang w:eastAsia="it-IT"/>
-        </w:rPr>
-        <w:t>NOME_COMPLETO</w:t>
-      </w:r>
-      <w:r>
-        <w:rPr>
-          <w:rFonts w:ascii="Bookman Old Style" w:hAnsi="Bookman Old Style"/>
-          <w:sz w:val="22"/>
-          <w:szCs w:val="22"/>
-          <w:lang w:eastAsia="it-IT"/>
-        </w:rPr>
-        <w:t>}}</w:t>
-      </w:r>
-    </w:p>
-    <w:p>
-      <w:pPr>
-        <w:suppressAutoHyphens w:val="0"/>
-        <w:rPr>
-          <w:rFonts w:ascii="Bookman Old Style" w:hAnsi="Bookman Old Style"/>
-          <w:sz w:val="22"/>
-          <w:szCs w:val="22"/>
-          <w:lang w:eastAsia="it-IT"/>
-        </w:rPr>
-      </w:pPr>
-    </w:p>
-    <w:p>
-      <w:pPr>
-        <w:suppressAutoHyphens w:val="0"/>
-        <w:rPr>
-          <w:rFonts w:ascii="Bookman Old Style" w:hAnsi="Bookman Old Style"/>
-          <w:sz w:val="22"/>
-          <w:szCs w:val="22"/>
-          <w:lang w:eastAsia="it-IT"/>
-        </w:rPr>
-      </w:pPr>
-      <w:r>
-        <w:rPr>
-          <w:rFonts w:ascii="Bookman Old Style" w:hAnsi="Bookman Old Style"/>
-          <w:sz w:val="22"/>
-          <w:szCs w:val="22"/>
-          <w:lang w:eastAsia="it-IT"/>
-        </w:rPr>
-        <w:t>HQ ENGINEERING S.R.L</w:t>
-      </w:r>
-    </w:p>
-    <w:p/>
+    </w:p>
     <w:sectPr>
       <w:headerReference w:type="default" r:id="rId8"/>
       <w:footerReference w:type="default" r:id="rId9"/>
@@ -1845,7 +1889,33 @@
               <w:szCs w:val="14"/>
               <w:lang w:val="en-GB"/>
             </w:rPr>
-            <w:t xml:space="preserve">HQ Engineering S.r.l. </w:t>
+            <w:t xml:space="preserve">HQ Engineering </w:t>
+          </w:r>
+          <w:proofErr w:type="spellStart"/>
+          <w:r>
+            <w:rPr>
+              <w:rFonts w:cs="Arial"/>
+              <w:b/>
+              <w:smallCaps/>
+              <w:color w:val="365F91"/>
+              <w:sz w:val="18"/>
+              <w:szCs w:val="14"/>
+              <w:lang w:val="en-GB"/>
+            </w:rPr>
+            <w:t>S.r.l</w:t>
+          </w:r>
+          <w:proofErr w:type="spellEnd"/>
+          <w:r>
+            <w:rPr>
+              <w:rFonts w:cs="Arial"/>
+              <w:b/>
+              <w:smallCaps/>
+              <w:color w:val="365F91"/>
+              <w:sz w:val="18"/>
+              <w:szCs w:val="14"/>
+              <w:lang w:val="en-GB"/>
+            </w:rPr>
+            <w:t xml:space="preserve">. </w:t>
           </w:r>
         </w:p>
         <w:p>
@@ -1981,8 +2051,42 @@
               <w:sz w:val="14"/>
               <w:szCs w:val="14"/>
             </w:rPr>
-            <w:t>10.000 €  i.v.</w:t>
+            <w:t xml:space="preserve">10.000 </w:t>
           </w:r>
+          <w:proofErr w:type="gramStart"/>
+          <w:r>
+            <w:rPr>
+              <w:rFonts w:cs="Arial"/>
+              <w:smallCaps/>
+              <w:color w:val="365F91"/>
+              <w:sz w:val="14"/>
+              <w:szCs w:val="14"/>
+            </w:rPr>
+            <w:t xml:space="preserve">€  </w:t>
+          </w:r>
+          <w:proofErr w:type="spellStart"/>
+          <w:r>
+            <w:rPr>
+              <w:rFonts w:cs="Arial"/>
+              <w:smallCaps/>
+              <w:color w:val="365F91"/>
+              <w:sz w:val="14"/>
+              <w:szCs w:val="14"/>
+            </w:rPr>
+            <w:t>i.v</w:t>
+          </w:r>
+          <w:proofErr w:type="spellEnd"/>
+          <w:r>
+            <w:rPr>
+              <w:rFonts w:cs="Arial"/>
+              <w:smallCaps/>
+              <w:color w:val="365F91"/>
+              <w:sz w:val="14"/>
+              <w:szCs w:val="14"/>
+            </w:rPr>
+            <w:t>.</w:t>
+          </w:r>
+          <w:proofErr w:type="gramEnd"/>
         </w:p>
       </w:tc>
       <w:tc>
@@ -2117,6 +2221,7 @@
           <w:pPr>
             <w:pStyle w:val="Pidipagina"/>
           </w:pPr>
+          <w:proofErr w:type="gramStart"/>
           <w:r>
             <w:rPr>
               <w:rFonts w:cs="Arial"/>
@@ -2127,6 +2232,7 @@
             </w:rPr>
             <w:t>20157  Milano</w:t>
           </w:r>
+          <w:proofErr w:type="gramEnd"/>
         </w:p>
       </w:tc>
       <w:tc>

--- a/templates/HQE_lettera_intenti_indeterminato.docx
+++ b/templates/HQE_lettera_intenti_indeterminato.docx
@@ -25,25 +25,14 @@
           <w:lang w:eastAsia="it-IT"/>
         </w:rPr>
       </w:pPr>
-      <w:proofErr w:type="spellStart"/>
-      <w:r>
-        <w:rPr>
-          <w:rFonts w:ascii="Bookman Old Style" w:hAnsi="Bookman Old Style"/>
-          <w:sz w:val="22"/>
-          <w:szCs w:val="22"/>
-          <w:lang w:eastAsia="it-IT"/>
-        </w:rPr>
-        <w:t>Gent.le</w:t>
-      </w:r>
-      <w:proofErr w:type="spellEnd"/>
-      <w:r>
-        <w:rPr>
-          <w:rFonts w:ascii="Bookman Old Style" w:hAnsi="Bookman Old Style"/>
-          <w:sz w:val="22"/>
-          <w:szCs w:val="22"/>
-          <w:lang w:eastAsia="it-IT"/>
-        </w:rPr>
-        <w:t xml:space="preserve"> Sig.</w:t>
+      <w:r>
+        <w:rPr>
+          <w:rFonts w:ascii="Bookman Old Style" w:hAnsi="Bookman Old Style"/>
+          <w:sz w:val="22"/>
+          <w:szCs w:val="22"/>
+          <w:lang w:eastAsia="it-IT"/>
+        </w:rPr>
+        <w:t>Gent.le Sig.</w:t>
       </w:r>
     </w:p>
     <w:p>
@@ -64,19 +53,79 @@
           <w:szCs w:val="22"/>
           <w:lang w:eastAsia="it-IT"/>
         </w:rPr>
+        <w:t>{{Nome_Completo}}</w:t>
+      </w:r>
+    </w:p>
+    <w:p>
+      <w:pPr>
+        <w:suppressAutoHyphens w:val="0"/>
+        <w:rPr>
+          <w:rFonts w:ascii="Bookman Old Style" w:hAnsi="Bookman Old Style"/>
+          <w:sz w:val="22"/>
+          <w:szCs w:val="22"/>
+          <w:lang w:eastAsia="it-IT"/>
+        </w:rPr>
+      </w:pPr>
+    </w:p>
+    <w:p>
+      <w:pPr>
+        <w:suppressAutoHyphens w:val="0"/>
+        <w:rPr>
+          <w:rFonts w:ascii="Bookman Old Style" w:hAnsi="Bookman Old Style"/>
+          <w:sz w:val="22"/>
+          <w:szCs w:val="22"/>
+          <w:lang w:eastAsia="it-IT"/>
+        </w:rPr>
+      </w:pPr>
+    </w:p>
+    <w:p>
+      <w:pPr>
+        <w:suppressAutoHyphens w:val="0"/>
+        <w:jc w:val="both"/>
+        <w:rPr>
+          <w:rFonts w:ascii="Bookman Old Style" w:hAnsi="Bookman Old Style"/>
+          <w:sz w:val="22"/>
+          <w:szCs w:val="22"/>
+          <w:lang w:eastAsia="it-IT"/>
+        </w:rPr>
+      </w:pPr>
+      <w:r>
+        <w:rPr>
+          <w:rFonts w:ascii="Bookman Old Style" w:hAnsi="Bookman Old Style"/>
+          <w:sz w:val="22"/>
+          <w:szCs w:val="22"/>
+          <w:lang w:eastAsia="it-IT"/>
+        </w:rPr>
+        <w:t>M</w:t>
+      </w:r>
+      <w:r>
+        <w:rPr>
+          <w:rFonts w:ascii="Bookman Old Style" w:hAnsi="Bookman Old Style"/>
+          <w:sz w:val="22"/>
+          <w:szCs w:val="22"/>
+          <w:lang w:eastAsia="it-IT"/>
+        </w:rPr>
+        <w:t xml:space="preserve">ilano, </w:t>
+      </w:r>
+      <w:r>
+        <w:rPr>
+          <w:rFonts w:ascii="Bookman Old Style" w:hAnsi="Bookman Old Style"/>
+          <w:sz w:val="22"/>
+          <w:szCs w:val="22"/>
+          <w:lang w:eastAsia="it-IT"/>
+        </w:rPr>
         <w:t>{{</w:t>
       </w:r>
-      <w:proofErr w:type="spellStart"/>
-      <w:r>
-        <w:rPr>
-          <w:rFonts w:ascii="Bookman Old Style" w:hAnsi="Bookman Old Style"/>
-          <w:sz w:val="22"/>
-          <w:szCs w:val="22"/>
-          <w:lang w:eastAsia="it-IT"/>
-        </w:rPr>
-        <w:t>Nome_Completo</w:t>
-      </w:r>
-      <w:proofErr w:type="spellEnd"/>
+      <w:r>
+        <w:rPr>
+          <w:rFonts w:ascii="Bookman Old Style" w:hAnsi="Bookman Old Style"/>
+          <w:sz w:val="22"/>
+          <w:szCs w:val="22"/>
+          <w:highlight w:val="yellow"/>
+          <w:lang w:eastAsia="it-IT"/>
+        </w:rPr>
+        <w:t>15 Maggio 2026</w:t>
+      </w:r>
       <w:r>
         <w:rPr>
           <w:rFonts w:ascii="Bookman Old Style" w:hAnsi="Bookman Old Style"/>
@@ -90,28 +139,6 @@
     <w:p>
       <w:pPr>
         <w:suppressAutoHyphens w:val="0"/>
-        <w:rPr>
-          <w:rFonts w:ascii="Bookman Old Style" w:hAnsi="Bookman Old Style"/>
-          <w:sz w:val="22"/>
-          <w:szCs w:val="22"/>
-          <w:lang w:eastAsia="it-IT"/>
-        </w:rPr>
-      </w:pPr>
-    </w:p>
-    <w:p>
-      <w:pPr>
-        <w:suppressAutoHyphens w:val="0"/>
-        <w:rPr>
-          <w:rFonts w:ascii="Bookman Old Style" w:hAnsi="Bookman Old Style"/>
-          <w:sz w:val="22"/>
-          <w:szCs w:val="22"/>
-          <w:lang w:eastAsia="it-IT"/>
-        </w:rPr>
-      </w:pPr>
-    </w:p>
-    <w:p>
-      <w:pPr>
-        <w:suppressAutoHyphens w:val="0"/>
         <w:jc w:val="both"/>
         <w:rPr>
           <w:rFonts w:ascii="Bookman Old Style" w:hAnsi="Bookman Old Style"/>
@@ -120,14 +147,26 @@
           <w:lang w:eastAsia="it-IT"/>
         </w:rPr>
       </w:pPr>
-      <w:r>
-        <w:rPr>
-          <w:rFonts w:ascii="Bookman Old Style" w:hAnsi="Bookman Old Style"/>
-          <w:sz w:val="22"/>
-          <w:szCs w:val="22"/>
-          <w:lang w:eastAsia="it-IT"/>
-        </w:rPr>
-        <w:t xml:space="preserve">Milano, </w:t>
+    </w:p>
+    <w:p>
+      <w:pPr>
+        <w:suppressAutoHyphens w:val="0"/>
+        <w:jc w:val="both"/>
+        <w:rPr>
+          <w:rFonts w:ascii="Bookman Old Style" w:hAnsi="Bookman Old Style" w:cs="Arial"/>
+          <w:sz w:val="22"/>
+          <w:szCs w:val="22"/>
+          <w:lang w:eastAsia="it-IT"/>
+        </w:rPr>
+      </w:pPr>
+      <w:r>
+        <w:rPr>
+          <w:rFonts w:ascii="Bookman Old Style" w:hAnsi="Bookman Old Style"/>
+          <w:sz w:val="22"/>
+          <w:szCs w:val="22"/>
+          <w:lang w:eastAsia="it-IT"/>
+        </w:rPr>
+        <w:t xml:space="preserve">Facciamo seguito ai colloqui intercorsi per confermarLe l’assunzione alle ns. dipendenze in qualità di impiegata, </w:t>
       </w:r>
       <w:r>
         <w:rPr>
@@ -146,7 +185,7 @@
           <w:highlight w:val="yellow"/>
           <w:lang w:eastAsia="it-IT"/>
         </w:rPr>
-        <w:t>15 Maggio 2026</w:t>
+        <w:t>full time</w:t>
       </w:r>
       <w:r>
         <w:rPr>
@@ -157,13 +196,88 @@
         </w:rPr>
         <w:t>}}</w:t>
       </w:r>
+      <w:r>
+        <w:rPr>
+          <w:rFonts w:ascii="Bookman Old Style" w:hAnsi="Bookman Old Style"/>
+          <w:sz w:val="22"/>
+          <w:szCs w:val="22"/>
+          <w:lang w:eastAsia="it-IT"/>
+        </w:rPr>
+        <w:t xml:space="preserve"> a </w:t>
+      </w:r>
+      <w:r>
+        <w:rPr>
+          <w:rFonts w:ascii="Bookman Old Style" w:hAnsi="Bookman Old Style"/>
+          <w:sz w:val="22"/>
+          <w:szCs w:val="22"/>
+          <w:lang w:eastAsia="it-IT"/>
+        </w:rPr>
+        <w:t>{{</w:t>
+      </w:r>
+      <w:r>
+        <w:rPr>
+          <w:rFonts w:ascii="Bookman Old Style" w:hAnsi="Bookman Old Style"/>
+          <w:sz w:val="22"/>
+          <w:szCs w:val="22"/>
+          <w:highlight w:val="yellow"/>
+          <w:lang w:eastAsia="it-IT"/>
+        </w:rPr>
+        <w:t xml:space="preserve">tempo </w:t>
+      </w:r>
+      <w:r>
+        <w:rPr>
+          <w:rFonts w:ascii="Bookman Old Style" w:hAnsi="Bookman Old Style"/>
+          <w:sz w:val="22"/>
+          <w:szCs w:val="22"/>
+          <w:highlight w:val="yellow"/>
+          <w:lang w:eastAsia="it-IT"/>
+        </w:rPr>
+        <w:t>in</w:t>
+      </w:r>
+      <w:r>
+        <w:rPr>
+          <w:rFonts w:ascii="Bookman Old Style" w:hAnsi="Bookman Old Style"/>
+          <w:sz w:val="22"/>
+          <w:szCs w:val="22"/>
+          <w:highlight w:val="yellow"/>
+          <w:lang w:eastAsia="it-IT"/>
+        </w:rPr>
+        <w:t>determinato</w:t>
+      </w:r>
+      <w:r>
+        <w:rPr>
+          <w:rFonts w:ascii="Bookman Old Style" w:hAnsi="Bookman Old Style"/>
+          <w:sz w:val="22"/>
+          <w:szCs w:val="22"/>
+          <w:lang w:eastAsia="it-IT"/>
+        </w:rPr>
+        <w:t>}}</w:t>
+      </w:r>
+      <w:r>
+        <w:rPr>
+          <w:rFonts w:ascii="Bookman Old Style" w:hAnsi="Bookman Old Style"/>
+          <w:sz w:val="22"/>
+          <w:szCs w:val="22"/>
+          <w:lang w:eastAsia="it-IT"/>
+        </w:rPr>
+        <w:t xml:space="preserve">, </w:t>
+      </w:r>
+      <w:r>
+        <w:rPr>
+          <w:rFonts w:ascii="Bookman Old Style" w:hAnsi="Bookman Old Style" w:cs="Arial"/>
+          <w:sz w:val="22"/>
+          <w:szCs w:val="22"/>
+          <w:lang w:eastAsia="it-IT"/>
+        </w:rPr>
+        <w:t>come previsto dall’articolo 19, D. Lgs. n. 81/2015, come modificato dal D.L. n. 87/2018.</w:t>
+      </w:r>
     </w:p>
     <w:p>
       <w:pPr>
         <w:suppressAutoHyphens w:val="0"/>
         <w:jc w:val="both"/>
         <w:rPr>
-          <w:rFonts w:ascii="Bookman Old Style" w:hAnsi="Bookman Old Style"/>
+          <w:rFonts w:ascii="Bookman Old Style" w:hAnsi="Bookman Old Style" w:cs="Arial"/>
           <w:sz w:val="22"/>
           <w:szCs w:val="22"/>
           <w:lang w:eastAsia="it-IT"/>
@@ -175,20 +289,63 @@
         <w:suppressAutoHyphens w:val="0"/>
         <w:jc w:val="both"/>
         <w:rPr>
+          <w:rFonts w:ascii="Bookman Old Style" w:hAnsi="Bookman Old Style"/>
+          <w:sz w:val="22"/>
+          <w:szCs w:val="22"/>
+          <w:lang w:eastAsia="it-IT"/>
+        </w:rPr>
+      </w:pPr>
+      <w:r>
+        <w:rPr>
           <w:rFonts w:ascii="Bookman Old Style" w:hAnsi="Bookman Old Style" w:cs="Arial"/>
           <w:sz w:val="22"/>
           <w:szCs w:val="22"/>
           <w:lang w:eastAsia="it-IT"/>
         </w:rPr>
-      </w:pPr>
-      <w:r>
-        <w:rPr>
-          <w:rFonts w:ascii="Bookman Old Style" w:hAnsi="Bookman Old Style"/>
-          <w:sz w:val="22"/>
-          <w:szCs w:val="22"/>
-          <w:lang w:eastAsia="it-IT"/>
-        </w:rPr>
-        <w:t xml:space="preserve">Facciamo seguito ai colloqui intercorsi per confermarLe l’assunzione alle ns. dipendenze in qualità di impiegata, </w:t>
+        <w:t>L’assunzione è alle seguenti condizioni:</w:t>
+      </w:r>
+    </w:p>
+    <w:p>
+      <w:pPr>
+        <w:suppressAutoHyphens w:val="0"/>
+        <w:jc w:val="both"/>
+        <w:rPr>
+          <w:rFonts w:ascii="Bookman Old Style" w:hAnsi="Bookman Old Style"/>
+          <w:sz w:val="22"/>
+          <w:szCs w:val="22"/>
+          <w:lang w:eastAsia="it-IT"/>
+        </w:rPr>
+      </w:pPr>
+    </w:p>
+    <w:p>
+      <w:pPr>
+        <w:suppressAutoHyphens w:val="0"/>
+        <w:jc w:val="both"/>
+        <w:rPr>
+          <w:rFonts w:ascii="Bookman Old Style" w:hAnsi="Bookman Old Style"/>
+          <w:sz w:val="22"/>
+          <w:szCs w:val="22"/>
+          <w:lang w:eastAsia="it-IT"/>
+        </w:rPr>
+      </w:pPr>
+      <w:r>
+        <w:rPr>
+          <w:rFonts w:ascii="Bookman Old Style" w:hAnsi="Bookman Old Style"/>
+          <w:b/>
+          <w:sz w:val="22"/>
+          <w:szCs w:val="22"/>
+          <w:lang w:eastAsia="it-IT"/>
+        </w:rPr>
+        <w:t>Data di assunzione</w:t>
+      </w:r>
+      <w:r>
+        <w:rPr>
+          <w:rFonts w:ascii="Bookman Old Style" w:hAnsi="Bookman Old Style"/>
+          <w:sz w:val="22"/>
+          <w:szCs w:val="22"/>
+          <w:lang w:eastAsia="it-IT"/>
+        </w:rPr>
+        <w:t xml:space="preserve">: </w:t>
       </w:r>
       <w:r>
         <w:rPr>
@@ -207,7 +364,7 @@
           <w:highlight w:val="yellow"/>
           <w:lang w:eastAsia="it-IT"/>
         </w:rPr>
-        <w:t>full time</w:t>
+        <w:t>01 gennaio 2026</w:t>
       </w:r>
       <w:r>
         <w:rPr>
@@ -218,190 +375,10 @@
         </w:rPr>
         <w:t>}}</w:t>
       </w:r>
-      <w:r>
-        <w:rPr>
-          <w:rFonts w:ascii="Bookman Old Style" w:hAnsi="Bookman Old Style"/>
-          <w:sz w:val="22"/>
-          <w:szCs w:val="22"/>
-          <w:lang w:eastAsia="it-IT"/>
-        </w:rPr>
-        <w:t xml:space="preserve"> a </w:t>
-      </w:r>
-      <w:r>
-        <w:rPr>
-          <w:rFonts w:ascii="Bookman Old Style" w:hAnsi="Bookman Old Style"/>
-          <w:sz w:val="22"/>
-          <w:szCs w:val="22"/>
-          <w:lang w:eastAsia="it-IT"/>
-        </w:rPr>
-        <w:t>{{</w:t>
-      </w:r>
-      <w:r>
-        <w:rPr>
-          <w:rFonts w:ascii="Bookman Old Style" w:hAnsi="Bookman Old Style"/>
-          <w:sz w:val="22"/>
-          <w:szCs w:val="22"/>
-          <w:highlight w:val="yellow"/>
-          <w:lang w:eastAsia="it-IT"/>
-        </w:rPr>
-        <w:t xml:space="preserve">tempo </w:t>
-      </w:r>
-      <w:r>
-        <w:rPr>
-          <w:rFonts w:ascii="Bookman Old Style" w:hAnsi="Bookman Old Style"/>
-          <w:sz w:val="22"/>
-          <w:szCs w:val="22"/>
-          <w:highlight w:val="yellow"/>
-          <w:lang w:eastAsia="it-IT"/>
-        </w:rPr>
-        <w:t>in</w:t>
-      </w:r>
-      <w:r>
-        <w:rPr>
-          <w:rFonts w:ascii="Bookman Old Style" w:hAnsi="Bookman Old Style"/>
-          <w:sz w:val="22"/>
-          <w:szCs w:val="22"/>
-          <w:highlight w:val="yellow"/>
-          <w:lang w:eastAsia="it-IT"/>
-        </w:rPr>
-        <w:t>determinato</w:t>
-      </w:r>
-      <w:r>
-        <w:rPr>
-          <w:rFonts w:ascii="Bookman Old Style" w:hAnsi="Bookman Old Style"/>
-          <w:sz w:val="22"/>
-          <w:szCs w:val="22"/>
-          <w:lang w:eastAsia="it-IT"/>
-        </w:rPr>
-        <w:t>}}</w:t>
-      </w:r>
-      <w:r>
-        <w:rPr>
-          <w:rFonts w:ascii="Bookman Old Style" w:hAnsi="Bookman Old Style"/>
-          <w:sz w:val="22"/>
-          <w:szCs w:val="22"/>
-          <w:lang w:eastAsia="it-IT"/>
-        </w:rPr>
-        <w:t xml:space="preserve">, </w:t>
-      </w:r>
-      <w:r>
-        <w:rPr>
-          <w:rFonts w:ascii="Bookman Old Style" w:hAnsi="Bookman Old Style" w:cs="Arial"/>
-          <w:sz w:val="22"/>
-          <w:szCs w:val="22"/>
-          <w:lang w:eastAsia="it-IT"/>
-        </w:rPr>
-        <w:t>come previsto dall’articolo 19, D. Lgs. n. 81/2015, come modificato dal D.L. n. 87/2018.</w:t>
-      </w:r>
-    </w:p>
-    <w:p>
-      <w:pPr>
-        <w:suppressAutoHyphens w:val="0"/>
-        <w:jc w:val="both"/>
-        <w:rPr>
-          <w:rFonts w:ascii="Bookman Old Style" w:hAnsi="Bookman Old Style" w:cs="Arial"/>
-          <w:sz w:val="22"/>
-          <w:szCs w:val="22"/>
-          <w:lang w:eastAsia="it-IT"/>
-        </w:rPr>
-      </w:pPr>
-    </w:p>
-    <w:p>
-      <w:pPr>
-        <w:suppressAutoHyphens w:val="0"/>
-        <w:jc w:val="both"/>
-        <w:rPr>
-          <w:rFonts w:ascii="Bookman Old Style" w:hAnsi="Bookman Old Style"/>
-          <w:sz w:val="22"/>
-          <w:szCs w:val="22"/>
-          <w:lang w:eastAsia="it-IT"/>
-        </w:rPr>
-      </w:pPr>
-      <w:r>
-        <w:rPr>
-          <w:rFonts w:ascii="Bookman Old Style" w:hAnsi="Bookman Old Style" w:cs="Arial"/>
-          <w:sz w:val="22"/>
-          <w:szCs w:val="22"/>
-          <w:lang w:eastAsia="it-IT"/>
-        </w:rPr>
-        <w:t>L’assunzione è alle seguenti condizioni:</w:t>
-      </w:r>
-    </w:p>
-    <w:p>
-      <w:pPr>
-        <w:suppressAutoHyphens w:val="0"/>
-        <w:jc w:val="both"/>
-        <w:rPr>
-          <w:rFonts w:ascii="Bookman Old Style" w:hAnsi="Bookman Old Style"/>
-          <w:sz w:val="22"/>
-          <w:szCs w:val="22"/>
-          <w:lang w:eastAsia="it-IT"/>
-        </w:rPr>
-      </w:pPr>
-    </w:p>
-    <w:p>
-      <w:pPr>
-        <w:suppressAutoHyphens w:val="0"/>
-        <w:jc w:val="both"/>
-        <w:rPr>
-          <w:rFonts w:ascii="Bookman Old Style" w:hAnsi="Bookman Old Style"/>
-          <w:sz w:val="22"/>
-          <w:szCs w:val="22"/>
-          <w:lang w:eastAsia="it-IT"/>
-        </w:rPr>
-      </w:pPr>
-      <w:r>
-        <w:rPr>
-          <w:rFonts w:ascii="Bookman Old Style" w:hAnsi="Bookman Old Style"/>
-          <w:b/>
-          <w:sz w:val="22"/>
-          <w:szCs w:val="22"/>
-          <w:lang w:eastAsia="it-IT"/>
-        </w:rPr>
-        <w:t>Data di assunzione</w:t>
-      </w:r>
-      <w:r>
-        <w:rPr>
-          <w:rFonts w:ascii="Bookman Old Style" w:hAnsi="Bookman Old Style"/>
-          <w:sz w:val="22"/>
-          <w:szCs w:val="22"/>
-          <w:lang w:eastAsia="it-IT"/>
-        </w:rPr>
-        <w:t xml:space="preserve">: </w:t>
-      </w:r>
-      <w:r>
-        <w:rPr>
-          <w:rFonts w:ascii="Bookman Old Style" w:hAnsi="Bookman Old Style"/>
-          <w:sz w:val="22"/>
-          <w:szCs w:val="22"/>
-          <w:lang w:eastAsia="it-IT"/>
-        </w:rPr>
-        <w:t>{{</w:t>
-      </w:r>
-      <w:r>
-        <w:rPr>
-          <w:rFonts w:ascii="Bookman Old Style" w:hAnsi="Bookman Old Style"/>
-          <w:sz w:val="22"/>
-          <w:szCs w:val="22"/>
-          <w:highlight w:val="yellow"/>
-          <w:lang w:eastAsia="it-IT"/>
-        </w:rPr>
-        <w:t>01 gennaio 2026</w:t>
-      </w:r>
-      <w:r>
-        <w:rPr>
-          <w:rFonts w:ascii="Bookman Old Style" w:hAnsi="Bookman Old Style"/>
-          <w:sz w:val="22"/>
-          <w:szCs w:val="22"/>
-          <w:lang w:eastAsia="it-IT"/>
-        </w:rPr>
-        <w:t>}}</w:t>
-      </w:r>
-    </w:p>
-    <w:p>
-      <w:pPr>
-        <w:suppressAutoHyphens w:val="0"/>
-        <w:jc w:val="both"/>
+    </w:p>
+    <w:p>
+      <w:pPr>
+        <w:suppressAutoHyphens w:val="0"/>
         <w:rPr>
           <w:rFonts w:ascii="Bookman Old Style" w:hAnsi="Bookman Old Style"/>
           <w:sz w:val="22"/>
@@ -1257,25 +1234,14 @@
           <w:lang w:eastAsia="it-IT"/>
         </w:rPr>
       </w:pPr>
-      <w:proofErr w:type="spellStart"/>
-      <w:r>
-        <w:rPr>
-          <w:rFonts w:ascii="Bookman Old Style" w:hAnsi="Bookman Old Style"/>
-          <w:sz w:val="22"/>
-          <w:szCs w:val="22"/>
-          <w:lang w:eastAsia="it-IT"/>
-        </w:rPr>
-        <w:t>Nell’augurarLe</w:t>
-      </w:r>
-      <w:proofErr w:type="spellEnd"/>
-      <w:r>
-        <w:rPr>
-          <w:rFonts w:ascii="Bookman Old Style" w:hAnsi="Bookman Old Style"/>
-          <w:sz w:val="22"/>
-          <w:szCs w:val="22"/>
-          <w:lang w:eastAsia="it-IT"/>
-        </w:rPr>
-        <w:t xml:space="preserve"> una proficua e reciproca collaborazione, La preghiamo di renderci copia della presente firmata in segno di benestare ed accettazione.</w:t>
+      <w:r>
+        <w:rPr>
+          <w:rFonts w:ascii="Bookman Old Style" w:hAnsi="Bookman Old Style"/>
+          <w:sz w:val="22"/>
+          <w:szCs w:val="22"/>
+          <w:lang w:eastAsia="it-IT"/>
+        </w:rPr>
+        <w:t>Nell’augurarLe una proficua e reciproca collaborazione, La preghiamo di renderci copia della presente firmata in segno di benestare ed accettazione.</w:t>
       </w:r>
     </w:p>
     <w:p>
@@ -1468,27 +1434,7 @@
           <w:szCs w:val="22"/>
           <w:lang w:eastAsia="it-IT"/>
         </w:rPr>
-        <w:t>{{</w:t>
-      </w:r>
-      <w:proofErr w:type="spellStart"/>
-      <w:r>
-        <w:rPr>
-          <w:rFonts w:ascii="Bookman Old Style" w:hAnsi="Bookman Old Style"/>
-          <w:sz w:val="22"/>
-          <w:szCs w:val="22"/>
-          <w:lang w:eastAsia="it-IT"/>
-        </w:rPr>
-        <w:t>Nome_Completo</w:t>
-      </w:r>
-      <w:proofErr w:type="spellEnd"/>
-      <w:r>
-        <w:rPr>
-          <w:rFonts w:ascii="Bookman Old Style" w:hAnsi="Bookman Old Style"/>
-          <w:sz w:val="22"/>
-          <w:szCs w:val="22"/>
-          <w:lang w:eastAsia="it-IT"/>
-        </w:rPr>
-        <w:t>}}</w:t>
+        <w:t>{{Nome_Completo}}</w:t>
       </w:r>
     </w:p>
     <w:p>
@@ -1636,27 +1582,7 @@
           <w:szCs w:val="22"/>
           <w:lang w:eastAsia="it-IT"/>
         </w:rPr>
-        <w:t>{{</w:t>
-      </w:r>
-      <w:proofErr w:type="spellStart"/>
-      <w:r>
-        <w:rPr>
-          <w:rFonts w:ascii="Bookman Old Style" w:hAnsi="Bookman Old Style"/>
-          <w:sz w:val="22"/>
-          <w:szCs w:val="22"/>
-          <w:lang w:eastAsia="it-IT"/>
-        </w:rPr>
-        <w:t>Nome_Completo</w:t>
-      </w:r>
-      <w:proofErr w:type="spellEnd"/>
-      <w:r>
-        <w:rPr>
-          <w:rFonts w:ascii="Bookman Old Style" w:hAnsi="Bookman Old Style"/>
-          <w:sz w:val="22"/>
-          <w:szCs w:val="22"/>
-          <w:lang w:eastAsia="it-IT"/>
-        </w:rPr>
-        <w:t>}}</w:t>
+        <w:t>{{Nome_Completo}}</w:t>
       </w:r>
     </w:p>
     <w:p>
@@ -1889,33 +1815,7 @@
               <w:szCs w:val="14"/>
               <w:lang w:val="en-GB"/>
             </w:rPr>
-            <w:t xml:space="preserve">HQ Engineering </w:t>
-          </w:r>
-          <w:proofErr w:type="spellStart"/>
-          <w:r>
-            <w:rPr>
-              <w:rFonts w:cs="Arial"/>
-              <w:b/>
-              <w:smallCaps/>
-              <w:color w:val="365F91"/>
-              <w:sz w:val="18"/>
-              <w:szCs w:val="14"/>
-              <w:lang w:val="en-GB"/>
-            </w:rPr>
-            <w:t>S.r.l</w:t>
-          </w:r>
-          <w:proofErr w:type="spellEnd"/>
-          <w:r>
-            <w:rPr>
-              <w:rFonts w:cs="Arial"/>
-              <w:b/>
-              <w:smallCaps/>
-              <w:color w:val="365F91"/>
-              <w:sz w:val="18"/>
-              <w:szCs w:val="14"/>
-              <w:lang w:val="en-GB"/>
-            </w:rPr>
-            <w:t xml:space="preserve">. </w:t>
+            <w:t xml:space="preserve">HQ Engineering S.r.l. </w:t>
           </w:r>
         </w:p>
         <w:p>
@@ -2051,42 +1951,8 @@
               <w:sz w:val="14"/>
               <w:szCs w:val="14"/>
             </w:rPr>
-            <w:t xml:space="preserve">10.000 </w:t>
+            <w:t>10.000 €  i.v.</w:t>
           </w:r>
-          <w:proofErr w:type="gramStart"/>
-          <w:r>
-            <w:rPr>
-              <w:rFonts w:cs="Arial"/>
-              <w:smallCaps/>
-              <w:color w:val="365F91"/>
-              <w:sz w:val="14"/>
-              <w:szCs w:val="14"/>
-            </w:rPr>
-            <w:t xml:space="preserve">€  </w:t>
-          </w:r>
-          <w:proofErr w:type="spellStart"/>
-          <w:r>
-            <w:rPr>
-              <w:rFonts w:cs="Arial"/>
-              <w:smallCaps/>
-              <w:color w:val="365F91"/>
-              <w:sz w:val="14"/>
-              <w:szCs w:val="14"/>
-            </w:rPr>
-            <w:t>i.v</w:t>
-          </w:r>
-          <w:proofErr w:type="spellEnd"/>
-          <w:r>
-            <w:rPr>
-              <w:rFonts w:cs="Arial"/>
-              <w:smallCaps/>
-              <w:color w:val="365F91"/>
-              <w:sz w:val="14"/>
-              <w:szCs w:val="14"/>
-            </w:rPr>
-            <w:t>.</w:t>
-          </w:r>
-          <w:proofErr w:type="gramEnd"/>
         </w:p>
       </w:tc>
       <w:tc>
@@ -2221,7 +2087,6 @@
           <w:pPr>
             <w:pStyle w:val="Pidipagina"/>
           </w:pPr>
-          <w:proofErr w:type="gramStart"/>
           <w:r>
             <w:rPr>
               <w:rFonts w:cs="Arial"/>
@@ -2232,7 +2097,6 @@
             </w:rPr>
             <w:t>20157  Milano</w:t>
           </w:r>
-          <w:proofErr w:type="gramEnd"/>
         </w:p>
       </w:tc>
       <w:tc>
